--- a/documents/1as/modhakirat/modhakira_wahda7_1as.docx
+++ b/documents/1as/modhakirat/modhakira_wahda7_1as.docx
@@ -243,70 +243,483 @@
         <w:br w:type="page"/>
       </w:r>
     </w:p>
+    <w:tbl>
+      <w:tblPr>
+        <w:tblW w:w="9864" w:type="dxa"/>
+        <w:jc w:val="center"/>
+        <w:tblBorders>
+          <w:top w:val="single" w:sz="10" w:space="0" w:color="8F1E18"/>
+          <w:left w:val="single" w:sz="10" w:space="0" w:color="8F1E18"/>
+          <w:bottom w:val="single" w:sz="10" w:space="0" w:color="8F1E18"/>
+          <w:right w:val="single" w:sz="10" w:space="0" w:color="8F1E18"/>
+          <w:insideH w:val="single" w:sz="10" w:space="0" w:color="8F1E18"/>
+        </w:tblBorders>
+        <w:tblLayout w:type="fixed"/>
+        <w:tblCellMar>
+          <w:top w:w="40" w:type="dxa"/>
+          <w:left w:w="140" w:type="dxa"/>
+          <w:bottom w:w="60" w:type="dxa"/>
+          <w:right w:w="140" w:type="dxa"/>
+        </w:tblCellMar>
+      </w:tblPr>
+      <w:tblGrid>
+        <w:gridCol w:w="9864"/>
+      </w:tblGrid>
+      <w:tr>
+        <w:trPr>
+          <w:cantSplit/>
+        </w:trPr>
+        <w:tc>
+          <w:tcPr>
+            <w:tcW w:w="9864" w:type="dxa"/>
+            <w:shd w:val="clear" w:color="auto" w:fill="8F1E18"/>
+          </w:tcPr>
+          <w:p>
+            <w:pPr>
+              <w:keepNext/>
+              <w:bidi/>
+              <w:spacing w:before="0" w:after="0"/>
+            </w:pPr>
+            <w:r>
+              <w:rPr>
+                <w:b/>
+                <w:bCs/>
+                <w:color w:val="FFFFFF"/>
+                <w:rtl/>
+              </w:rPr>
+              <w:t xml:space="preserve">مذكرة رقم 43</w:t>
+            </w:r>
+          </w:p>
+        </w:tc>
+      </w:tr>
+      <w:tr>
+        <w:tc>
+          <w:tcPr>
+            <w:tcW w:w="9864" w:type="dxa"/>
+            <w:shd w:val="clear" w:color="auto" w:fill="FBF4F4"/>
+          </w:tcPr>
+          <w:tbl>
+            <w:tblPr>
+              <w:tblStyle w:val="Table"/>
+              <w:tblW w:w="7128" w:type="dxa"/>
+              <w:jc w:val="center"/>
+              <w:tblBorders>
+                <w:top w:val="single" w:sz="4" w:space="0" w:color="000000"/>
+                <w:left w:val="single" w:sz="4" w:space="0" w:color="000000"/>
+                <w:bottom w:val="single" w:sz="4" w:space="0" w:color="000000"/>
+                <w:right w:val="single" w:sz="4" w:space="0" w:color="000000"/>
+                <w:insideH w:val="single" w:sz="4" w:space="0" w:color="000000"/>
+                <w:insideV w:val="single" w:sz="4" w:space="0" w:color="000000"/>
+              </w:tblBorders>
+              <w:tblLook w:firstRow="0" w:lastRow="0" w:firstColumn="0" w:lastColumn="0" w:noHBand="0" w:noVBand="0" w:val="0000"/>
+            </w:tblPr>
+            <w:tblGrid>
+              <w:gridCol w:w="3564"/>
+              <w:gridCol w:w="3564"/>
+            </w:tblGrid>
+            <w:tr>
+              <w:tc>
+                <w:tcPr/>
+                <w:p>
+                  <w:pPr>
+                    <w:pStyle w:val="Compact"/>
+                    <w:bidi/>
+                    <w:jc w:val="left"/>
+                  </w:pPr>
+                  <w:r>
+                    <w:rPr>
+                      <w:b/>
+                      <w:bCs/>
+                      <w:rtl/>
+                    </w:rPr>
+                    <w:t xml:space="preserve">المستوى:</w:t>
+                  </w:r>
+                  <w:r>
+                    <w:rPr>
+                      <w:rtl/>
+                    </w:rPr>
+                    <w:t xml:space="preserve"> </w:t>
+                  </w:r>
+                  <w:r>
+                    <w:rPr>
+                      <w:rtl/>
+                    </w:rPr>
+                    <w:t xml:space="preserve">1 ج م ع ت</w:t>
+                  </w:r>
+                </w:p>
+              </w:tc>
+              <w:tc>
+                <w:tcPr/>
+                <w:p>
+                  <w:pPr>
+                    <w:pStyle w:val="Compact"/>
+                    <w:bidi/>
+                    <w:jc w:val="left"/>
+                  </w:pPr>
+                  <w:r>
+                    <w:rPr>
+                      <w:b/>
+                      <w:bCs/>
+                      <w:rtl/>
+                    </w:rPr>
+                    <w:t xml:space="preserve">الثانوية:</w:t>
+                  </w:r>
+                  <w:r>
+                    <w:rPr>
+                      <w:rtl/>
+                    </w:rPr>
+                    <w:t xml:space="preserve"> </w:t>
+                  </w:r>
+                  <w:r>
+                    <w:rPr>
+                      <w:rtl/>
+                    </w:rPr>
+                    <w:t xml:space="preserve">..........</w:t>
+                  </w:r>
+                </w:p>
+              </w:tc>
+            </w:tr>
+            <w:tr>
+              <w:tc>
+                <w:tcPr/>
+                <w:p>
+                  <w:pPr>
+                    <w:pStyle w:val="Compact"/>
+                    <w:bidi/>
+                    <w:jc w:val="left"/>
+                  </w:pPr>
+                  <w:r>
+                    <w:rPr>
+                      <w:b/>
+                      <w:bCs/>
+                      <w:rtl/>
+                    </w:rPr>
+                    <w:t xml:space="preserve">المادة:</w:t>
+                  </w:r>
+                  <w:r>
+                    <w:rPr>
+                      <w:rtl/>
+                    </w:rPr>
+                    <w:t xml:space="preserve"> </w:t>
+                  </w:r>
+                  <w:r>
+                    <w:rPr>
+                      <w:rtl/>
+                    </w:rPr>
+                    <w:t xml:space="preserve">رياضيات</w:t>
+                  </w:r>
+                </w:p>
+              </w:tc>
+              <w:tc>
+                <w:tcPr/>
+                <w:p>
+                  <w:pPr>
+                    <w:pStyle w:val="Compact"/>
+                    <w:bidi/>
+                    <w:jc w:val="left"/>
+                  </w:pPr>
+                  <w:r>
+                    <w:rPr>
+                      <w:b/>
+                      <w:bCs/>
+                      <w:rtl/>
+                    </w:rPr>
+                    <w:t xml:space="preserve">ميدان التعلم:</w:t>
+                  </w:r>
+                  <w:r>
+                    <w:rPr>
+                      <w:rtl/>
+                    </w:rPr>
+                    <w:t xml:space="preserve"> </w:t>
+                  </w:r>
+                  <w:r>
+                    <w:rPr>
+                      <w:rtl/>
+                    </w:rPr>
+                    <w:t xml:space="preserve">هندسة</w:t>
+                  </w:r>
+                </w:p>
+              </w:tc>
+            </w:tr>
+            <w:tr>
+              <w:tc>
+                <w:tcPr/>
+                <w:p>
+                  <w:pPr>
+                    <w:pStyle w:val="Compact"/>
+                    <w:bidi/>
+                    <w:jc w:val="left"/>
+                  </w:pPr>
+                  <w:r>
+                    <w:rPr>
+                      <w:b/>
+                      <w:bCs/>
+                      <w:rtl/>
+                    </w:rPr>
+                    <w:t xml:space="preserve">المدة:</w:t>
+                  </w:r>
+                  <w:r>
+                    <w:rPr>
+                      <w:rtl/>
+                    </w:rPr>
+                    <w:t xml:space="preserve"> </w:t>
+                  </w:r>
+                  <w:r>
+                    <w:rPr>
+                      <w:rtl/>
+                    </w:rPr>
+                    <w:t xml:space="preserve">02 سا</w:t>
+                  </w:r>
+                </w:p>
+              </w:tc>
+              <w:tc>
+                <w:tcPr/>
+                <w:p>
+                  <w:pPr>
+                    <w:pStyle w:val="Compact"/>
+                    <w:bidi/>
+                    <w:jc w:val="left"/>
+                  </w:pPr>
+                  <w:r>
+                    <w:rPr>
+                      <w:b/>
+                      <w:bCs/>
+                      <w:rtl/>
+                    </w:rPr>
+                    <w:t xml:space="preserve">الوحدة التعلمية:</w:t>
+                  </w:r>
+                  <w:r>
+                    <w:rPr>
+                      <w:rtl/>
+                    </w:rPr>
+                    <w:t xml:space="preserve"> </w:t>
+                  </w:r>
+                  <w:r>
+                    <w:rPr>
+                      <w:rtl/>
+                    </w:rPr>
+                    <w:t xml:space="preserve">الهندسة في الفضاء</w:t>
+                  </w:r>
+                </w:p>
+              </w:tc>
+            </w:tr>
+            <w:tr>
+              <w:tc>
+                <w:tcPr/>
+                <w:p>
+                  <w:pPr>
+                    <w:pStyle w:val="Compact"/>
+                    <w:bidi/>
+                    <w:jc w:val="left"/>
+                  </w:pPr>
+                  <w:r>
+                    <w:rPr>
+                      <w:b/>
+                      <w:bCs/>
+                      <w:rtl/>
+                    </w:rPr>
+                    <w:t xml:space="preserve">الأستاذ:</w:t>
+                  </w:r>
+                  <w:r>
+                    <w:rPr>
+                      <w:rtl/>
+                    </w:rPr>
+                    <w:t xml:space="preserve"> </w:t>
+                  </w:r>
+                  <w:r>
+                    <w:rPr>
+                      <w:rtl/>
+                    </w:rPr>
+                    <w:t xml:space="preserve">..........</w:t>
+                  </w:r>
+                </w:p>
+              </w:tc>
+              <w:tc>
+                <w:tcPr/>
+                <w:p>
+                  <w:pPr>
+                    <w:pStyle w:val="Compact"/>
+                    <w:bidi/>
+                    <w:jc w:val="left"/>
+                  </w:pPr>
+                  <w:r>
+                    <w:rPr>
+                      <w:b/>
+                      <w:bCs/>
+                      <w:rtl/>
+                    </w:rPr>
+                    <w:t xml:space="preserve">المحتوى المعرفي:</w:t>
+                  </w:r>
+                  <w:r>
+                    <w:rPr>
+                      <w:rtl/>
+                    </w:rPr>
+                    <w:t xml:space="preserve"> </w:t>
+                  </w:r>
+                  <w:r>
+                    <w:rPr>
+                      <w:rtl/>
+                    </w:rPr>
+                    <w:t xml:space="preserve">المجسمات المألوفة: الأطوال والمساحات والحجوم</w:t>
+                  </w:r>
+                </w:p>
+              </w:tc>
+            </w:tr>
+          </w:tbl>
+          <w:p>
+            <w:pPr>
+              <w:bidi/>
+              <w:spacing w:before="120"/>
+            </w:pPr>
+          </w:p>
+        </w:tc>
+      </w:tr>
+    </w:tbl>
     <w:p>
       <w:pPr>
-        <w:numPr>
-          <w:ilvl w:val="0"/>
-          <w:numId w:val="1002"/>
-        </w:numPr>
         <w:bidi/>
+        <w:spacing w:before="0" w:after="0"/>
       </w:pPr>
+    </w:p>
+    <w:tbl>
+      <w:tblPr>
+        <w:tblStyle w:val="Table"/>
+        <w:tblW w:w="7128" w:type="dxa"/>
+        <w:jc w:val="center"/>
+        <w:tblBorders>
+          <w:top w:val="single" w:sz="4" w:space="0" w:color="000000"/>
+          <w:left w:val="single" w:sz="4" w:space="0" w:color="000000"/>
+          <w:bottom w:val="single" w:sz="4" w:space="0" w:color="000000"/>
+          <w:right w:val="single" w:sz="4" w:space="0" w:color="000000"/>
+          <w:insideH w:val="single" w:sz="4" w:space="0" w:color="000000"/>
+          <w:insideV w:val="single" w:sz="4" w:space="0" w:color="000000"/>
+        </w:tblBorders>
+        <w:tblLook w:firstRow="0" w:lastRow="0" w:firstColumn="0" w:lastColumn="0" w:noHBand="0" w:noVBand="0" w:val="0000"/>
+      </w:tblPr>
+      <w:tblGrid>
+        <w:gridCol w:w="3564"/>
+        <w:gridCol w:w="3564"/>
+      </w:tblGrid>
+      <w:tr>
+        <w:tc>
+          <w:tcPr/>
+          <w:p>
+            <w:pPr>
+              <w:bidi/>
+              <w:jc w:val="left"/>
+            </w:pPr>
+            <w:r>
+              <w:rPr>
+                <w:b/>
+                <w:bCs/>
+                <w:rtl/>
+              </w:rPr>
+              <w:t xml:space="preserve">الكفاءات المستهدفة:</w:t>
+            </w:r>
+          </w:p>
+          <w:p>
+            <w:pPr>
+              <w:numPr>
+                <w:ilvl w:val="0"/>
+                <w:numId w:val="1002"/>
+              </w:numPr>
+              <w:bidi/>
+              <w:jc w:val="left"/>
+            </w:pPr>
+            <w:r>
+              <w:rPr>
+                <w:rtl/>
+              </w:rPr>
+              <w:t xml:space="preserve">التعرّف على المجسمات المألوفة.</w:t>
+            </w:r>
+          </w:p>
+          <w:p>
+            <w:pPr>
+              <w:numPr>
+                <w:ilvl w:val="0"/>
+                <w:numId w:val="1002"/>
+              </w:numPr>
+              <w:bidi/>
+              <w:jc w:val="left"/>
+            </w:pPr>
+            <w:r>
+              <w:rPr>
+                <w:rtl/>
+              </w:rPr>
+              <w:t xml:space="preserve">حساب أطوال ومساحات وحجوم.</w:t>
+            </w:r>
+          </w:p>
+        </w:tc>
+        <w:tc>
+          <w:tcPr/>
+          <w:p>
+            <w:pPr>
+              <w:bidi/>
+              <w:jc w:val="left"/>
+            </w:pPr>
+            <w:r>
+              <w:rPr>
+                <w:b/>
+                <w:bCs/>
+                <w:rtl/>
+              </w:rPr>
+              <w:t xml:space="preserve">الكفاءات القبلية:</w:t>
+            </w:r>
+          </w:p>
+          <w:p>
+            <w:pPr>
+              <w:numPr>
+                <w:ilvl w:val="0"/>
+                <w:numId w:val="1003"/>
+              </w:numPr>
+              <w:bidi/>
+              <w:jc w:val="left"/>
+            </w:pPr>
+            <w:r>
+              <w:rPr>
+                <w:rtl/>
+              </w:rPr>
+              <w:t xml:space="preserve">المجسمات المألوفة ومساحاتها وحجومها (المتوسط).</w:t>
+            </w:r>
+          </w:p>
+          <w:p>
+            <w:pPr>
+              <w:numPr>
+                <w:ilvl w:val="0"/>
+                <w:numId w:val="1003"/>
+              </w:numPr>
+              <w:bidi/>
+              <w:jc w:val="left"/>
+            </w:pPr>
+            <w:r>
+              <w:rPr>
+                <w:rtl/>
+              </w:rPr>
+              <w:t xml:space="preserve">مبرهنة فيثاغورس.</w:t>
+            </w:r>
+          </w:p>
+        </w:tc>
+      </w:tr>
+    </w:tbl>
+    <w:p>
+      <w:pPr>
+        <w:bidi/>
+        <w:spacing w:before="120"/>
+      </w:pPr>
+      <w:r>
+        <w:rPr>
+          <w:b/>
+          <w:bCs/>
+          <w:rtl/>
+        </w:rPr>
+        <w:t xml:space="preserve">الوسائل:</w:t>
+      </w:r>
       <w:r>
         <w:rPr>
           <w:rtl/>
         </w:rPr>
-        <w:t xml:space="preserve">المجسمات المألوفة ومساحاتها وحجومها (المتوسط).</w:t>
+        <w:t xml:space="preserve"> </w:t>
       </w:r>
-    </w:p>
-    <w:p>
-      <w:pPr>
-        <w:numPr>
-          <w:ilvl w:val="0"/>
-          <w:numId w:val="1002"/>
-        </w:numPr>
-        <w:bidi/>
-      </w:pPr>
-      <w:r>
-        <w:rPr>
-          <w:rtl/>
-        </w:rPr>
-        <w:t xml:space="preserve">مبرهنة فيثاغورس.</w:t>
-      </w:r>
-    </w:p>
-    <w:p>
-      <w:pPr>
-        <w:numPr>
-          <w:ilvl w:val="0"/>
-          <w:numId w:val="1003"/>
-        </w:numPr>
-        <w:bidi/>
-      </w:pPr>
-      <w:r>
-        <w:rPr>
-          <w:rtl/>
-        </w:rPr>
-        <w:t xml:space="preserve">التعرّف على المجسمات المألوفة.</w:t>
-      </w:r>
-    </w:p>
-    <w:p>
-      <w:pPr>
-        <w:numPr>
-          <w:ilvl w:val="0"/>
-          <w:numId w:val="1003"/>
-        </w:numPr>
-        <w:bidi/>
-      </w:pPr>
-      <w:r>
-        <w:rPr>
-          <w:rtl/>
-        </w:rPr>
-        <w:t xml:space="preserve">حساب أطوال ومساحات وحجوم.</w:t>
-      </w:r>
-    </w:p>
-    <w:p>
-      <w:pPr>
-        <w:bidi/>
-      </w:pPr>
       <w:r>
         <w:rPr>
           <w:rtl/>
@@ -314,9 +727,1687 @@
         <w:t xml:space="preserve">المنهاج ، الكتاب المدرسي ، مراجع ، مجسمات ، أدوات الهندسة.</w:t>
       </w:r>
     </w:p>
+    <w:tbl>
+      <w:tblPr>
+        <w:tblStyle w:val="Table"/>
+        <w:tblW w:w="7681" w:type="dxa"/>
+        <w:jc w:val="center"/>
+        <w:tblBorders>
+          <w:top w:val="single" w:sz="4" w:space="0" w:color="000000"/>
+          <w:left w:val="single" w:sz="4" w:space="0" w:color="000000"/>
+          <w:bottom w:val="single" w:sz="4" w:space="0" w:color="000000"/>
+          <w:right w:val="single" w:sz="4" w:space="0" w:color="000000"/>
+          <w:insideH w:val="single" w:sz="4" w:space="0" w:color="000000"/>
+          <w:insideV w:val="single" w:sz="4" w:space="0" w:color="000000"/>
+        </w:tblBorders>
+        <w:tblLook w:firstRow="0" w:lastRow="0" w:firstColumn="0" w:lastColumn="0" w:noHBand="0" w:noVBand="0" w:val="0000"/>
+      </w:tblPr>
+      <w:tblGrid>
+        <w:gridCol w:w="1188"/>
+        <w:gridCol w:w="712"/>
+        <w:gridCol w:w="4593"/>
+        <w:gridCol w:w="1188"/>
+      </w:tblGrid>
+      <w:tr>
+        <w:tc>
+          <w:tcPr>
+            <w:shd w:val="clear" w:color="auto" w:fill="E4E7ED"/>
+          </w:tcPr>
+          <w:p>
+            <w:pPr>
+              <w:pStyle w:val="Compact"/>
+              <w:bidi/>
+              <w:jc w:val="left"/>
+            </w:pPr>
+            <w:r>
+              <w:rPr>
+                <w:rtl/>
+              </w:rPr>
+              <w:t xml:space="preserve"/>
+            </w:r>
+            <w:r>
+              <w:rPr>
+                <w:b/>
+                <w:bCs/>
+                <w:rtl/>
+              </w:rPr>
+              <w:t xml:space="preserve">توجيهات وتعاليق</w:t>
+            </w:r>
+          </w:p>
+        </w:tc>
+        <w:tc>
+          <w:tcPr>
+            <w:shd w:val="clear" w:color="auto" w:fill="E4E7ED"/>
+          </w:tcPr>
+          <w:p>
+            <w:pPr>
+              <w:pStyle w:val="Compact"/>
+              <w:bidi/>
+              <w:jc w:val="left"/>
+            </w:pPr>
+            <w:r>
+              <w:rPr>
+                <w:b/>
+                <w:bCs/>
+                <w:rtl/>
+              </w:rPr>
+              <w:t xml:space="preserve">المدة</w:t>
+            </w:r>
+          </w:p>
+        </w:tc>
+        <w:tc>
+          <w:tcPr>
+            <w:shd w:val="clear" w:color="auto" w:fill="E4E7ED"/>
+          </w:tcPr>
+          <w:p>
+            <w:pPr>
+              <w:pStyle w:val="Compact"/>
+              <w:bidi/>
+              <w:jc w:val="left"/>
+            </w:pPr>
+            <w:r>
+              <w:rPr>
+                <w:b/>
+                <w:bCs/>
+                <w:rtl/>
+              </w:rPr>
+              <w:t xml:space="preserve">سير الحصة</w:t>
+            </w:r>
+          </w:p>
+        </w:tc>
+        <w:tc>
+          <w:tcPr>
+            <w:shd w:val="clear" w:color="auto" w:fill="E4E7ED"/>
+          </w:tcPr>
+          <w:p>
+            <w:pPr>
+              <w:pStyle w:val="Compact"/>
+              <w:bidi/>
+              <w:jc w:val="left"/>
+            </w:pPr>
+            <w:r>
+              <w:rPr>
+                <w:b/>
+                <w:bCs/>
+                <w:rtl/>
+              </w:rPr>
+              <w:t xml:space="preserve">مراحل الحصة</w:t>
+            </w:r>
+          </w:p>
+        </w:tc>
+      </w:tr>
+      <w:tr>
+        <w:tc>
+          <w:tcPr/>
+          <w:p>
+            <w:pPr>
+              <w:pStyle w:val="Compact"/>
+              <w:bidi/>
+              <w:jc w:val="left"/>
+            </w:pPr>
+            <w:r>
+              <w:rPr>
+                <w:rtl/>
+              </w:rPr>
+              <w:t xml:space="preserve">نحضر مجسمات حقيقية.</w:t>
+            </w:r>
+          </w:p>
+        </w:tc>
+        <w:tc>
+          <w:tcPr/>
+          <w:p>
+            <w:pPr>
+              <w:pStyle w:val="Compact"/>
+              <w:bidi/>
+              <w:jc w:val="left"/>
+            </w:pPr>
+            <w:r>
+              <w:rPr>
+                <w:rtl/>
+              </w:rPr>
+              <w:t xml:space="preserve">10 د</w:t>
+            </w:r>
+          </w:p>
+        </w:tc>
+        <w:tc>
+          <w:tcPr/>
+          <w:p>
+            <w:pPr>
+              <w:pStyle w:val="Compact"/>
+              <w:bidi/>
+              <w:jc w:val="left"/>
+            </w:pPr>
+            <w:r>
+              <w:rPr>
+                <w:b/>
+                <w:bCs/>
+                <w:rtl/>
+              </w:rPr>
+              <w:t xml:space="preserve">التهيئة النفسية:</w:t>
+            </w:r>
+            <w:r>
+              <w:rPr>
+                <w:rtl/>
+              </w:rPr>
+              <w:t xml:space="preserve"> </w:t>
+            </w:r>
+            <w:r>
+              <w:rPr>
+                <w:rtl/>
+              </w:rPr>
+              <w:t xml:space="preserve">ما المجسمات التي نراها في القسم؟ (علبة ، كرة ، أسطوانة ،</w:t>
+            </w:r>
+            <w:r>
+              <w:rPr>
+                <w:rtl/>
+              </w:rPr>
+              <w:t xml:space="preserve"> </w:t>
+            </w:r>
+            <m:oMath>
+              <m:r>
+                <m:rPr>
+                  <m:sty m:val="p"/>
+                </m:rPr>
+                <m:t>…</m:t>
+              </m:r>
+            </m:oMath>
+            <w:r>
+              <w:rPr>
+                <w:rtl/>
+              </w:rPr>
+              <w:t xml:space="preserve">)</w:t>
+            </w:r>
+          </w:p>
+        </w:tc>
+        <w:tc>
+          <w:tcPr>
+            <w:shd w:val="clear" w:color="auto" w:fill="E4E7ED"/>
+          </w:tcPr>
+          <w:p>
+            <w:pPr>
+              <w:pStyle w:val="Compact"/>
+              <w:bidi/>
+              <w:jc w:val="left"/>
+            </w:pPr>
+            <w:r>
+              <w:rPr>
+                <w:rtl/>
+              </w:rPr>
+              <w:t xml:space="preserve"/>
+            </w:r>
+            <w:r>
+              <w:rPr>
+                <w:b/>
+                <w:bCs/>
+                <w:rtl/>
+              </w:rPr>
+              <w:t xml:space="preserve">مرحلة الانطلاق</w:t>
+            </w:r>
+          </w:p>
+        </w:tc>
+      </w:tr>
+      <w:tr>
+        <w:tc>
+          <w:tcPr/>
+          <w:p>
+            <w:pPr>
+              <w:pStyle w:val="Compact"/>
+              <w:bidi/>
+              <w:jc w:val="left"/>
+            </w:pPr>
+            <w:r>
+              <w:rPr>
+                <w:rtl/>
+              </w:rPr>
+              <w:t xml:space="preserve">عمل ثنائي.</w:t>
+            </w:r>
+          </w:p>
+        </w:tc>
+        <w:tc>
+          <w:tcPr/>
+          <w:p>
+            <w:pPr>
+              <w:pStyle w:val="Compact"/>
+              <w:bidi/>
+              <w:jc w:val="left"/>
+            </w:pPr>
+            <w:r>
+              <w:rPr>
+                <w:rtl/>
+              </w:rPr>
+              <w:t xml:space="preserve">35 د</w:t>
+            </w:r>
+          </w:p>
+        </w:tc>
+        <w:tc>
+          <w:tcPr/>
+          <w:p>
+            <w:pPr>
+              <w:bidi/>
+              <w:jc w:val="left"/>
+            </w:pPr>
+            <w:r>
+              <w:rPr>
+                <w:b/>
+                <w:bCs/>
+                <w:rtl/>
+              </w:rPr>
+              <w:t xml:space="preserve">[مناقشة نشاط 01 صفحة 182]</w:t>
+            </w:r>
+          </w:p>
+          <w:p>
+            <w:pPr>
+              <w:bidi/>
+              <w:jc w:val="left"/>
+            </w:pPr>
+            <w:r>
+              <w:rPr>
+                <w:rtl/>
+              </w:rPr>
+              <w:t xml:space="preserve">✓ المجسم مكوّن من متوازي مستطيلات أبعاده</w:t>
+            </w:r>
+            <w:r>
+              <w:rPr>
+                <w:rtl/>
+              </w:rPr>
+              <w:t xml:space="preserve"> </w:t>
+            </w:r>
+            <m:oMath>
+              <m:r>
+                <m:t>12</m:t>
+              </m:r>
+            </m:oMath>
+            <w:r>
+              <w:rPr>
+                <w:rtl/>
+              </w:rPr>
+              <w:t xml:space="preserve"> </w:t>
+            </w:r>
+            <w:r>
+              <w:rPr>
+                <w:rtl/>
+              </w:rPr>
+              <w:t xml:space="preserve">،</w:t>
+            </w:r>
+            <w:r>
+              <w:rPr>
+                <w:rtl/>
+              </w:rPr>
+              <w:t xml:space="preserve"> </w:t>
+            </w:r>
+            <m:oMath>
+              <m:r>
+                <m:t>5</m:t>
+              </m:r>
+            </m:oMath>
+            <w:r>
+              <w:rPr>
+                <w:rtl/>
+              </w:rPr>
+              <w:t xml:space="preserve"> </w:t>
+            </w:r>
+            <w:r>
+              <w:rPr>
+                <w:rtl/>
+              </w:rPr>
+              <w:t xml:space="preserve">،</w:t>
+            </w:r>
+            <w:r>
+              <w:rPr>
+                <w:rtl/>
+              </w:rPr>
+              <w:t xml:space="preserve"> </w:t>
+            </w:r>
+            <m:oMath>
+              <m:r>
+                <m:t>x</m:t>
+              </m:r>
+            </m:oMath>
+            <w:r>
+              <w:rPr>
+                <w:rtl/>
+              </w:rPr>
+              <w:t xml:space="preserve"> </w:t>
+            </w:r>
+            <w:r>
+              <w:rPr>
+                <w:rtl/>
+              </w:rPr>
+              <w:t xml:space="preserve">وهرم ارتفاعه</w:t>
+            </w:r>
+            <w:r>
+              <w:rPr>
+                <w:rtl/>
+              </w:rPr>
+              <w:t xml:space="preserve"> </w:t>
+            </w:r>
+            <m:oMath>
+              <m:r>
+                <m:t>6</m:t>
+              </m:r>
+            </m:oMath>
+            <w:r>
+              <w:rPr>
+                <w:rtl/>
+              </w:rPr>
+              <w:t xml:space="preserve"> </w:t>
+            </w:r>
+            <w:r>
+              <w:rPr>
+                <w:rtl/>
+              </w:rPr>
+              <w:t xml:space="preserve">cm قاعدته وجه متوازي المستطيلات.</w:t>
+            </w:r>
+          </w:p>
+          <w:p>
+            <w:pPr>
+              <w:bidi/>
+              <w:jc w:val="left"/>
+            </w:pPr>
+            <w:r>
+              <w:rPr>
+                <w:rtl/>
+              </w:rPr>
+              <w:t xml:space="preserve">✓ الحجم:</w:t>
+            </w:r>
+            <w:r>
+              <w:rPr>
+                <w:rtl/>
+              </w:rPr>
+              <w:t xml:space="preserve"> </w:t>
+            </w:r>
+            <m:oMath>
+              <m:r>
+                <m:t>12</m:t>
+              </m:r>
+              <m:r>
+                <m:rPr>
+                  <m:sty m:val="p"/>
+                </m:rPr>
+                <m:t>×</m:t>
+              </m:r>
+              <m:r>
+                <m:t>5</m:t>
+              </m:r>
+              <m:r>
+                <m:rPr>
+                  <m:sty m:val="p"/>
+                </m:rPr>
+                <m:t>×</m:t>
+              </m:r>
+              <m:r>
+                <m:t>x</m:t>
+              </m:r>
+              <m:r>
+                <m:rPr>
+                  <m:sty m:val="p"/>
+                </m:rPr>
+                <m:t>+</m:t>
+              </m:r>
+              <m:f>
+                <m:fPr>
+                  <m:type m:val="bar"/>
+                </m:fPr>
+                <m:num>
+                  <m:r>
+                    <m:t>1</m:t>
+                  </m:r>
+                </m:num>
+                <m:den>
+                  <m:r>
+                    <m:t>3</m:t>
+                  </m:r>
+                </m:den>
+              </m:f>
+              <m:r>
+                <m:rPr>
+                  <m:sty m:val="p"/>
+                </m:rPr>
+                <m:t>×</m:t>
+              </m:r>
+              <m:r>
+                <m:t>60</m:t>
+              </m:r>
+              <m:r>
+                <m:rPr>
+                  <m:sty m:val="p"/>
+                </m:rPr>
+                <m:t>×</m:t>
+              </m:r>
+              <m:r>
+                <m:t>6</m:t>
+              </m:r>
+              <m:r>
+                <m:rPr>
+                  <m:sty m:val="p"/>
+                </m:rPr>
+                <m:t>=</m:t>
+              </m:r>
+              <m:r>
+                <m:t>60</m:t>
+              </m:r>
+              <m:r>
+                <m:t>x</m:t>
+              </m:r>
+              <m:r>
+                <m:rPr>
+                  <m:sty m:val="p"/>
+                </m:rPr>
+                <m:t>+</m:t>
+              </m:r>
+              <m:r>
+                <m:t>120</m:t>
+              </m:r>
+            </m:oMath>
+            <w:r>
+              <w:rPr>
+                <w:rtl/>
+              </w:rPr>
+              <w:t xml:space="preserve">.</w:t>
+            </w:r>
+          </w:p>
+          <w:p>
+            <w:pPr>
+              <w:bidi/>
+              <w:jc w:val="left"/>
+            </w:pPr>
+            <w:r>
+              <w:rPr>
+                <w:rtl/>
+              </w:rPr>
+              <w:t xml:space="preserve">✓ </w:t>
+            </w:r>
+            <m:oMath>
+              <m:r>
+                <m:t>60</m:t>
+              </m:r>
+              <m:r>
+                <m:t>x</m:t>
+              </m:r>
+              <m:r>
+                <m:rPr>
+                  <m:sty m:val="p"/>
+                </m:rPr>
+                <m:t>+</m:t>
+              </m:r>
+              <m:r>
+                <m:t>120</m:t>
+              </m:r>
+              <m:r>
+                <m:rPr>
+                  <m:sty m:val="p"/>
+                </m:rPr>
+                <m:t>=</m:t>
+              </m:r>
+              <m:r>
+                <m:t>660</m:t>
+              </m:r>
+              <m:r>
+                <m:rPr>
+                  <m:sty m:val="p"/>
+                </m:rPr>
+                <m:t>⇔</m:t>
+              </m:r>
+              <m:r>
+                <m:t>x</m:t>
+              </m:r>
+              <m:r>
+                <m:rPr>
+                  <m:sty m:val="p"/>
+                </m:rPr>
+                <m:t>=</m:t>
+              </m:r>
+              <m:r>
+                <m:t>9</m:t>
+              </m:r>
+            </m:oMath>
+            <w:r>
+              <w:rPr>
+                <w:rtl/>
+              </w:rPr>
+              <w:t xml:space="preserve"> </w:t>
+            </w:r>
+            <w:r>
+              <w:rPr>
+                <w:rtl/>
+              </w:rPr>
+              <w:t xml:space="preserve">‎cm.</w:t>
+            </w:r>
+          </w:p>
+        </w:tc>
+        <w:tc>
+          <w:tcPr>
+            <w:shd w:val="clear" w:color="auto" w:fill="E4E7ED"/>
+          </w:tcPr>
+          <w:p>
+            <w:pPr>
+              <w:pStyle w:val="Compact"/>
+              <w:bidi/>
+              <w:jc w:val="left"/>
+            </w:pPr>
+            <w:r>
+              <w:rPr>
+                <w:rtl/>
+              </w:rPr>
+              <w:t xml:space="preserve"/>
+            </w:r>
+            <w:r>
+              <w:rPr>
+                <w:b/>
+                <w:bCs/>
+                <w:rtl/>
+              </w:rPr>
+              <w:t xml:space="preserve">التشخيص والاكتشاف</w:t>
+            </w:r>
+          </w:p>
+        </w:tc>
+      </w:tr>
+      <w:tr>
+        <w:tc>
+          <w:tcPr/>
+          <w:p>
+            <w:pPr>
+              <w:pStyle w:val="Compact"/>
+              <w:bidi/>
+              <w:jc w:val="left"/>
+            </w:pPr>
+            <w:r>
+              <w:rPr>
+                <w:rtl/>
+              </w:rPr>
+              <w:t xml:space="preserve">جدول الدساتير.</w:t>
+            </w:r>
+          </w:p>
+        </w:tc>
+        <w:tc>
+          <w:tcPr/>
+          <w:p>
+            <w:pPr>
+              <w:pStyle w:val="Compact"/>
+              <w:bidi/>
+              <w:jc w:val="left"/>
+            </w:pPr>
+            <w:r>
+              <w:rPr>
+                <w:rtl/>
+              </w:rPr>
+              <w:t xml:space="preserve">50 د</w:t>
+            </w:r>
+          </w:p>
+        </w:tc>
+        <w:tc>
+          <w:tcPr/>
+          <w:p>
+            <w:pPr>
+              <w:bidi/>
+              <w:jc w:val="left"/>
+            </w:pPr>
+            <w:r>
+              <w:rPr>
+                <w:b/>
+                <w:bCs/>
+                <w:rtl/>
+              </w:rPr>
+              <w:t xml:space="preserve">[دساتير الحجوم]</w:t>
+            </w:r>
+          </w:p>
+          <w:p>
+            <w:pPr>
+              <w:bidi/>
+              <w:jc w:val="left"/>
+            </w:pPr>
+            <w:r>
+              <w:rPr>
+                <w:rtl/>
+              </w:rPr>
+              <w:t xml:space="preserve">✓ المكعب:</w:t>
+            </w:r>
+            <w:r>
+              <w:rPr>
+                <w:rtl/>
+              </w:rPr>
+              <w:t xml:space="preserve"> </w:t>
+            </w:r>
+            <m:oMath>
+              <m:sSup>
+                <m:e>
+                  <m:r>
+                    <m:t>a</m:t>
+                  </m:r>
+                </m:e>
+                <m:sup>
+                  <m:r>
+                    <m:t>3</m:t>
+                  </m:r>
+                </m:sup>
+              </m:sSup>
+            </m:oMath>
+            <w:r>
+              <w:rPr>
+                <w:rtl/>
+              </w:rPr>
+              <w:t xml:space="preserve"> </w:t>
+            </w:r>
+            <w:r>
+              <w:rPr>
+                <w:rtl/>
+              </w:rPr>
+              <w:t xml:space="preserve">؛ متوازي المستطيلات:</w:t>
+            </w:r>
+            <w:r>
+              <w:rPr>
+                <w:rtl/>
+              </w:rPr>
+              <w:t xml:space="preserve"> </w:t>
+            </w:r>
+            <m:oMath>
+              <m:r>
+                <m:t>a</m:t>
+              </m:r>
+              <m:r>
+                <m:t>b</m:t>
+              </m:r>
+              <m:r>
+                <m:t>c</m:t>
+              </m:r>
+            </m:oMath>
+            <w:r>
+              <w:rPr>
+                <w:rtl/>
+              </w:rPr>
+              <w:t xml:space="preserve"> </w:t>
+            </w:r>
+            <w:r>
+              <w:rPr>
+                <w:rtl/>
+              </w:rPr>
+              <w:t xml:space="preserve">؛ الموشور القائم والأسطوانة:</w:t>
+            </w:r>
+            <w:r>
+              <w:rPr>
+                <w:rtl/>
+              </w:rPr>
+              <w:t xml:space="preserve"> </w:t>
+            </w:r>
+            <m:oMath>
+              <m:r>
+                <m:rPr>
+                  <m:sty m:val="p"/>
+                  <m:scr m:val="script"/>
+                </m:rPr>
+                <m:t>B</m:t>
+              </m:r>
+              <m:r>
+                <m:rPr>
+                  <m:sty m:val="p"/>
+                </m:rPr>
+                <m:t>×</m:t>
+              </m:r>
+              <m:r>
+                <m:t>h</m:t>
+              </m:r>
+            </m:oMath>
+            <w:r>
+              <w:rPr>
+                <w:rtl/>
+              </w:rPr>
+              <w:t xml:space="preserve">.</w:t>
+            </w:r>
+          </w:p>
+          <w:p>
+            <w:pPr>
+              <w:bidi/>
+              <w:jc w:val="left"/>
+            </w:pPr>
+            <w:r>
+              <w:rPr>
+                <w:rtl/>
+              </w:rPr>
+              <w:t xml:space="preserve">✓ الهرم والمخروط:</w:t>
+            </w:r>
+            <w:r>
+              <w:rPr>
+                <w:rtl/>
+              </w:rPr>
+              <w:t xml:space="preserve"> </w:t>
+            </w:r>
+            <m:oMath>
+              <m:f>
+                <m:fPr>
+                  <m:type m:val="bar"/>
+                </m:fPr>
+                <m:num>
+                  <m:r>
+                    <m:t>1</m:t>
+                  </m:r>
+                </m:num>
+                <m:den>
+                  <m:r>
+                    <m:t>3</m:t>
+                  </m:r>
+                </m:den>
+              </m:f>
+              <m:r>
+                <m:rPr>
+                  <m:sty m:val="p"/>
+                  <m:scr m:val="script"/>
+                </m:rPr>
+                <m:t>B</m:t>
+              </m:r>
+              <m:r>
+                <m:rPr>
+                  <m:sty m:val="p"/>
+                </m:rPr>
+                <m:t>×</m:t>
+              </m:r>
+              <m:r>
+                <m:t>h</m:t>
+              </m:r>
+            </m:oMath>
+            <w:r>
+              <w:rPr>
+                <w:rtl/>
+              </w:rPr>
+              <w:t xml:space="preserve"> </w:t>
+            </w:r>
+            <w:r>
+              <w:rPr>
+                <w:rtl/>
+              </w:rPr>
+              <w:t xml:space="preserve">؛ الكرة:</w:t>
+            </w:r>
+            <w:r>
+              <w:rPr>
+                <w:rtl/>
+              </w:rPr>
+              <w:t xml:space="preserve"> </w:t>
+            </w:r>
+            <m:oMath>
+              <m:f>
+                <m:fPr>
+                  <m:type m:val="bar"/>
+                </m:fPr>
+                <m:num>
+                  <m:r>
+                    <m:t>4</m:t>
+                  </m:r>
+                </m:num>
+                <m:den>
+                  <m:r>
+                    <m:t>3</m:t>
+                  </m:r>
+                </m:den>
+              </m:f>
+              <m:r>
+                <m:t>π</m:t>
+              </m:r>
+              <m:sSup>
+                <m:e>
+                  <m:r>
+                    <m:t>r</m:t>
+                  </m:r>
+                </m:e>
+                <m:sup>
+                  <m:r>
+                    <m:t>3</m:t>
+                  </m:r>
+                </m:sup>
+              </m:sSup>
+            </m:oMath>
+            <w:r>
+              <w:rPr>
+                <w:rtl/>
+              </w:rPr>
+              <w:t xml:space="preserve"> </w:t>
+            </w:r>
+            <w:r>
+              <w:rPr>
+                <w:rtl/>
+              </w:rPr>
+              <w:t xml:space="preserve">، ومساحتها</w:t>
+            </w:r>
+            <w:r>
+              <w:rPr>
+                <w:rtl/>
+              </w:rPr>
+              <w:t xml:space="preserve"> </w:t>
+            </w:r>
+            <m:oMath>
+              <m:r>
+                <m:t>4</m:t>
+              </m:r>
+              <m:r>
+                <m:t>π</m:t>
+              </m:r>
+              <m:sSup>
+                <m:e>
+                  <m:r>
+                    <m:t>r</m:t>
+                  </m:r>
+                </m:e>
+                <m:sup>
+                  <m:r>
+                    <m:t>2</m:t>
+                  </m:r>
+                </m:sup>
+              </m:sSup>
+            </m:oMath>
+            <w:r>
+              <w:rPr>
+                <w:rtl/>
+              </w:rPr>
+              <w:t xml:space="preserve">.</w:t>
+            </w:r>
+          </w:p>
+          <w:p>
+            <w:pPr>
+              <w:bidi/>
+              <w:jc w:val="left"/>
+            </w:pPr>
+            <w:r>
+              <w:rPr>
+                <w:b/>
+                <w:bCs/>
+                <w:rtl/>
+              </w:rPr>
+              <w:t xml:space="preserve">[مثال]</w:t>
+            </w:r>
+          </w:p>
+          <w:p>
+            <w:pPr>
+              <w:bidi/>
+              <w:jc w:val="left"/>
+            </w:pPr>
+            <w:r>
+              <w:rPr>
+                <w:rtl/>
+              </w:rPr>
+              <w:t xml:space="preserve">✓ أسطوانة نصف قطرها</w:t>
+            </w:r>
+            <w:r>
+              <w:rPr>
+                <w:rtl/>
+              </w:rPr>
+              <w:t xml:space="preserve"> </w:t>
+            </w:r>
+            <m:oMath>
+              <m:r>
+                <m:t>3</m:t>
+              </m:r>
+            </m:oMath>
+            <w:r>
+              <w:rPr>
+                <w:rtl/>
+              </w:rPr>
+              <w:t xml:space="preserve"> </w:t>
+            </w:r>
+            <w:r>
+              <w:rPr>
+                <w:rtl/>
+              </w:rPr>
+              <w:t xml:space="preserve">cm وارتفاعها</w:t>
+            </w:r>
+            <w:r>
+              <w:rPr>
+                <w:rtl/>
+              </w:rPr>
+              <w:t xml:space="preserve"> </w:t>
+            </w:r>
+            <m:oMath>
+              <m:r>
+                <m:t>10</m:t>
+              </m:r>
+            </m:oMath>
+            <w:r>
+              <w:rPr>
+                <w:rtl/>
+              </w:rPr>
+              <w:t xml:space="preserve"> </w:t>
+            </w:r>
+            <w:r>
+              <w:rPr>
+                <w:rtl/>
+              </w:rPr>
+              <w:t xml:space="preserve">‎cm:</w:t>
+            </w:r>
+            <w:r>
+              <w:rPr>
+                <w:rtl/>
+              </w:rPr>
+              <w:t xml:space="preserve"> </w:t>
+            </w:r>
+            <m:oMath>
+              <m:r>
+                <m:t>V</m:t>
+              </m:r>
+              <m:r>
+                <m:rPr>
+                  <m:sty m:val="p"/>
+                </m:rPr>
+                <m:t>=</m:t>
+              </m:r>
+              <m:r>
+                <m:t>π</m:t>
+              </m:r>
+              <m:r>
+                <m:rPr>
+                  <m:sty m:val="p"/>
+                </m:rPr>
+                <m:t>×</m:t>
+              </m:r>
+              <m:r>
+                <m:t>9</m:t>
+              </m:r>
+              <m:r>
+                <m:rPr>
+                  <m:sty m:val="p"/>
+                </m:rPr>
+                <m:t>×</m:t>
+              </m:r>
+              <m:r>
+                <m:t>10</m:t>
+              </m:r>
+              <m:r>
+                <m:rPr>
+                  <m:sty m:val="p"/>
+                </m:rPr>
+                <m:t>=</m:t>
+              </m:r>
+              <m:r>
+                <m:t>90</m:t>
+              </m:r>
+              <m:r>
+                <m:t>π</m:t>
+              </m:r>
+              <m:r>
+                <m:rPr>
+                  <m:sty m:val="p"/>
+                </m:rPr>
+                <m:t>≈</m:t>
+              </m:r>
+              <m:r>
+                <m:t>282</m:t>
+              </m:r>
+              <m:r>
+                <m:rPr>
+                  <m:sty m:val="p"/>
+                </m:rPr>
+                <m:t>,</m:t>
+              </m:r>
+              <m:r>
+                <m:t>7</m:t>
+              </m:r>
+            </m:oMath>
+            <w:r>
+              <w:rPr>
+                <w:rtl/>
+              </w:rPr>
+              <w:t xml:space="preserve"> </w:t>
+            </w:r>
+            <w:r>
+              <w:rPr>
+                <w:rtl/>
+              </w:rPr>
+              <w:t xml:space="preserve">‎cm³.</w:t>
+            </w:r>
+          </w:p>
+          <w:p>
+            <w:pPr>
+              <w:bidi/>
+              <w:jc w:val="left"/>
+            </w:pPr>
+            <w:r>
+              <w:rPr>
+                <w:rtl/>
+              </w:rPr>
+              <w:t xml:space="preserve">✓ كرة نصف قطرها</w:t>
+            </w:r>
+            <w:r>
+              <w:rPr>
+                <w:rtl/>
+              </w:rPr>
+              <w:t xml:space="preserve"> </w:t>
+            </w:r>
+            <m:oMath>
+              <m:r>
+                <m:t>6</m:t>
+              </m:r>
+            </m:oMath>
+            <w:r>
+              <w:rPr>
+                <w:rtl/>
+              </w:rPr>
+              <w:t xml:space="preserve"> </w:t>
+            </w:r>
+            <w:r>
+              <w:rPr>
+                <w:rtl/>
+              </w:rPr>
+              <w:t xml:space="preserve">‎cm:</w:t>
+            </w:r>
+            <w:r>
+              <w:rPr>
+                <w:rtl/>
+              </w:rPr>
+              <w:t xml:space="preserve"> </w:t>
+            </w:r>
+            <m:oMath>
+              <m:r>
+                <m:t>V</m:t>
+              </m:r>
+              <m:r>
+                <m:rPr>
+                  <m:sty m:val="p"/>
+                </m:rPr>
+                <m:t>=</m:t>
+              </m:r>
+              <m:f>
+                <m:fPr>
+                  <m:type m:val="bar"/>
+                </m:fPr>
+                <m:num>
+                  <m:r>
+                    <m:t>4</m:t>
+                  </m:r>
+                </m:num>
+                <m:den>
+                  <m:r>
+                    <m:t>3</m:t>
+                  </m:r>
+                </m:den>
+              </m:f>
+              <m:r>
+                <m:t>π</m:t>
+              </m:r>
+              <m:r>
+                <m:rPr>
+                  <m:sty m:val="p"/>
+                </m:rPr>
+                <m:t>×</m:t>
+              </m:r>
+              <m:r>
+                <m:t>216</m:t>
+              </m:r>
+              <m:r>
+                <m:rPr>
+                  <m:sty m:val="p"/>
+                </m:rPr>
+                <m:t>=</m:t>
+              </m:r>
+              <m:r>
+                <m:t>288</m:t>
+              </m:r>
+              <m:r>
+                <m:t>π</m:t>
+              </m:r>
+            </m:oMath>
+            <w:r>
+              <w:rPr>
+                <w:rtl/>
+              </w:rPr>
+              <w:t xml:space="preserve"> </w:t>
+            </w:r>
+            <w:r>
+              <w:rPr>
+                <w:rtl/>
+              </w:rPr>
+              <w:t xml:space="preserve">‎cm³.</w:t>
+            </w:r>
+          </w:p>
+        </w:tc>
+        <w:tc>
+          <w:tcPr>
+            <w:shd w:val="clear" w:color="auto" w:fill="E4E7ED"/>
+          </w:tcPr>
+          <w:p>
+            <w:pPr>
+              <w:pStyle w:val="Compact"/>
+              <w:bidi/>
+              <w:jc w:val="left"/>
+            </w:pPr>
+            <w:r>
+              <w:rPr>
+                <w:rtl/>
+              </w:rPr>
+              <w:t xml:space="preserve"/>
+            </w:r>
+            <w:r>
+              <w:rPr>
+                <w:b/>
+                <w:bCs/>
+                <w:rtl/>
+              </w:rPr>
+              <w:t xml:space="preserve">بناء المعارف</w:t>
+            </w:r>
+          </w:p>
+        </w:tc>
+      </w:tr>
+      <w:tr>
+        <w:tc>
+          <w:tcPr/>
+          <w:p>
+            <w:pPr>
+              <w:pStyle w:val="Compact"/>
+              <w:bidi/>
+              <w:jc w:val="center"/>
+            </w:pPr>
+          </w:p>
+        </w:tc>
+        <w:tc>
+          <w:tcPr/>
+          <w:p>
+            <w:pPr>
+              <w:pStyle w:val="Compact"/>
+              <w:bidi/>
+              <w:jc w:val="center"/>
+            </w:pPr>
+          </w:p>
+        </w:tc>
+        <w:tc>
+          <w:tcPr/>
+          <w:p>
+            <w:pPr>
+              <w:bidi/>
+              <w:jc w:val="left"/>
+            </w:pPr>
+            <w:r>
+              <w:rPr>
+                <w:b/>
+                <w:bCs/>
+                <w:rtl/>
+              </w:rPr>
+              <w:t xml:space="preserve">[طريقة]</w:t>
+            </w:r>
+            <w:r>
+              <w:rPr>
+                <w:rtl/>
+              </w:rPr>
+              <w:t xml:space="preserve"> لحساب طول في مجسم نبحث عن مثلث قائم في مستوٍ مناسب ونطبق فيثاغورس.</w:t>
+            </w:r>
+          </w:p>
+          <w:p>
+            <w:pPr>
+              <w:bidi/>
+              <w:jc w:val="left"/>
+            </w:pPr>
+            <w:r>
+              <w:rPr>
+                <w:b/>
+                <w:bCs/>
+                <w:rtl/>
+              </w:rPr>
+              <w:t xml:space="preserve">[حذار]</w:t>
+            </w:r>
+            <w:r>
+              <w:rPr>
+                <w:rtl/>
+              </w:rPr>
+              <w:t xml:space="preserve"> نوحّد الوحدات قبل الحساب (</w:t>
+            </w:r>
+            <m:oMath>
+              <m:r>
+                <m:t>1</m:t>
+              </m:r>
+            </m:oMath>
+            <w:r>
+              <w:rPr>
+                <w:rtl/>
+              </w:rPr>
+              <w:t xml:space="preserve"> </w:t>
+            </w:r>
+            <w:r>
+              <w:rPr>
+                <w:rtl/>
+              </w:rPr>
+              <w:t xml:space="preserve">‎L</w:t>
+            </w:r>
+            <w:r>
+              <w:rPr>
+                <w:rtl/>
+              </w:rPr>
+              <w:t xml:space="preserve"> </w:t>
+            </w:r>
+            <m:oMath>
+              <m:r>
+                <m:rPr>
+                  <m:sty m:val="p"/>
+                </m:rPr>
+                <m:t>=</m:t>
+              </m:r>
+              <m:r>
+                <m:t>1</m:t>
+              </m:r>
+            </m:oMath>
+            <w:r>
+              <w:rPr>
+                <w:rtl/>
+              </w:rPr>
+              <w:t xml:space="preserve"> </w:t>
+            </w:r>
+            <w:r>
+              <w:rPr>
+                <w:rtl/>
+              </w:rPr>
+              <w:t xml:space="preserve">‎dm³).</w:t>
+            </w:r>
+          </w:p>
+        </w:tc>
+        <w:tc>
+          <w:tcPr>
+            <w:shd w:val="clear" w:color="auto" w:fill="E4E7ED"/>
+          </w:tcPr>
+          <w:p>
+            <w:pPr>
+              <w:pStyle w:val="Compact"/>
+              <w:bidi/>
+              <w:jc w:val="left"/>
+            </w:pPr>
+            <w:r>
+              <w:rPr>
+                <w:rtl/>
+              </w:rPr>
+              <w:t xml:space="preserve"/>
+            </w:r>
+          </w:p>
+        </w:tc>
+      </w:tr>
+      <w:tr>
+        <w:tc>
+          <w:tcPr/>
+          <w:p>
+            <w:pPr>
+              <w:pStyle w:val="Compact"/>
+              <w:bidi/>
+              <w:jc w:val="left"/>
+            </w:pPr>
+            <w:r>
+              <w:rPr>
+                <w:rtl/>
+              </w:rPr>
+              <w:t xml:space="preserve">تقويم فردي.</w:t>
+            </w:r>
+          </w:p>
+        </w:tc>
+        <w:tc>
+          <w:tcPr/>
+          <w:p>
+            <w:pPr>
+              <w:pStyle w:val="Compact"/>
+              <w:bidi/>
+              <w:jc w:val="left"/>
+            </w:pPr>
+            <w:r>
+              <w:rPr>
+                <w:rtl/>
+              </w:rPr>
+              <w:t xml:space="preserve">25 د</w:t>
+            </w:r>
+          </w:p>
+        </w:tc>
+        <w:tc>
+          <w:tcPr/>
+          <w:p>
+            <w:pPr>
+              <w:bidi/>
+              <w:jc w:val="left"/>
+            </w:pPr>
+            <w:r>
+              <w:rPr>
+                <w:b/>
+                <w:bCs/>
+                <w:rtl/>
+              </w:rPr>
+              <w:t xml:space="preserve">[تطبيق]</w:t>
+            </w:r>
+          </w:p>
+          <w:p>
+            <w:pPr>
+              <w:bidi/>
+              <w:jc w:val="left"/>
+            </w:pPr>
+            <w:r>
+              <w:rPr>
+                <w:rtl/>
+              </w:rPr>
+              <w:t xml:space="preserve">① مكعب طول حرفه</w:t>
+            </w:r>
+            <w:r>
+              <w:rPr>
+                <w:rtl/>
+              </w:rPr>
+              <w:t xml:space="preserve"> </w:t>
+            </w:r>
+            <m:oMath>
+              <m:r>
+                <m:t>4</m:t>
+              </m:r>
+            </m:oMath>
+            <w:r>
+              <w:rPr>
+                <w:rtl/>
+              </w:rPr>
+              <w:t xml:space="preserve"> </w:t>
+            </w:r>
+            <w:r>
+              <w:rPr>
+                <w:rtl/>
+              </w:rPr>
+              <w:t xml:space="preserve">cm: احسب طول قطره. ② هرم قاعدته مربع ضلعه</w:t>
+            </w:r>
+            <w:r>
+              <w:rPr>
+                <w:rtl/>
+              </w:rPr>
+              <w:t xml:space="preserve"> </w:t>
+            </w:r>
+            <m:oMath>
+              <m:r>
+                <m:t>6</m:t>
+              </m:r>
+            </m:oMath>
+            <w:r>
+              <w:rPr>
+                <w:rtl/>
+              </w:rPr>
+              <w:t xml:space="preserve"> </w:t>
+            </w:r>
+            <w:r>
+              <w:rPr>
+                <w:rtl/>
+              </w:rPr>
+              <w:t xml:space="preserve">cm وارتفاعه</w:t>
+            </w:r>
+            <w:r>
+              <w:rPr>
+                <w:rtl/>
+              </w:rPr>
+              <w:t xml:space="preserve"> </w:t>
+            </w:r>
+            <m:oMath>
+              <m:r>
+                <m:t>4</m:t>
+              </m:r>
+            </m:oMath>
+            <w:r>
+              <w:rPr>
+                <w:rtl/>
+              </w:rPr>
+              <w:t xml:space="preserve"> </w:t>
+            </w:r>
+            <w:r>
+              <w:rPr>
+                <w:rtl/>
+              </w:rPr>
+              <w:t xml:space="preserve">cm: احسب حجمه.</w:t>
+            </w:r>
+          </w:p>
+          <w:p>
+            <w:pPr>
+              <w:bidi/>
+              <w:jc w:val="left"/>
+            </w:pPr>
+            <w:r>
+              <w:rPr>
+                <w:b/>
+                <w:bCs/>
+                <w:rtl/>
+              </w:rPr>
+              <w:t xml:space="preserve">الحل:</w:t>
+            </w:r>
+            <w:r>
+              <w:rPr>
+                <w:rtl/>
+              </w:rPr>
+              <w:t xml:space="preserve"> </w:t>
+            </w:r>
+            <w:r>
+              <w:rPr>
+                <w:rtl/>
+              </w:rPr>
+              <w:t xml:space="preserve">① قطر الوجه</w:t>
+            </w:r>
+            <w:r>
+              <w:rPr>
+                <w:rtl/>
+              </w:rPr>
+              <w:t xml:space="preserve"> </w:t>
+            </w:r>
+            <m:oMath>
+              <m:r>
+                <m:t>4</m:t>
+              </m:r>
+              <m:rad>
+                <m:radPr>
+                  <m:degHide m:val="on"/>
+                </m:radPr>
+                <m:deg/>
+                <m:e>
+                  <m:r>
+                    <m:t>2</m:t>
+                  </m:r>
+                </m:e>
+              </m:rad>
+            </m:oMath>
+            <w:r>
+              <w:rPr>
+                <w:rtl/>
+              </w:rPr>
+              <w:t xml:space="preserve"> </w:t>
+            </w:r>
+            <w:r>
+              <w:rPr>
+                <w:rtl/>
+              </w:rPr>
+              <w:t xml:space="preserve">، ثم القطر</w:t>
+            </w:r>
+            <w:r>
+              <w:rPr>
+                <w:rtl/>
+              </w:rPr>
+              <w:t xml:space="preserve"> </w:t>
+            </w:r>
+            <m:oMath>
+              <m:rad>
+                <m:radPr>
+                  <m:degHide m:val="on"/>
+                </m:radPr>
+                <m:deg/>
+                <m:e>
+                  <m:r>
+                    <m:t>32</m:t>
+                  </m:r>
+                  <m:r>
+                    <m:rPr>
+                      <m:sty m:val="p"/>
+                    </m:rPr>
+                    <m:t>+</m:t>
+                  </m:r>
+                  <m:r>
+                    <m:t>16</m:t>
+                  </m:r>
+                </m:e>
+              </m:rad>
+              <m:r>
+                <m:rPr>
+                  <m:sty m:val="p"/>
+                </m:rPr>
+                <m:t>=</m:t>
+              </m:r>
+              <m:r>
+                <m:t>4</m:t>
+              </m:r>
+              <m:rad>
+                <m:radPr>
+                  <m:degHide m:val="on"/>
+                </m:radPr>
+                <m:deg/>
+                <m:e>
+                  <m:r>
+                    <m:t>3</m:t>
+                  </m:r>
+                </m:e>
+              </m:rad>
+            </m:oMath>
+            <w:r>
+              <w:rPr>
+                <w:rtl/>
+              </w:rPr>
+              <w:t xml:space="preserve"> </w:t>
+            </w:r>
+            <w:r>
+              <w:rPr>
+                <w:rtl/>
+              </w:rPr>
+              <w:t xml:space="preserve">cm ؛ ②</w:t>
+            </w:r>
+            <w:r>
+              <w:rPr>
+                <w:rtl/>
+              </w:rPr>
+              <w:t xml:space="preserve"> </w:t>
+            </w:r>
+            <m:oMath>
+              <m:f>
+                <m:fPr>
+                  <m:type m:val="bar"/>
+                </m:fPr>
+                <m:num>
+                  <m:r>
+                    <m:t>1</m:t>
+                  </m:r>
+                </m:num>
+                <m:den>
+                  <m:r>
+                    <m:t>3</m:t>
+                  </m:r>
+                </m:den>
+              </m:f>
+              <m:r>
+                <m:rPr>
+                  <m:sty m:val="p"/>
+                </m:rPr>
+                <m:t>×</m:t>
+              </m:r>
+              <m:r>
+                <m:t>36</m:t>
+              </m:r>
+              <m:r>
+                <m:rPr>
+                  <m:sty m:val="p"/>
+                </m:rPr>
+                <m:t>×</m:t>
+              </m:r>
+              <m:r>
+                <m:t>4</m:t>
+              </m:r>
+              <m:r>
+                <m:rPr>
+                  <m:sty m:val="p"/>
+                </m:rPr>
+                <m:t>=</m:t>
+              </m:r>
+              <m:r>
+                <m:t>48</m:t>
+              </m:r>
+            </m:oMath>
+            <w:r>
+              <w:rPr>
+                <w:rtl/>
+              </w:rPr>
+              <w:t xml:space="preserve"> </w:t>
+            </w:r>
+            <w:r>
+              <w:rPr>
+                <w:rtl/>
+              </w:rPr>
+              <w:t xml:space="preserve">‎cm³.</w:t>
+            </w:r>
+          </w:p>
+          <w:p>
+            <w:pPr>
+              <w:bidi/>
+              <w:jc w:val="left"/>
+            </w:pPr>
+            <w:r>
+              <w:rPr>
+                <w:b/>
+                <w:bCs/>
+                <w:rtl/>
+              </w:rPr>
+              <w:t xml:space="preserve">واجب منزلي:</w:t>
+            </w:r>
+            <w:r>
+              <w:rPr>
+                <w:rtl/>
+              </w:rPr>
+              <w:t xml:space="preserve"> </w:t>
+            </w:r>
+            <w:r>
+              <w:rPr>
+                <w:rtl/>
+              </w:rPr>
+              <w:t xml:space="preserve">تمارين من الكتاب المدرسي.</w:t>
+            </w:r>
+          </w:p>
+          <w:p>
+            <w:pPr>
+              <w:bidi/>
+              <w:jc w:val="left"/>
+            </w:pPr>
+            <w:r>
+              <w:rPr>
+                <w:b/>
+                <w:bCs/>
+                <w:rtl/>
+              </w:rPr>
+              <w:t xml:space="preserve">ملاحظات حول سير الحصة:</w:t>
+            </w:r>
+            <w:r>
+              <w:rPr>
+                <w:rtl/>
+              </w:rPr>
+              <w:t xml:space="preserve"> </w:t>
+            </w:r>
+            <w:r>
+              <w:rPr>
+                <w:rtl/>
+              </w:rPr>
+              <w:t xml:space="preserve">..........</w:t>
+            </w:r>
+          </w:p>
+        </w:tc>
+        <w:tc>
+          <w:tcPr>
+            <w:shd w:val="clear" w:color="auto" w:fill="E4E7ED"/>
+          </w:tcPr>
+          <w:p>
+            <w:pPr>
+              <w:pStyle w:val="Compact"/>
+              <w:bidi/>
+              <w:jc w:val="left"/>
+            </w:pPr>
+            <w:r>
+              <w:rPr>
+                <w:rtl/>
+              </w:rPr>
+              <w:t xml:space="preserve"/>
+            </w:r>
+            <w:r>
+              <w:rPr>
+                <w:b/>
+                <w:bCs/>
+                <w:rtl/>
+              </w:rPr>
+              <w:t xml:space="preserve">التقويم</w:t>
+            </w:r>
+          </w:p>
+        </w:tc>
+      </w:tr>
+    </w:tbl>
     <w:p>
       <w:pPr>
         <w:bidi/>
+        <w:spacing w:before="120"/>
       </w:pPr>
       <w:r>
         <w:rPr>
@@ -325,55 +2416,467 @@
         <w:br w:type="page"/>
       </w:r>
     </w:p>
+    <w:tbl>
+      <w:tblPr>
+        <w:tblW w:w="9864" w:type="dxa"/>
+        <w:jc w:val="center"/>
+        <w:tblBorders>
+          <w:top w:val="single" w:sz="10" w:space="0" w:color="8F1E18"/>
+          <w:left w:val="single" w:sz="10" w:space="0" w:color="8F1E18"/>
+          <w:bottom w:val="single" w:sz="10" w:space="0" w:color="8F1E18"/>
+          <w:right w:val="single" w:sz="10" w:space="0" w:color="8F1E18"/>
+          <w:insideH w:val="single" w:sz="10" w:space="0" w:color="8F1E18"/>
+        </w:tblBorders>
+        <w:tblLayout w:type="fixed"/>
+        <w:tblCellMar>
+          <w:top w:w="40" w:type="dxa"/>
+          <w:left w:w="140" w:type="dxa"/>
+          <w:bottom w:w="60" w:type="dxa"/>
+          <w:right w:w="140" w:type="dxa"/>
+        </w:tblCellMar>
+      </w:tblPr>
+      <w:tblGrid>
+        <w:gridCol w:w="9864"/>
+      </w:tblGrid>
+      <w:tr>
+        <w:trPr>
+          <w:cantSplit/>
+        </w:trPr>
+        <w:tc>
+          <w:tcPr>
+            <w:tcW w:w="9864" w:type="dxa"/>
+            <w:shd w:val="clear" w:color="auto" w:fill="8F1E18"/>
+          </w:tcPr>
+          <w:p>
+            <w:pPr>
+              <w:keepNext/>
+              <w:bidi/>
+              <w:spacing w:before="0" w:after="0"/>
+            </w:pPr>
+            <w:r>
+              <w:rPr>
+                <w:b/>
+                <w:bCs/>
+                <w:color w:val="FFFFFF"/>
+                <w:rtl/>
+              </w:rPr>
+              <w:t xml:space="preserve">مذكرة رقم 44</w:t>
+            </w:r>
+          </w:p>
+        </w:tc>
+      </w:tr>
+      <w:tr>
+        <w:tc>
+          <w:tcPr>
+            <w:tcW w:w="9864" w:type="dxa"/>
+            <w:shd w:val="clear" w:color="auto" w:fill="FBF4F4"/>
+          </w:tcPr>
+          <w:tbl>
+            <w:tblPr>
+              <w:tblStyle w:val="Table"/>
+              <w:tblW w:w="7128" w:type="dxa"/>
+              <w:jc w:val="center"/>
+              <w:tblBorders>
+                <w:top w:val="single" w:sz="4" w:space="0" w:color="000000"/>
+                <w:left w:val="single" w:sz="4" w:space="0" w:color="000000"/>
+                <w:bottom w:val="single" w:sz="4" w:space="0" w:color="000000"/>
+                <w:right w:val="single" w:sz="4" w:space="0" w:color="000000"/>
+                <w:insideH w:val="single" w:sz="4" w:space="0" w:color="000000"/>
+                <w:insideV w:val="single" w:sz="4" w:space="0" w:color="000000"/>
+              </w:tblBorders>
+              <w:tblLook w:firstRow="0" w:lastRow="0" w:firstColumn="0" w:lastColumn="0" w:noHBand="0" w:noVBand="0" w:val="0000"/>
+            </w:tblPr>
+            <w:tblGrid>
+              <w:gridCol w:w="3564"/>
+              <w:gridCol w:w="3564"/>
+            </w:tblGrid>
+            <w:tr>
+              <w:tc>
+                <w:tcPr/>
+                <w:p>
+                  <w:pPr>
+                    <w:pStyle w:val="Compact"/>
+                    <w:bidi/>
+                    <w:jc w:val="left"/>
+                  </w:pPr>
+                  <w:r>
+                    <w:rPr>
+                      <w:b/>
+                      <w:bCs/>
+                      <w:rtl/>
+                    </w:rPr>
+                    <w:t xml:space="preserve">المستوى:</w:t>
+                  </w:r>
+                  <w:r>
+                    <w:rPr>
+                      <w:rtl/>
+                    </w:rPr>
+                    <w:t xml:space="preserve"> </w:t>
+                  </w:r>
+                  <w:r>
+                    <w:rPr>
+                      <w:rtl/>
+                    </w:rPr>
+                    <w:t xml:space="preserve">1 ج م ع ت</w:t>
+                  </w:r>
+                </w:p>
+              </w:tc>
+              <w:tc>
+                <w:tcPr/>
+                <w:p>
+                  <w:pPr>
+                    <w:pStyle w:val="Compact"/>
+                    <w:bidi/>
+                    <w:jc w:val="left"/>
+                  </w:pPr>
+                  <w:r>
+                    <w:rPr>
+                      <w:b/>
+                      <w:bCs/>
+                      <w:rtl/>
+                    </w:rPr>
+                    <w:t xml:space="preserve">الثانوية:</w:t>
+                  </w:r>
+                  <w:r>
+                    <w:rPr>
+                      <w:rtl/>
+                    </w:rPr>
+                    <w:t xml:space="preserve"> </w:t>
+                  </w:r>
+                  <w:r>
+                    <w:rPr>
+                      <w:rtl/>
+                    </w:rPr>
+                    <w:t xml:space="preserve">..........</w:t>
+                  </w:r>
+                </w:p>
+              </w:tc>
+            </w:tr>
+            <w:tr>
+              <w:tc>
+                <w:tcPr/>
+                <w:p>
+                  <w:pPr>
+                    <w:pStyle w:val="Compact"/>
+                    <w:bidi/>
+                    <w:jc w:val="left"/>
+                  </w:pPr>
+                  <w:r>
+                    <w:rPr>
+                      <w:b/>
+                      <w:bCs/>
+                      <w:rtl/>
+                    </w:rPr>
+                    <w:t xml:space="preserve">المادة:</w:t>
+                  </w:r>
+                  <w:r>
+                    <w:rPr>
+                      <w:rtl/>
+                    </w:rPr>
+                    <w:t xml:space="preserve"> </w:t>
+                  </w:r>
+                  <w:r>
+                    <w:rPr>
+                      <w:rtl/>
+                    </w:rPr>
+                    <w:t xml:space="preserve">رياضيات</w:t>
+                  </w:r>
+                </w:p>
+              </w:tc>
+              <w:tc>
+                <w:tcPr/>
+                <w:p>
+                  <w:pPr>
+                    <w:pStyle w:val="Compact"/>
+                    <w:bidi/>
+                    <w:jc w:val="left"/>
+                  </w:pPr>
+                  <w:r>
+                    <w:rPr>
+                      <w:b/>
+                      <w:bCs/>
+                      <w:rtl/>
+                    </w:rPr>
+                    <w:t xml:space="preserve">ميدان التعلم:</w:t>
+                  </w:r>
+                  <w:r>
+                    <w:rPr>
+                      <w:rtl/>
+                    </w:rPr>
+                    <w:t xml:space="preserve"> </w:t>
+                  </w:r>
+                  <w:r>
+                    <w:rPr>
+                      <w:rtl/>
+                    </w:rPr>
+                    <w:t xml:space="preserve">هندسة</w:t>
+                  </w:r>
+                </w:p>
+              </w:tc>
+            </w:tr>
+            <w:tr>
+              <w:tc>
+                <w:tcPr/>
+                <w:p>
+                  <w:pPr>
+                    <w:pStyle w:val="Compact"/>
+                    <w:bidi/>
+                    <w:jc w:val="left"/>
+                  </w:pPr>
+                  <w:r>
+                    <w:rPr>
+                      <w:b/>
+                      <w:bCs/>
+                      <w:rtl/>
+                    </w:rPr>
+                    <w:t xml:space="preserve">المدة:</w:t>
+                  </w:r>
+                  <w:r>
+                    <w:rPr>
+                      <w:rtl/>
+                    </w:rPr>
+                    <w:t xml:space="preserve"> </w:t>
+                  </w:r>
+                  <w:r>
+                    <w:rPr>
+                      <w:rtl/>
+                    </w:rPr>
+                    <w:t xml:space="preserve">02 سا</w:t>
+                  </w:r>
+                </w:p>
+              </w:tc>
+              <w:tc>
+                <w:tcPr/>
+                <w:p>
+                  <w:pPr>
+                    <w:pStyle w:val="Compact"/>
+                    <w:bidi/>
+                    <w:jc w:val="left"/>
+                  </w:pPr>
+                  <w:r>
+                    <w:rPr>
+                      <w:b/>
+                      <w:bCs/>
+                      <w:rtl/>
+                    </w:rPr>
+                    <w:t xml:space="preserve">الوحدة التعلمية:</w:t>
+                  </w:r>
+                  <w:r>
+                    <w:rPr>
+                      <w:rtl/>
+                    </w:rPr>
+                    <w:t xml:space="preserve"> </w:t>
+                  </w:r>
+                  <w:r>
+                    <w:rPr>
+                      <w:rtl/>
+                    </w:rPr>
+                    <w:t xml:space="preserve">الهندسة في الفضاء</w:t>
+                  </w:r>
+                </w:p>
+              </w:tc>
+            </w:tr>
+            <w:tr>
+              <w:tc>
+                <w:tcPr/>
+                <w:p>
+                  <w:pPr>
+                    <w:pStyle w:val="Compact"/>
+                    <w:bidi/>
+                    <w:jc w:val="left"/>
+                  </w:pPr>
+                  <w:r>
+                    <w:rPr>
+                      <w:b/>
+                      <w:bCs/>
+                      <w:rtl/>
+                    </w:rPr>
+                    <w:t xml:space="preserve">الأستاذ:</w:t>
+                  </w:r>
+                  <w:r>
+                    <w:rPr>
+                      <w:rtl/>
+                    </w:rPr>
+                    <w:t xml:space="preserve"> </w:t>
+                  </w:r>
+                  <w:r>
+                    <w:rPr>
+                      <w:rtl/>
+                    </w:rPr>
+                    <w:t xml:space="preserve">..........</w:t>
+                  </w:r>
+                </w:p>
+              </w:tc>
+              <w:tc>
+                <w:tcPr/>
+                <w:p>
+                  <w:pPr>
+                    <w:pStyle w:val="Compact"/>
+                    <w:bidi/>
+                    <w:jc w:val="left"/>
+                  </w:pPr>
+                  <w:r>
+                    <w:rPr>
+                      <w:b/>
+                      <w:bCs/>
+                      <w:rtl/>
+                    </w:rPr>
+                    <w:t xml:space="preserve">المحتوى المعرفي:</w:t>
+                  </w:r>
+                  <w:r>
+                    <w:rPr>
+                      <w:rtl/>
+                    </w:rPr>
+                    <w:t xml:space="preserve"> </w:t>
+                  </w:r>
+                  <w:r>
+                    <w:rPr>
+                      <w:rtl/>
+                    </w:rPr>
+                    <w:t xml:space="preserve">تصميم مجسم والمنظور متساوي القياس</w:t>
+                  </w:r>
+                </w:p>
+              </w:tc>
+            </w:tr>
+          </w:tbl>
+          <w:p>
+            <w:pPr>
+              <w:bidi/>
+              <w:spacing w:before="120"/>
+            </w:pPr>
+          </w:p>
+        </w:tc>
+      </w:tr>
+    </w:tbl>
     <w:p>
       <w:pPr>
-        <w:numPr>
-          <w:ilvl w:val="0"/>
-          <w:numId w:val="1004"/>
-        </w:numPr>
         <w:bidi/>
+        <w:spacing w:before="0" w:after="0"/>
       </w:pPr>
+    </w:p>
+    <w:tbl>
+      <w:tblPr>
+        <w:tblStyle w:val="Table"/>
+        <w:tblW w:w="7128" w:type="dxa"/>
+        <w:jc w:val="center"/>
+        <w:tblBorders>
+          <w:top w:val="single" w:sz="4" w:space="0" w:color="000000"/>
+          <w:left w:val="single" w:sz="4" w:space="0" w:color="000000"/>
+          <w:bottom w:val="single" w:sz="4" w:space="0" w:color="000000"/>
+          <w:right w:val="single" w:sz="4" w:space="0" w:color="000000"/>
+          <w:insideH w:val="single" w:sz="4" w:space="0" w:color="000000"/>
+          <w:insideV w:val="single" w:sz="4" w:space="0" w:color="000000"/>
+        </w:tblBorders>
+        <w:tblLook w:firstRow="0" w:lastRow="0" w:firstColumn="0" w:lastColumn="0" w:noHBand="0" w:noVBand="0" w:val="0000"/>
+      </w:tblPr>
+      <w:tblGrid>
+        <w:gridCol w:w="3564"/>
+        <w:gridCol w:w="3564"/>
+      </w:tblGrid>
+      <w:tr>
+        <w:tc>
+          <w:tcPr/>
+          <w:p>
+            <w:pPr>
+              <w:bidi/>
+              <w:jc w:val="left"/>
+            </w:pPr>
+            <w:r>
+              <w:rPr>
+                <w:b/>
+                <w:bCs/>
+                <w:rtl/>
+              </w:rPr>
+              <w:t xml:space="preserve">الكفاءات المستهدفة:</w:t>
+            </w:r>
+          </w:p>
+          <w:p>
+            <w:pPr>
+              <w:numPr>
+                <w:ilvl w:val="0"/>
+                <w:numId w:val="1004"/>
+              </w:numPr>
+              <w:bidi/>
+              <w:jc w:val="left"/>
+            </w:pPr>
+            <w:r>
+              <w:rPr>
+                <w:rtl/>
+              </w:rPr>
+              <w:t xml:space="preserve">إنشاء تصميم لمجسم.</w:t>
+            </w:r>
+          </w:p>
+          <w:p>
+            <w:pPr>
+              <w:numPr>
+                <w:ilvl w:val="0"/>
+                <w:numId w:val="1004"/>
+              </w:numPr>
+              <w:bidi/>
+              <w:jc w:val="left"/>
+            </w:pPr>
+            <w:r>
+              <w:rPr>
+                <w:rtl/>
+              </w:rPr>
+              <w:t xml:space="preserve">تمثيل مجسم بالمنظور متساوي القياس.</w:t>
+            </w:r>
+          </w:p>
+        </w:tc>
+        <w:tc>
+          <w:tcPr/>
+          <w:p>
+            <w:pPr>
+              <w:bidi/>
+              <w:jc w:val="left"/>
+            </w:pPr>
+            <w:r>
+              <w:rPr>
+                <w:b/>
+                <w:bCs/>
+                <w:rtl/>
+              </w:rPr>
+              <w:t xml:space="preserve">الكفاءات القبلية:</w:t>
+            </w:r>
+          </w:p>
+          <w:p>
+            <w:pPr>
+              <w:numPr>
+                <w:ilvl w:val="0"/>
+                <w:numId w:val="1005"/>
+              </w:numPr>
+              <w:bidi/>
+              <w:jc w:val="left"/>
+            </w:pPr>
+            <w:r>
+              <w:rPr>
+                <w:rtl/>
+              </w:rPr>
+              <w:t xml:space="preserve">المجسمات المألوفة.</w:t>
+            </w:r>
+          </w:p>
+        </w:tc>
+      </w:tr>
+    </w:tbl>
+    <w:p>
+      <w:pPr>
+        <w:bidi/>
+        <w:spacing w:before="120"/>
+      </w:pPr>
+      <w:r>
+        <w:rPr>
+          <w:b/>
+          <w:bCs/>
+          <w:rtl/>
+        </w:rPr>
+        <w:t xml:space="preserve">الوسائل:</w:t>
+      </w:r>
       <w:r>
         <w:rPr>
           <w:rtl/>
         </w:rPr>
-        <w:t xml:space="preserve">المجسمات المألوفة.</w:t>
+        <w:t xml:space="preserve"> </w:t>
       </w:r>
-    </w:p>
-    <w:p>
-      <w:pPr>
-        <w:numPr>
-          <w:ilvl w:val="0"/>
-          <w:numId w:val="1005"/>
-        </w:numPr>
-        <w:bidi/>
-      </w:pPr>
-      <w:r>
-        <w:rPr>
-          <w:rtl/>
-        </w:rPr>
-        <w:t xml:space="preserve">إنشاء تصميم لمجسم.</w:t>
-      </w:r>
-    </w:p>
-    <w:p>
-      <w:pPr>
-        <w:numPr>
-          <w:ilvl w:val="0"/>
-          <w:numId w:val="1005"/>
-        </w:numPr>
-        <w:bidi/>
-      </w:pPr>
-      <w:r>
-        <w:rPr>
-          <w:rtl/>
-        </w:rPr>
-        <w:t xml:space="preserve">تمثيل مجسم بالمنظور متساوي القياس.</w:t>
-      </w:r>
-    </w:p>
-    <w:p>
-      <w:pPr>
-        <w:bidi/>
-      </w:pPr>
       <w:r>
         <w:rPr>
           <w:rtl/>
@@ -381,9 +2884,893 @@
         <w:t xml:space="preserve">المنهاج ، الكتاب المدرسي ، مراجع ، مجسمات ، أدوات الهندسة.</w:t>
       </w:r>
     </w:p>
+    <w:tbl>
+      <w:tblPr>
+        <w:tblStyle w:val="Table"/>
+        <w:tblW w:w="7681" w:type="dxa"/>
+        <w:jc w:val="center"/>
+        <w:tblBorders>
+          <w:top w:val="single" w:sz="4" w:space="0" w:color="000000"/>
+          <w:left w:val="single" w:sz="4" w:space="0" w:color="000000"/>
+          <w:bottom w:val="single" w:sz="4" w:space="0" w:color="000000"/>
+          <w:right w:val="single" w:sz="4" w:space="0" w:color="000000"/>
+          <w:insideH w:val="single" w:sz="4" w:space="0" w:color="000000"/>
+          <w:insideV w:val="single" w:sz="4" w:space="0" w:color="000000"/>
+        </w:tblBorders>
+        <w:tblLook w:firstRow="0" w:lastRow="0" w:firstColumn="0" w:lastColumn="0" w:noHBand="0" w:noVBand="0" w:val="0000"/>
+      </w:tblPr>
+      <w:tblGrid>
+        <w:gridCol w:w="1188"/>
+        <w:gridCol w:w="712"/>
+        <w:gridCol w:w="4593"/>
+        <w:gridCol w:w="1188"/>
+      </w:tblGrid>
+      <w:tr>
+        <w:tc>
+          <w:tcPr>
+            <w:shd w:val="clear" w:color="auto" w:fill="E4E7ED"/>
+          </w:tcPr>
+          <w:p>
+            <w:pPr>
+              <w:pStyle w:val="Compact"/>
+              <w:bidi/>
+              <w:jc w:val="left"/>
+            </w:pPr>
+            <w:r>
+              <w:rPr>
+                <w:rtl/>
+              </w:rPr>
+              <w:t xml:space="preserve"/>
+            </w:r>
+            <w:r>
+              <w:rPr>
+                <w:b/>
+                <w:bCs/>
+                <w:rtl/>
+              </w:rPr>
+              <w:t xml:space="preserve">توجيهات وتعاليق</w:t>
+            </w:r>
+          </w:p>
+        </w:tc>
+        <w:tc>
+          <w:tcPr>
+            <w:shd w:val="clear" w:color="auto" w:fill="E4E7ED"/>
+          </w:tcPr>
+          <w:p>
+            <w:pPr>
+              <w:pStyle w:val="Compact"/>
+              <w:bidi/>
+              <w:jc w:val="left"/>
+            </w:pPr>
+            <w:r>
+              <w:rPr>
+                <w:b/>
+                <w:bCs/>
+                <w:rtl/>
+              </w:rPr>
+              <w:t xml:space="preserve">المدة</w:t>
+            </w:r>
+          </w:p>
+        </w:tc>
+        <w:tc>
+          <w:tcPr>
+            <w:shd w:val="clear" w:color="auto" w:fill="E4E7ED"/>
+          </w:tcPr>
+          <w:p>
+            <w:pPr>
+              <w:pStyle w:val="Compact"/>
+              <w:bidi/>
+              <w:jc w:val="left"/>
+            </w:pPr>
+            <w:r>
+              <w:rPr>
+                <w:b/>
+                <w:bCs/>
+                <w:rtl/>
+              </w:rPr>
+              <w:t xml:space="preserve">سير الحصة</w:t>
+            </w:r>
+          </w:p>
+        </w:tc>
+        <w:tc>
+          <w:tcPr>
+            <w:shd w:val="clear" w:color="auto" w:fill="E4E7ED"/>
+          </w:tcPr>
+          <w:p>
+            <w:pPr>
+              <w:pStyle w:val="Compact"/>
+              <w:bidi/>
+              <w:jc w:val="left"/>
+            </w:pPr>
+            <w:r>
+              <w:rPr>
+                <w:b/>
+                <w:bCs/>
+                <w:rtl/>
+              </w:rPr>
+              <w:t xml:space="preserve">مراحل الحصة</w:t>
+            </w:r>
+          </w:p>
+        </w:tc>
+      </w:tr>
+      <w:tr>
+        <w:tc>
+          <w:tcPr/>
+          <w:p>
+            <w:pPr>
+              <w:pStyle w:val="Compact"/>
+              <w:bidi/>
+              <w:jc w:val="left"/>
+            </w:pPr>
+            <w:r>
+              <w:rPr>
+                <w:rtl/>
+              </w:rPr>
+              <w:t xml:space="preserve">وضعية عملية.</w:t>
+            </w:r>
+          </w:p>
+        </w:tc>
+        <w:tc>
+          <w:tcPr/>
+          <w:p>
+            <w:pPr>
+              <w:pStyle w:val="Compact"/>
+              <w:bidi/>
+              <w:jc w:val="left"/>
+            </w:pPr>
+            <w:r>
+              <w:rPr>
+                <w:rtl/>
+              </w:rPr>
+              <w:t xml:space="preserve">10 د</w:t>
+            </w:r>
+          </w:p>
+        </w:tc>
+        <w:tc>
+          <w:tcPr/>
+          <w:p>
+            <w:pPr>
+              <w:pStyle w:val="Compact"/>
+              <w:bidi/>
+              <w:jc w:val="left"/>
+            </w:pPr>
+            <w:r>
+              <w:rPr>
+                <w:b/>
+                <w:bCs/>
+                <w:rtl/>
+              </w:rPr>
+              <w:t xml:space="preserve">التهيئة النفسية:</w:t>
+            </w:r>
+            <w:r>
+              <w:rPr>
+                <w:rtl/>
+              </w:rPr>
+              <w:t xml:space="preserve"> </w:t>
+            </w:r>
+            <w:r>
+              <w:rPr>
+                <w:rtl/>
+              </w:rPr>
+              <w:t xml:space="preserve">كيف تُصنع علبة كرتونية انطلاقاً من ورقة؟</w:t>
+            </w:r>
+          </w:p>
+        </w:tc>
+        <w:tc>
+          <w:tcPr>
+            <w:shd w:val="clear" w:color="auto" w:fill="E4E7ED"/>
+          </w:tcPr>
+          <w:p>
+            <w:pPr>
+              <w:pStyle w:val="Compact"/>
+              <w:bidi/>
+              <w:jc w:val="left"/>
+            </w:pPr>
+            <w:r>
+              <w:rPr>
+                <w:rtl/>
+              </w:rPr>
+              <w:t xml:space="preserve"/>
+            </w:r>
+            <w:r>
+              <w:rPr>
+                <w:b/>
+                <w:bCs/>
+                <w:rtl/>
+              </w:rPr>
+              <w:t xml:space="preserve">مرحلة الانطلاق</w:t>
+            </w:r>
+          </w:p>
+        </w:tc>
+      </w:tr>
+      <w:tr>
+        <w:tc>
+          <w:tcPr/>
+          <w:p>
+            <w:pPr>
+              <w:pStyle w:val="Compact"/>
+              <w:bidi/>
+              <w:jc w:val="left"/>
+            </w:pPr>
+            <w:r>
+              <w:rPr>
+                <w:rtl/>
+              </w:rPr>
+              <w:t xml:space="preserve">عمل يدوي بالورق والمقص.</w:t>
+            </w:r>
+          </w:p>
+        </w:tc>
+        <w:tc>
+          <w:tcPr/>
+          <w:p>
+            <w:pPr>
+              <w:pStyle w:val="Compact"/>
+              <w:bidi/>
+              <w:jc w:val="left"/>
+            </w:pPr>
+            <w:r>
+              <w:rPr>
+                <w:rtl/>
+              </w:rPr>
+              <w:t xml:space="preserve">35 د</w:t>
+            </w:r>
+          </w:p>
+        </w:tc>
+        <w:tc>
+          <w:tcPr/>
+          <w:p>
+            <w:pPr>
+              <w:bidi/>
+              <w:jc w:val="left"/>
+            </w:pPr>
+            <w:r>
+              <w:rPr>
+                <w:b/>
+                <w:bCs/>
+                <w:rtl/>
+              </w:rPr>
+              <w:t xml:space="preserve">[مناقشة النشاطات 02 و 03 و 04 صفحة 182]</w:t>
+            </w:r>
+          </w:p>
+          <w:p>
+            <w:pPr>
+              <w:bidi/>
+              <w:jc w:val="left"/>
+            </w:pPr>
+            <w:r>
+              <w:rPr>
+                <w:rtl/>
+              </w:rPr>
+              <w:t xml:space="preserve">✓ تصميم المجسم المكوّن من مكعب ينقصه هرم: نرسم الوجوه مفرودة في المستوي مع احترام الأطوال.</w:t>
+            </w:r>
+          </w:p>
+          <w:p>
+            <w:pPr>
+              <w:bidi/>
+              <w:jc w:val="left"/>
+            </w:pPr>
+            <w:r>
+              <w:rPr>
+                <w:rtl/>
+              </w:rPr>
+              <w:t xml:space="preserve">✓ من بين التصاميم المقترحة للمكعب: نتحقق أن الوجوه لا تتراكب عند الطي.</w:t>
+            </w:r>
+          </w:p>
+          <w:p>
+            <w:pPr>
+              <w:bidi/>
+              <w:jc w:val="left"/>
+            </w:pPr>
+            <w:r>
+              <w:rPr>
+                <w:rtl/>
+              </w:rPr>
+              <w:t xml:space="preserve">✓ المنظور متساوي القياس: الوجه الأمامي بأبعاده الحقيقية ، والأحرف العمودية عليه تُرسم مائلة.</w:t>
+            </w:r>
+          </w:p>
+        </w:tc>
+        <w:tc>
+          <w:tcPr>
+            <w:shd w:val="clear" w:color="auto" w:fill="E4E7ED"/>
+          </w:tcPr>
+          <w:p>
+            <w:pPr>
+              <w:pStyle w:val="Compact"/>
+              <w:bidi/>
+              <w:jc w:val="left"/>
+            </w:pPr>
+            <w:r>
+              <w:rPr>
+                <w:rtl/>
+              </w:rPr>
+              <w:t xml:space="preserve"/>
+            </w:r>
+            <w:r>
+              <w:rPr>
+                <w:b/>
+                <w:bCs/>
+                <w:rtl/>
+              </w:rPr>
+              <w:t xml:space="preserve">التشخيص والاكتشاف</w:t>
+            </w:r>
+          </w:p>
+        </w:tc>
+      </w:tr>
+      <w:tr>
+        <w:tc>
+          <w:tcPr/>
+          <w:p>
+            <w:pPr>
+              <w:pStyle w:val="Compact"/>
+              <w:bidi/>
+              <w:jc w:val="left"/>
+            </w:pPr>
+            <w:r>
+              <w:rPr>
+                <w:rtl/>
+              </w:rPr>
+              <w:t xml:space="preserve">نرسم الأمثلة على ورق مرصوف.</w:t>
+            </w:r>
+          </w:p>
+        </w:tc>
+        <w:tc>
+          <w:tcPr/>
+          <w:p>
+            <w:pPr>
+              <w:pStyle w:val="Compact"/>
+              <w:bidi/>
+              <w:jc w:val="left"/>
+            </w:pPr>
+            <w:r>
+              <w:rPr>
+                <w:rtl/>
+              </w:rPr>
+              <w:t xml:space="preserve">50 د</w:t>
+            </w:r>
+          </w:p>
+        </w:tc>
+        <w:tc>
+          <w:tcPr/>
+          <w:p>
+            <w:pPr>
+              <w:bidi/>
+              <w:jc w:val="left"/>
+            </w:pPr>
+            <w:r>
+              <w:rPr>
+                <w:b/>
+                <w:bCs/>
+                <w:rtl/>
+              </w:rPr>
+              <w:t xml:space="preserve">[قواعد المنظور متساوي القياس]</w:t>
+            </w:r>
+          </w:p>
+          <w:p>
+            <w:pPr>
+              <w:bidi/>
+              <w:jc w:val="left"/>
+            </w:pPr>
+            <w:r>
+              <w:rPr>
+                <w:rtl/>
+              </w:rPr>
+              <w:t xml:space="preserve">✓ المستقيمات المتوازية تُرسم متوازية ، ويُحافظ على المنتصف.</w:t>
+            </w:r>
+          </w:p>
+          <w:p>
+            <w:pPr>
+              <w:bidi/>
+              <w:jc w:val="left"/>
+            </w:pPr>
+            <w:r>
+              <w:rPr>
+                <w:rtl/>
+              </w:rPr>
+              <w:t xml:space="preserve">✓ الوجوه الموازية للوجه الأمامي تُرسم بأبعادها الحقيقية.</w:t>
+            </w:r>
+          </w:p>
+          <w:p>
+            <w:pPr>
+              <w:bidi/>
+              <w:jc w:val="left"/>
+            </w:pPr>
+            <w:r>
+              <w:rPr>
+                <w:rtl/>
+              </w:rPr>
+              <w:t xml:space="preserve">✓ الأحرف المخفية تُرسم بخطوط متقطعة.</w:t>
+            </w:r>
+          </w:p>
+          <w:p>
+            <w:pPr>
+              <w:bidi/>
+              <w:jc w:val="left"/>
+            </w:pPr>
+            <w:r>
+              <w:rPr>
+                <w:b/>
+                <w:bCs/>
+                <w:rtl/>
+              </w:rPr>
+              <w:t xml:space="preserve">[التصميم]</w:t>
+            </w:r>
+            <w:r>
+              <w:rPr>
+                <w:rtl/>
+              </w:rPr>
+              <w:t xml:space="preserve"> شكل مستوٍ نحصل عليه بفرد سطح المجسم ، ويسمح بصنعه بالطي.</w:t>
+            </w:r>
+          </w:p>
+        </w:tc>
+        <w:tc>
+          <w:tcPr>
+            <w:shd w:val="clear" w:color="auto" w:fill="E4E7ED"/>
+          </w:tcPr>
+          <w:p>
+            <w:pPr>
+              <w:pStyle w:val="Compact"/>
+              <w:bidi/>
+              <w:jc w:val="left"/>
+            </w:pPr>
+            <w:r>
+              <w:rPr>
+                <w:rtl/>
+              </w:rPr>
+              <w:t xml:space="preserve"/>
+            </w:r>
+            <w:r>
+              <w:rPr>
+                <w:b/>
+                <w:bCs/>
+                <w:rtl/>
+              </w:rPr>
+              <w:t xml:space="preserve">بناء المعارف</w:t>
+            </w:r>
+          </w:p>
+        </w:tc>
+      </w:tr>
+      <w:tr>
+        <w:tc>
+          <w:tcPr/>
+          <w:p>
+            <w:pPr>
+              <w:pStyle w:val="Compact"/>
+              <w:bidi/>
+              <w:jc w:val="center"/>
+            </w:pPr>
+          </w:p>
+        </w:tc>
+        <w:tc>
+          <w:tcPr/>
+          <w:p>
+            <w:pPr>
+              <w:pStyle w:val="Compact"/>
+              <w:bidi/>
+              <w:jc w:val="center"/>
+            </w:pPr>
+          </w:p>
+        </w:tc>
+        <w:tc>
+          <w:tcPr/>
+          <w:p>
+            <w:pPr>
+              <w:bidi/>
+              <w:jc w:val="left"/>
+            </w:pPr>
+            <w:r>
+              <w:rPr>
+                <w:b/>
+                <w:bCs/>
+                <w:rtl/>
+              </w:rPr>
+              <w:t xml:space="preserve">[مثال]</w:t>
+            </w:r>
+            <w:r>
+              <w:rPr>
+                <w:rtl/>
+              </w:rPr>
+              <w:t xml:space="preserve"> تصميم أسطوانة نصف قطرها</w:t>
+            </w:r>
+            <w:r>
+              <w:rPr>
+                <w:rtl/>
+              </w:rPr>
+              <w:t xml:space="preserve"> </w:t>
+            </w:r>
+            <m:oMath>
+              <m:r>
+                <m:t>r</m:t>
+              </m:r>
+            </m:oMath>
+            <w:r>
+              <w:rPr>
+                <w:rtl/>
+              </w:rPr>
+              <w:t xml:space="preserve"> </w:t>
+            </w:r>
+            <w:r>
+              <w:rPr>
+                <w:rtl/>
+              </w:rPr>
+              <w:t xml:space="preserve">وارتفاعها</w:t>
+            </w:r>
+            <w:r>
+              <w:rPr>
+                <w:rtl/>
+              </w:rPr>
+              <w:t xml:space="preserve"> </w:t>
+            </w:r>
+            <m:oMath>
+              <m:r>
+                <m:t>h</m:t>
+              </m:r>
+            </m:oMath>
+            <w:r>
+              <w:rPr>
+                <w:rtl/>
+              </w:rPr>
+              <w:t xml:space="preserve">: مستطيل بعداه</w:t>
+            </w:r>
+            <w:r>
+              <w:rPr>
+                <w:rtl/>
+              </w:rPr>
+              <w:t xml:space="preserve"> </w:t>
+            </w:r>
+            <m:oMath>
+              <m:r>
+                <m:t>2</m:t>
+              </m:r>
+              <m:r>
+                <m:t>π</m:t>
+              </m:r>
+              <m:r>
+                <m:t>r</m:t>
+              </m:r>
+            </m:oMath>
+            <w:r>
+              <w:rPr>
+                <w:rtl/>
+              </w:rPr>
+              <w:t xml:space="preserve"> </w:t>
+            </w:r>
+            <w:r>
+              <w:rPr>
+                <w:rtl/>
+              </w:rPr>
+              <w:t xml:space="preserve">و</w:t>
+            </w:r>
+            <w:r>
+              <w:rPr>
+                <w:rtl/>
+              </w:rPr>
+              <w:t xml:space="preserve"> </w:t>
+            </w:r>
+            <m:oMath>
+              <m:r>
+                <m:t>h</m:t>
+              </m:r>
+            </m:oMath>
+            <w:r>
+              <w:rPr>
+                <w:rtl/>
+              </w:rPr>
+              <w:t xml:space="preserve"> </w:t>
+            </w:r>
+            <w:r>
+              <w:rPr>
+                <w:rtl/>
+              </w:rPr>
+              <w:t xml:space="preserve">وقرصان ، والمساحة الجانبية</w:t>
+            </w:r>
+            <w:r>
+              <w:rPr>
+                <w:rtl/>
+              </w:rPr>
+              <w:t xml:space="preserve"> </w:t>
+            </w:r>
+            <m:oMath>
+              <m:r>
+                <m:t>2</m:t>
+              </m:r>
+              <m:r>
+                <m:t>π</m:t>
+              </m:r>
+              <m:r>
+                <m:t>r</m:t>
+              </m:r>
+              <m:r>
+                <m:t>h</m:t>
+              </m:r>
+            </m:oMath>
+            <w:r>
+              <w:rPr>
+                <w:rtl/>
+              </w:rPr>
+              <w:t xml:space="preserve">.</w:t>
+            </w:r>
+          </w:p>
+          <w:p>
+            <w:pPr>
+              <w:bidi/>
+              <w:jc w:val="left"/>
+            </w:pPr>
+            <w:r>
+              <w:rPr>
+                <w:b/>
+                <w:bCs/>
+                <w:rtl/>
+              </w:rPr>
+              <w:t xml:space="preserve">[حذار]</w:t>
+            </w:r>
+            <w:r>
+              <w:rPr>
+                <w:rtl/>
+              </w:rPr>
+              <w:t xml:space="preserve"> في المنظور لا تُحفظ كل الأطوال ولا الزوايا القائمة.</w:t>
+            </w:r>
+          </w:p>
+        </w:tc>
+        <w:tc>
+          <w:tcPr>
+            <w:shd w:val="clear" w:color="auto" w:fill="E4E7ED"/>
+          </w:tcPr>
+          <w:p>
+            <w:pPr>
+              <w:pStyle w:val="Compact"/>
+              <w:bidi/>
+              <w:jc w:val="left"/>
+            </w:pPr>
+            <w:r>
+              <w:rPr>
+                <w:rtl/>
+              </w:rPr>
+              <w:t xml:space="preserve"/>
+            </w:r>
+          </w:p>
+        </w:tc>
+      </w:tr>
+      <w:tr>
+        <w:tc>
+          <w:tcPr/>
+          <w:p>
+            <w:pPr>
+              <w:pStyle w:val="Compact"/>
+              <w:bidi/>
+              <w:jc w:val="left"/>
+            </w:pPr>
+            <w:r>
+              <w:rPr>
+                <w:rtl/>
+              </w:rPr>
+              <w:t xml:space="preserve">نشاط منزلي ممتع.</w:t>
+            </w:r>
+          </w:p>
+        </w:tc>
+        <w:tc>
+          <w:tcPr/>
+          <w:p>
+            <w:pPr>
+              <w:pStyle w:val="Compact"/>
+              <w:bidi/>
+              <w:jc w:val="left"/>
+            </w:pPr>
+            <w:r>
+              <w:rPr>
+                <w:rtl/>
+              </w:rPr>
+              <w:t xml:space="preserve">25 د</w:t>
+            </w:r>
+          </w:p>
+        </w:tc>
+        <w:tc>
+          <w:tcPr/>
+          <w:p>
+            <w:pPr>
+              <w:bidi/>
+              <w:jc w:val="left"/>
+            </w:pPr>
+            <w:r>
+              <w:rPr>
+                <w:b/>
+                <w:bCs/>
+                <w:rtl/>
+              </w:rPr>
+              <w:t xml:space="preserve">[تطبيق]</w:t>
+            </w:r>
+          </w:p>
+          <w:p>
+            <w:pPr>
+              <w:bidi/>
+              <w:jc w:val="left"/>
+            </w:pPr>
+            <w:r>
+              <w:rPr>
+                <w:rtl/>
+              </w:rPr>
+              <w:t xml:space="preserve">① ارسم تصميم متوازي مستطيلات أبعاده</w:t>
+            </w:r>
+            <w:r>
+              <w:rPr>
+                <w:rtl/>
+              </w:rPr>
+              <w:t xml:space="preserve"> </w:t>
+            </w:r>
+            <m:oMath>
+              <m:r>
+                <m:t>3</m:t>
+              </m:r>
+            </m:oMath>
+            <w:r>
+              <w:rPr>
+                <w:rtl/>
+              </w:rPr>
+              <w:t xml:space="preserve"> </w:t>
+            </w:r>
+            <w:r>
+              <w:rPr>
+                <w:rtl/>
+              </w:rPr>
+              <w:t xml:space="preserve">،</w:t>
+            </w:r>
+            <w:r>
+              <w:rPr>
+                <w:rtl/>
+              </w:rPr>
+              <w:t xml:space="preserve"> </w:t>
+            </w:r>
+            <m:oMath>
+              <m:r>
+                <m:t>2</m:t>
+              </m:r>
+            </m:oMath>
+            <w:r>
+              <w:rPr>
+                <w:rtl/>
+              </w:rPr>
+              <w:t xml:space="preserve"> </w:t>
+            </w:r>
+            <w:r>
+              <w:rPr>
+                <w:rtl/>
+              </w:rPr>
+              <w:t xml:space="preserve">،</w:t>
+            </w:r>
+            <w:r>
+              <w:rPr>
+                <w:rtl/>
+              </w:rPr>
+              <w:t xml:space="preserve"> </w:t>
+            </w:r>
+            <m:oMath>
+              <m:r>
+                <m:t>1</m:t>
+              </m:r>
+            </m:oMath>
+            <w:r>
+              <w:rPr>
+                <w:rtl/>
+              </w:rPr>
+              <w:t xml:space="preserve"> </w:t>
+            </w:r>
+            <w:r>
+              <w:rPr>
+                <w:rtl/>
+              </w:rPr>
+              <w:t xml:space="preserve">cm. ② ارسم بالمنظور متساوي القياس موشوراً قائماً قاعدته مثلث.</w:t>
+            </w:r>
+          </w:p>
+          <w:p>
+            <w:pPr>
+              <w:bidi/>
+              <w:jc w:val="left"/>
+            </w:pPr>
+            <w:r>
+              <w:rPr>
+                <w:b/>
+                <w:bCs/>
+                <w:rtl/>
+              </w:rPr>
+              <w:t xml:space="preserve">الحل:</w:t>
+            </w:r>
+            <w:r>
+              <w:rPr>
+                <w:rtl/>
+              </w:rPr>
+              <w:t xml:space="preserve"> </w:t>
+            </w:r>
+            <w:r>
+              <w:rPr>
+                <w:rtl/>
+              </w:rPr>
+              <w:t xml:space="preserve">① ستة مستطيلات (اثنان من كل نوع) مرتبة بحيث تنطبق عند الطي.</w:t>
+            </w:r>
+          </w:p>
+          <w:p>
+            <w:pPr>
+              <w:bidi/>
+              <w:jc w:val="left"/>
+            </w:pPr>
+            <w:r>
+              <w:rPr>
+                <w:b/>
+                <w:bCs/>
+                <w:rtl/>
+              </w:rPr>
+              <w:t xml:space="preserve">واجب منزلي:</w:t>
+            </w:r>
+            <w:r>
+              <w:rPr>
+                <w:rtl/>
+              </w:rPr>
+              <w:t xml:space="preserve"> </w:t>
+            </w:r>
+            <w:r>
+              <w:rPr>
+                <w:rtl/>
+              </w:rPr>
+              <w:t xml:space="preserve">صنع مجسم من الورق المقوى.</w:t>
+            </w:r>
+          </w:p>
+          <w:p>
+            <w:pPr>
+              <w:bidi/>
+              <w:jc w:val="left"/>
+            </w:pPr>
+            <w:r>
+              <w:rPr>
+                <w:b/>
+                <w:bCs/>
+                <w:rtl/>
+              </w:rPr>
+              <w:t xml:space="preserve">ملاحظات حول سير الحصة:</w:t>
+            </w:r>
+            <w:r>
+              <w:rPr>
+                <w:rtl/>
+              </w:rPr>
+              <w:t xml:space="preserve"> </w:t>
+            </w:r>
+            <w:r>
+              <w:rPr>
+                <w:rtl/>
+              </w:rPr>
+              <w:t xml:space="preserve">..........</w:t>
+            </w:r>
+          </w:p>
+        </w:tc>
+        <w:tc>
+          <w:tcPr>
+            <w:shd w:val="clear" w:color="auto" w:fill="E4E7ED"/>
+          </w:tcPr>
+          <w:p>
+            <w:pPr>
+              <w:pStyle w:val="Compact"/>
+              <w:bidi/>
+              <w:jc w:val="left"/>
+            </w:pPr>
+            <w:r>
+              <w:rPr>
+                <w:rtl/>
+              </w:rPr>
+              <w:t xml:space="preserve"/>
+            </w:r>
+            <w:r>
+              <w:rPr>
+                <w:b/>
+                <w:bCs/>
+                <w:rtl/>
+              </w:rPr>
+              <w:t xml:space="preserve">التقويم</w:t>
+            </w:r>
+          </w:p>
+        </w:tc>
+      </w:tr>
+    </w:tbl>
     <w:p>
       <w:pPr>
         <w:bidi/>
+        <w:spacing w:before="120"/>
       </w:pPr>
       <w:r>
         <w:rPr>
@@ -392,55 +3779,467 @@
         <w:br w:type="page"/>
       </w:r>
     </w:p>
+    <w:tbl>
+      <w:tblPr>
+        <w:tblW w:w="9864" w:type="dxa"/>
+        <w:jc w:val="center"/>
+        <w:tblBorders>
+          <w:top w:val="single" w:sz="10" w:space="0" w:color="8F1E18"/>
+          <w:left w:val="single" w:sz="10" w:space="0" w:color="8F1E18"/>
+          <w:bottom w:val="single" w:sz="10" w:space="0" w:color="8F1E18"/>
+          <w:right w:val="single" w:sz="10" w:space="0" w:color="8F1E18"/>
+          <w:insideH w:val="single" w:sz="10" w:space="0" w:color="8F1E18"/>
+        </w:tblBorders>
+        <w:tblLayout w:type="fixed"/>
+        <w:tblCellMar>
+          <w:top w:w="40" w:type="dxa"/>
+          <w:left w:w="140" w:type="dxa"/>
+          <w:bottom w:w="60" w:type="dxa"/>
+          <w:right w:w="140" w:type="dxa"/>
+        </w:tblCellMar>
+      </w:tblPr>
+      <w:tblGrid>
+        <w:gridCol w:w="9864"/>
+      </w:tblGrid>
+      <w:tr>
+        <w:trPr>
+          <w:cantSplit/>
+        </w:trPr>
+        <w:tc>
+          <w:tcPr>
+            <w:tcW w:w="9864" w:type="dxa"/>
+            <w:shd w:val="clear" w:color="auto" w:fill="8F1E18"/>
+          </w:tcPr>
+          <w:p>
+            <w:pPr>
+              <w:keepNext/>
+              <w:bidi/>
+              <w:spacing w:before="0" w:after="0"/>
+            </w:pPr>
+            <w:r>
+              <w:rPr>
+                <w:b/>
+                <w:bCs/>
+                <w:color w:val="FFFFFF"/>
+                <w:rtl/>
+              </w:rPr>
+              <w:t xml:space="preserve">مذكرة رقم 45</w:t>
+            </w:r>
+          </w:p>
+        </w:tc>
+      </w:tr>
+      <w:tr>
+        <w:tc>
+          <w:tcPr>
+            <w:tcW w:w="9864" w:type="dxa"/>
+            <w:shd w:val="clear" w:color="auto" w:fill="FBF4F4"/>
+          </w:tcPr>
+          <w:tbl>
+            <w:tblPr>
+              <w:tblStyle w:val="Table"/>
+              <w:tblW w:w="7128" w:type="dxa"/>
+              <w:jc w:val="center"/>
+              <w:tblBorders>
+                <w:top w:val="single" w:sz="4" w:space="0" w:color="000000"/>
+                <w:left w:val="single" w:sz="4" w:space="0" w:color="000000"/>
+                <w:bottom w:val="single" w:sz="4" w:space="0" w:color="000000"/>
+                <w:right w:val="single" w:sz="4" w:space="0" w:color="000000"/>
+                <w:insideH w:val="single" w:sz="4" w:space="0" w:color="000000"/>
+                <w:insideV w:val="single" w:sz="4" w:space="0" w:color="000000"/>
+              </w:tblBorders>
+              <w:tblLook w:firstRow="0" w:lastRow="0" w:firstColumn="0" w:lastColumn="0" w:noHBand="0" w:noVBand="0" w:val="0000"/>
+            </w:tblPr>
+            <w:tblGrid>
+              <w:gridCol w:w="3564"/>
+              <w:gridCol w:w="3564"/>
+            </w:tblGrid>
+            <w:tr>
+              <w:tc>
+                <w:tcPr/>
+                <w:p>
+                  <w:pPr>
+                    <w:pStyle w:val="Compact"/>
+                    <w:bidi/>
+                    <w:jc w:val="left"/>
+                  </w:pPr>
+                  <w:r>
+                    <w:rPr>
+                      <w:b/>
+                      <w:bCs/>
+                      <w:rtl/>
+                    </w:rPr>
+                    <w:t xml:space="preserve">المستوى:</w:t>
+                  </w:r>
+                  <w:r>
+                    <w:rPr>
+                      <w:rtl/>
+                    </w:rPr>
+                    <w:t xml:space="preserve"> </w:t>
+                  </w:r>
+                  <w:r>
+                    <w:rPr>
+                      <w:rtl/>
+                    </w:rPr>
+                    <w:t xml:space="preserve">1 ج م ع ت</w:t>
+                  </w:r>
+                </w:p>
+              </w:tc>
+              <w:tc>
+                <w:tcPr/>
+                <w:p>
+                  <w:pPr>
+                    <w:pStyle w:val="Compact"/>
+                    <w:bidi/>
+                    <w:jc w:val="left"/>
+                  </w:pPr>
+                  <w:r>
+                    <w:rPr>
+                      <w:b/>
+                      <w:bCs/>
+                      <w:rtl/>
+                    </w:rPr>
+                    <w:t xml:space="preserve">الثانوية:</w:t>
+                  </w:r>
+                  <w:r>
+                    <w:rPr>
+                      <w:rtl/>
+                    </w:rPr>
+                    <w:t xml:space="preserve"> </w:t>
+                  </w:r>
+                  <w:r>
+                    <w:rPr>
+                      <w:rtl/>
+                    </w:rPr>
+                    <w:t xml:space="preserve">..........</w:t>
+                  </w:r>
+                </w:p>
+              </w:tc>
+            </w:tr>
+            <w:tr>
+              <w:tc>
+                <w:tcPr/>
+                <w:p>
+                  <w:pPr>
+                    <w:pStyle w:val="Compact"/>
+                    <w:bidi/>
+                    <w:jc w:val="left"/>
+                  </w:pPr>
+                  <w:r>
+                    <w:rPr>
+                      <w:b/>
+                      <w:bCs/>
+                      <w:rtl/>
+                    </w:rPr>
+                    <w:t xml:space="preserve">المادة:</w:t>
+                  </w:r>
+                  <w:r>
+                    <w:rPr>
+                      <w:rtl/>
+                    </w:rPr>
+                    <w:t xml:space="preserve"> </w:t>
+                  </w:r>
+                  <w:r>
+                    <w:rPr>
+                      <w:rtl/>
+                    </w:rPr>
+                    <w:t xml:space="preserve">رياضيات</w:t>
+                  </w:r>
+                </w:p>
+              </w:tc>
+              <w:tc>
+                <w:tcPr/>
+                <w:p>
+                  <w:pPr>
+                    <w:pStyle w:val="Compact"/>
+                    <w:bidi/>
+                    <w:jc w:val="left"/>
+                  </w:pPr>
+                  <w:r>
+                    <w:rPr>
+                      <w:b/>
+                      <w:bCs/>
+                      <w:rtl/>
+                    </w:rPr>
+                    <w:t xml:space="preserve">ميدان التعلم:</w:t>
+                  </w:r>
+                  <w:r>
+                    <w:rPr>
+                      <w:rtl/>
+                    </w:rPr>
+                    <w:t xml:space="preserve"> </w:t>
+                  </w:r>
+                  <w:r>
+                    <w:rPr>
+                      <w:rtl/>
+                    </w:rPr>
+                    <w:t xml:space="preserve">هندسة</w:t>
+                  </w:r>
+                </w:p>
+              </w:tc>
+            </w:tr>
+            <w:tr>
+              <w:tc>
+                <w:tcPr/>
+                <w:p>
+                  <w:pPr>
+                    <w:pStyle w:val="Compact"/>
+                    <w:bidi/>
+                    <w:jc w:val="left"/>
+                  </w:pPr>
+                  <w:r>
+                    <w:rPr>
+                      <w:b/>
+                      <w:bCs/>
+                      <w:rtl/>
+                    </w:rPr>
+                    <w:t xml:space="preserve">المدة:</w:t>
+                  </w:r>
+                  <w:r>
+                    <w:rPr>
+                      <w:rtl/>
+                    </w:rPr>
+                    <w:t xml:space="preserve"> </w:t>
+                  </w:r>
+                  <w:r>
+                    <w:rPr>
+                      <w:rtl/>
+                    </w:rPr>
+                    <w:t xml:space="preserve">02 سا</w:t>
+                  </w:r>
+                </w:p>
+              </w:tc>
+              <w:tc>
+                <w:tcPr/>
+                <w:p>
+                  <w:pPr>
+                    <w:pStyle w:val="Compact"/>
+                    <w:bidi/>
+                    <w:jc w:val="left"/>
+                  </w:pPr>
+                  <w:r>
+                    <w:rPr>
+                      <w:b/>
+                      <w:bCs/>
+                      <w:rtl/>
+                    </w:rPr>
+                    <w:t xml:space="preserve">الوحدة التعلمية:</w:t>
+                  </w:r>
+                  <w:r>
+                    <w:rPr>
+                      <w:rtl/>
+                    </w:rPr>
+                    <w:t xml:space="preserve"> </w:t>
+                  </w:r>
+                  <w:r>
+                    <w:rPr>
+                      <w:rtl/>
+                    </w:rPr>
+                    <w:t xml:space="preserve">الهندسة في الفضاء</w:t>
+                  </w:r>
+                </w:p>
+              </w:tc>
+            </w:tr>
+            <w:tr>
+              <w:tc>
+                <w:tcPr/>
+                <w:p>
+                  <w:pPr>
+                    <w:pStyle w:val="Compact"/>
+                    <w:bidi/>
+                    <w:jc w:val="left"/>
+                  </w:pPr>
+                  <w:r>
+                    <w:rPr>
+                      <w:b/>
+                      <w:bCs/>
+                      <w:rtl/>
+                    </w:rPr>
+                    <w:t xml:space="preserve">الأستاذ:</w:t>
+                  </w:r>
+                  <w:r>
+                    <w:rPr>
+                      <w:rtl/>
+                    </w:rPr>
+                    <w:t xml:space="preserve"> </w:t>
+                  </w:r>
+                  <w:r>
+                    <w:rPr>
+                      <w:rtl/>
+                    </w:rPr>
+                    <w:t xml:space="preserve">..........</w:t>
+                  </w:r>
+                </w:p>
+              </w:tc>
+              <w:tc>
+                <w:tcPr/>
+                <w:p>
+                  <w:pPr>
+                    <w:pStyle w:val="Compact"/>
+                    <w:bidi/>
+                    <w:jc w:val="left"/>
+                  </w:pPr>
+                  <w:r>
+                    <w:rPr>
+                      <w:b/>
+                      <w:bCs/>
+                      <w:rtl/>
+                    </w:rPr>
+                    <w:t xml:space="preserve">المحتوى المعرفي:</w:t>
+                  </w:r>
+                  <w:r>
+                    <w:rPr>
+                      <w:rtl/>
+                    </w:rPr>
+                    <w:t xml:space="preserve"> </w:t>
+                  </w:r>
+                  <w:r>
+                    <w:rPr>
+                      <w:rtl/>
+                    </w:rPr>
+                    <w:t xml:space="preserve">المستقيم والمستوي في الفضاء ، الأوضاع النسبية لمستقيمين</w:t>
+                  </w:r>
+                </w:p>
+              </w:tc>
+            </w:tr>
+          </w:tbl>
+          <w:p>
+            <w:pPr>
+              <w:bidi/>
+              <w:spacing w:before="120"/>
+            </w:pPr>
+          </w:p>
+        </w:tc>
+      </w:tr>
+    </w:tbl>
     <w:p>
       <w:pPr>
-        <w:numPr>
-          <w:ilvl w:val="0"/>
-          <w:numId w:val="1006"/>
-        </w:numPr>
         <w:bidi/>
+        <w:spacing w:before="0" w:after="0"/>
       </w:pPr>
+    </w:p>
+    <w:tbl>
+      <w:tblPr>
+        <w:tblStyle w:val="Table"/>
+        <w:tblW w:w="7128" w:type="dxa"/>
+        <w:jc w:val="center"/>
+        <w:tblBorders>
+          <w:top w:val="single" w:sz="4" w:space="0" w:color="000000"/>
+          <w:left w:val="single" w:sz="4" w:space="0" w:color="000000"/>
+          <w:bottom w:val="single" w:sz="4" w:space="0" w:color="000000"/>
+          <w:right w:val="single" w:sz="4" w:space="0" w:color="000000"/>
+          <w:insideH w:val="single" w:sz="4" w:space="0" w:color="000000"/>
+          <w:insideV w:val="single" w:sz="4" w:space="0" w:color="000000"/>
+        </w:tblBorders>
+        <w:tblLook w:firstRow="0" w:lastRow="0" w:firstColumn="0" w:lastColumn="0" w:noHBand="0" w:noVBand="0" w:val="0000"/>
+      </w:tblPr>
+      <w:tblGrid>
+        <w:gridCol w:w="3564"/>
+        <w:gridCol w:w="3564"/>
+      </w:tblGrid>
+      <w:tr>
+        <w:tc>
+          <w:tcPr/>
+          <w:p>
+            <w:pPr>
+              <w:bidi/>
+              <w:jc w:val="left"/>
+            </w:pPr>
+            <w:r>
+              <w:rPr>
+                <w:b/>
+                <w:bCs/>
+                <w:rtl/>
+              </w:rPr>
+              <w:t xml:space="preserve">الكفاءات المستهدفة:</w:t>
+            </w:r>
+          </w:p>
+          <w:p>
+            <w:pPr>
+              <w:numPr>
+                <w:ilvl w:val="0"/>
+                <w:numId w:val="1006"/>
+              </w:numPr>
+              <w:bidi/>
+              <w:jc w:val="left"/>
+            </w:pPr>
+            <w:r>
+              <w:rPr>
+                <w:rtl/>
+              </w:rPr>
+              <w:t xml:space="preserve">معرفة الموضوعات الأولية في الفضاء.</w:t>
+            </w:r>
+          </w:p>
+          <w:p>
+            <w:pPr>
+              <w:numPr>
+                <w:ilvl w:val="0"/>
+                <w:numId w:val="1006"/>
+              </w:numPr>
+              <w:bidi/>
+              <w:jc w:val="left"/>
+            </w:pPr>
+            <w:r>
+              <w:rPr>
+                <w:rtl/>
+              </w:rPr>
+              <w:t xml:space="preserve">تعيين الوضع النسبي لمستقيمين.</w:t>
+            </w:r>
+          </w:p>
+        </w:tc>
+        <w:tc>
+          <w:tcPr/>
+          <w:p>
+            <w:pPr>
+              <w:bidi/>
+              <w:jc w:val="left"/>
+            </w:pPr>
+            <w:r>
+              <w:rPr>
+                <w:b/>
+                <w:bCs/>
+                <w:rtl/>
+              </w:rPr>
+              <w:t xml:space="preserve">الكفاءات القبلية:</w:t>
+            </w:r>
+          </w:p>
+          <w:p>
+            <w:pPr>
+              <w:numPr>
+                <w:ilvl w:val="0"/>
+                <w:numId w:val="1007"/>
+              </w:numPr>
+              <w:bidi/>
+              <w:jc w:val="left"/>
+            </w:pPr>
+            <w:r>
+              <w:rPr>
+                <w:rtl/>
+              </w:rPr>
+              <w:t xml:space="preserve">المنظور متساوي القياس.</w:t>
+            </w:r>
+          </w:p>
+        </w:tc>
+      </w:tr>
+    </w:tbl>
+    <w:p>
+      <w:pPr>
+        <w:bidi/>
+        <w:spacing w:before="120"/>
+      </w:pPr>
+      <w:r>
+        <w:rPr>
+          <w:b/>
+          <w:bCs/>
+          <w:rtl/>
+        </w:rPr>
+        <w:t xml:space="preserve">الوسائل:</w:t>
+      </w:r>
       <w:r>
         <w:rPr>
           <w:rtl/>
         </w:rPr>
-        <w:t xml:space="preserve">المنظور متساوي القياس.</w:t>
+        <w:t xml:space="preserve"> </w:t>
       </w:r>
-    </w:p>
-    <w:p>
-      <w:pPr>
-        <w:numPr>
-          <w:ilvl w:val="0"/>
-          <w:numId w:val="1007"/>
-        </w:numPr>
-        <w:bidi/>
-      </w:pPr>
-      <w:r>
-        <w:rPr>
-          <w:rtl/>
-        </w:rPr>
-        <w:t xml:space="preserve">معرفة الموضوعات الأولية في الفضاء.</w:t>
-      </w:r>
-    </w:p>
-    <w:p>
-      <w:pPr>
-        <w:numPr>
-          <w:ilvl w:val="0"/>
-          <w:numId w:val="1007"/>
-        </w:numPr>
-        <w:bidi/>
-      </w:pPr>
-      <w:r>
-        <w:rPr>
-          <w:rtl/>
-        </w:rPr>
-        <w:t xml:space="preserve">تعيين الوضع النسبي لمستقيمين.</w:t>
-      </w:r>
-    </w:p>
-    <w:p>
-      <w:pPr>
-        <w:bidi/>
-      </w:pPr>
       <w:r>
         <w:rPr>
           <w:rtl/>
@@ -448,9 +4247,1467 @@
         <w:t xml:space="preserve">المنهاج ، الكتاب المدرسي ، مراجع ، مجسمات ، أدوات الهندسة.</w:t>
       </w:r>
     </w:p>
+    <w:tbl>
+      <w:tblPr>
+        <w:tblStyle w:val="Table"/>
+        <w:tblW w:w="7681" w:type="dxa"/>
+        <w:jc w:val="center"/>
+        <w:tblBorders>
+          <w:top w:val="single" w:sz="4" w:space="0" w:color="000000"/>
+          <w:left w:val="single" w:sz="4" w:space="0" w:color="000000"/>
+          <w:bottom w:val="single" w:sz="4" w:space="0" w:color="000000"/>
+          <w:right w:val="single" w:sz="4" w:space="0" w:color="000000"/>
+          <w:insideH w:val="single" w:sz="4" w:space="0" w:color="000000"/>
+          <w:insideV w:val="single" w:sz="4" w:space="0" w:color="000000"/>
+        </w:tblBorders>
+        <w:tblLook w:firstRow="0" w:lastRow="0" w:firstColumn="0" w:lastColumn="0" w:noHBand="0" w:noVBand="0" w:val="0000"/>
+      </w:tblPr>
+      <w:tblGrid>
+        <w:gridCol w:w="1188"/>
+        <w:gridCol w:w="712"/>
+        <w:gridCol w:w="4593"/>
+        <w:gridCol w:w="1188"/>
+      </w:tblGrid>
+      <w:tr>
+        <w:tc>
+          <w:tcPr>
+            <w:shd w:val="clear" w:color="auto" w:fill="E4E7ED"/>
+          </w:tcPr>
+          <w:p>
+            <w:pPr>
+              <w:pStyle w:val="Compact"/>
+              <w:bidi/>
+              <w:jc w:val="left"/>
+            </w:pPr>
+            <w:r>
+              <w:rPr>
+                <w:rtl/>
+              </w:rPr>
+              <w:t xml:space="preserve"/>
+            </w:r>
+            <w:r>
+              <w:rPr>
+                <w:b/>
+                <w:bCs/>
+                <w:rtl/>
+              </w:rPr>
+              <w:t xml:space="preserve">توجيهات وتعاليق</w:t>
+            </w:r>
+          </w:p>
+        </w:tc>
+        <w:tc>
+          <w:tcPr>
+            <w:shd w:val="clear" w:color="auto" w:fill="E4E7ED"/>
+          </w:tcPr>
+          <w:p>
+            <w:pPr>
+              <w:pStyle w:val="Compact"/>
+              <w:bidi/>
+              <w:jc w:val="left"/>
+            </w:pPr>
+            <w:r>
+              <w:rPr>
+                <w:b/>
+                <w:bCs/>
+                <w:rtl/>
+              </w:rPr>
+              <w:t xml:space="preserve">المدة</w:t>
+            </w:r>
+          </w:p>
+        </w:tc>
+        <w:tc>
+          <w:tcPr>
+            <w:shd w:val="clear" w:color="auto" w:fill="E4E7ED"/>
+          </w:tcPr>
+          <w:p>
+            <w:pPr>
+              <w:pStyle w:val="Compact"/>
+              <w:bidi/>
+              <w:jc w:val="left"/>
+            </w:pPr>
+            <w:r>
+              <w:rPr>
+                <w:b/>
+                <w:bCs/>
+                <w:rtl/>
+              </w:rPr>
+              <w:t xml:space="preserve">سير الحصة</w:t>
+            </w:r>
+          </w:p>
+        </w:tc>
+        <w:tc>
+          <w:tcPr>
+            <w:shd w:val="clear" w:color="auto" w:fill="E4E7ED"/>
+          </w:tcPr>
+          <w:p>
+            <w:pPr>
+              <w:pStyle w:val="Compact"/>
+              <w:bidi/>
+              <w:jc w:val="left"/>
+            </w:pPr>
+            <w:r>
+              <w:rPr>
+                <w:b/>
+                <w:bCs/>
+                <w:rtl/>
+              </w:rPr>
+              <w:t xml:space="preserve">مراحل الحصة</w:t>
+            </w:r>
+          </w:p>
+        </w:tc>
+      </w:tr>
+      <w:tr>
+        <w:tc>
+          <w:tcPr/>
+          <w:p>
+            <w:pPr>
+              <w:pStyle w:val="Compact"/>
+              <w:bidi/>
+              <w:jc w:val="left"/>
+            </w:pPr>
+            <w:r>
+              <w:rPr>
+                <w:rtl/>
+              </w:rPr>
+              <w:t xml:space="preserve">ملاحظة القسم.</w:t>
+            </w:r>
+          </w:p>
+        </w:tc>
+        <w:tc>
+          <w:tcPr/>
+          <w:p>
+            <w:pPr>
+              <w:pStyle w:val="Compact"/>
+              <w:bidi/>
+              <w:jc w:val="left"/>
+            </w:pPr>
+            <w:r>
+              <w:rPr>
+                <w:rtl/>
+              </w:rPr>
+              <w:t xml:space="preserve">10 د</w:t>
+            </w:r>
+          </w:p>
+        </w:tc>
+        <w:tc>
+          <w:tcPr/>
+          <w:p>
+            <w:pPr>
+              <w:pStyle w:val="Compact"/>
+              <w:bidi/>
+              <w:jc w:val="left"/>
+            </w:pPr>
+            <w:r>
+              <w:rPr>
+                <w:b/>
+                <w:bCs/>
+                <w:rtl/>
+              </w:rPr>
+              <w:t xml:space="preserve">التهيئة النفسية:</w:t>
+            </w:r>
+            <w:r>
+              <w:rPr>
+                <w:rtl/>
+              </w:rPr>
+              <w:t xml:space="preserve"> </w:t>
+            </w:r>
+            <w:r>
+              <w:rPr>
+                <w:rtl/>
+              </w:rPr>
+              <w:t xml:space="preserve">في القسم: هل يتقاطع حرفا السقف والأرضية دائماً؟ هل هما متوازيان دائماً؟</w:t>
+            </w:r>
+          </w:p>
+        </w:tc>
+        <w:tc>
+          <w:tcPr>
+            <w:shd w:val="clear" w:color="auto" w:fill="E4E7ED"/>
+          </w:tcPr>
+          <w:p>
+            <w:pPr>
+              <w:pStyle w:val="Compact"/>
+              <w:bidi/>
+              <w:jc w:val="left"/>
+            </w:pPr>
+            <w:r>
+              <w:rPr>
+                <w:rtl/>
+              </w:rPr>
+              <w:t xml:space="preserve"/>
+            </w:r>
+            <w:r>
+              <w:rPr>
+                <w:b/>
+                <w:bCs/>
+                <w:rtl/>
+              </w:rPr>
+              <w:t xml:space="preserve">مرحلة الانطلاق</w:t>
+            </w:r>
+          </w:p>
+        </w:tc>
+      </w:tr>
+      <w:tr>
+        <w:tc>
+          <w:tcPr/>
+          <w:p>
+            <w:pPr>
+              <w:pStyle w:val="Compact"/>
+              <w:bidi/>
+              <w:jc w:val="left"/>
+            </w:pPr>
+            <w:r>
+              <w:rPr>
+                <w:rtl/>
+              </w:rPr>
+              <w:t xml:space="preserve">مكعب حقيقي بين أيدي التلاميذ.</w:t>
+            </w:r>
+          </w:p>
+        </w:tc>
+        <w:tc>
+          <w:tcPr/>
+          <w:p>
+            <w:pPr>
+              <w:pStyle w:val="Compact"/>
+              <w:bidi/>
+              <w:jc w:val="left"/>
+            </w:pPr>
+            <w:r>
+              <w:rPr>
+                <w:rtl/>
+              </w:rPr>
+              <w:t xml:space="preserve">35 د</w:t>
+            </w:r>
+          </w:p>
+        </w:tc>
+        <w:tc>
+          <w:tcPr/>
+          <w:p>
+            <w:pPr>
+              <w:bidi/>
+              <w:jc w:val="left"/>
+            </w:pPr>
+            <w:r>
+              <w:rPr>
+                <w:b/>
+                <w:bCs/>
+                <w:rtl/>
+              </w:rPr>
+              <w:t xml:space="preserve">[مناقشة نشاط 05 صفحة 183]</w:t>
+            </w:r>
+          </w:p>
+          <w:p>
+            <w:pPr>
+              <w:bidi/>
+              <w:jc w:val="left"/>
+            </w:pPr>
+            <w:r>
+              <w:rPr>
+                <w:rtl/>
+              </w:rPr>
+              <w:t xml:space="preserve">✓ في المكعب</w:t>
+            </w:r>
+            <w:r>
+              <w:rPr>
+                <w:rtl/>
+              </w:rPr>
+              <w:t xml:space="preserve"> </w:t>
+            </w:r>
+            <m:oMath>
+              <m:r>
+                <m:t>A</m:t>
+              </m:r>
+              <m:r>
+                <m:t>B</m:t>
+              </m:r>
+              <m:r>
+                <m:t>C</m:t>
+              </m:r>
+              <m:r>
+                <m:t>D</m:t>
+              </m:r>
+              <m:r>
+                <m:t>E</m:t>
+              </m:r>
+              <m:r>
+                <m:t>F</m:t>
+              </m:r>
+              <m:r>
+                <m:t>G</m:t>
+              </m:r>
+              <m:r>
+                <m:t>H</m:t>
+              </m:r>
+            </m:oMath>
+            <w:r>
+              <w:rPr>
+                <w:rtl/>
+              </w:rPr>
+              <w:t xml:space="preserve">: مستقيمات تتقاطع ، مستقيمات متوازية ، ومستقيمات لا تتقاطع ولا تتوازى.</w:t>
+            </w:r>
+          </w:p>
+          <w:p>
+            <w:pPr>
+              <w:bidi/>
+              <w:jc w:val="left"/>
+            </w:pPr>
+            <w:r>
+              <w:rPr>
+                <w:rtl/>
+              </w:rPr>
+              <w:t xml:space="preserve">✓ </w:t>
+            </w:r>
+            <m:oMath>
+              <m:r>
+                <m:t>M</m:t>
+              </m:r>
+            </m:oMath>
+            <w:r>
+              <w:rPr>
+                <w:rtl/>
+              </w:rPr>
+              <w:t xml:space="preserve"> </w:t>
+            </w:r>
+            <w:r>
+              <w:rPr>
+                <w:rtl/>
+              </w:rPr>
+              <w:t xml:space="preserve">و</w:t>
+            </w:r>
+            <w:r>
+              <w:rPr>
+                <w:rtl/>
+              </w:rPr>
+              <w:t xml:space="preserve"> </w:t>
+            </w:r>
+            <m:oMath>
+              <m:r>
+                <m:t>L</m:t>
+              </m:r>
+            </m:oMath>
+            <w:r>
+              <w:rPr>
+                <w:rtl/>
+              </w:rPr>
+              <w:t xml:space="preserve"> </w:t>
+            </w:r>
+            <w:r>
+              <w:rPr>
+                <w:rtl/>
+              </w:rPr>
+              <w:t xml:space="preserve">منتصفا</w:t>
+            </w:r>
+            <w:r>
+              <w:rPr>
+                <w:rtl/>
+              </w:rPr>
+              <w:t xml:space="preserve"> </w:t>
+            </w:r>
+            <m:oMath>
+              <m:d>
+                <m:dPr>
+                  <m:begChr m:val="["/>
+                  <m:endChr m:val="]"/>
+                  <m:sepChr m:val=""/>
+                  <m:grow/>
+                </m:dPr>
+                <m:e>
+                  <m:r>
+                    <m:t>B</m:t>
+                  </m:r>
+                  <m:r>
+                    <m:t>F</m:t>
+                  </m:r>
+                </m:e>
+              </m:d>
+            </m:oMath>
+            <w:r>
+              <w:rPr>
+                <w:rtl/>
+              </w:rPr>
+              <w:t xml:space="preserve"> </w:t>
+            </w:r>
+            <w:r>
+              <w:rPr>
+                <w:rtl/>
+              </w:rPr>
+              <w:t xml:space="preserve">و</w:t>
+            </w:r>
+            <w:r>
+              <w:rPr>
+                <w:rtl/>
+              </w:rPr>
+              <w:t xml:space="preserve"> </w:t>
+            </w:r>
+            <m:oMath>
+              <m:d>
+                <m:dPr>
+                  <m:begChr m:val="["/>
+                  <m:endChr m:val="]"/>
+                  <m:sepChr m:val=""/>
+                  <m:grow/>
+                </m:dPr>
+                <m:e>
+                  <m:r>
+                    <m:t>C</m:t>
+                  </m:r>
+                  <m:r>
+                    <m:t>G</m:t>
+                  </m:r>
+                </m:e>
+              </m:d>
+            </m:oMath>
+            <w:r>
+              <w:rPr>
+                <w:rtl/>
+              </w:rPr>
+              <w:t xml:space="preserve">:</w:t>
+            </w:r>
+            <w:r>
+              <w:rPr>
+                <w:rtl/>
+              </w:rPr>
+              <w:t xml:space="preserve"> </w:t>
+            </w:r>
+            <m:oMath>
+              <m:r>
+                <m:t>B</m:t>
+              </m:r>
+              <m:r>
+                <m:t>M</m:t>
+              </m:r>
+              <m:r>
+                <m:t>L</m:t>
+              </m:r>
+              <m:r>
+                <m:t>C</m:t>
+              </m:r>
+            </m:oMath>
+            <w:r>
+              <w:rPr>
+                <w:rtl/>
+              </w:rPr>
+              <w:t xml:space="preserve"> </w:t>
+            </w:r>
+            <w:r>
+              <w:rPr>
+                <w:rtl/>
+              </w:rPr>
+              <w:t xml:space="preserve">مستطيل ، و</w:t>
+            </w:r>
+            <w:r>
+              <w:rPr>
+                <w:rtl/>
+              </w:rPr>
+              <w:t xml:space="preserve"> </w:t>
+            </w:r>
+            <m:oMath>
+              <m:r>
+                <m:t>M</m:t>
+              </m:r>
+              <m:r>
+                <m:t>L</m:t>
+              </m:r>
+              <m:r>
+                <m:rPr>
+                  <m:sty m:val="p"/>
+                </m:rPr>
+                <m:t>=</m:t>
+              </m:r>
+              <m:r>
+                <m:t>B</m:t>
+              </m:r>
+              <m:r>
+                <m:t>C</m:t>
+              </m:r>
+              <m:r>
+                <m:rPr>
+                  <m:sty m:val="p"/>
+                </m:rPr>
+                <m:t>=</m:t>
+              </m:r>
+              <m:r>
+                <m:t>10</m:t>
+              </m:r>
+            </m:oMath>
+            <w:r>
+              <w:rPr>
+                <w:rtl/>
+              </w:rPr>
+              <w:t xml:space="preserve"> </w:t>
+            </w:r>
+            <w:r>
+              <w:rPr>
+                <w:rtl/>
+              </w:rPr>
+              <w:t xml:space="preserve">‎cm.</w:t>
+            </w:r>
+          </w:p>
+        </w:tc>
+        <w:tc>
+          <w:tcPr>
+            <w:shd w:val="clear" w:color="auto" w:fill="E4E7ED"/>
+          </w:tcPr>
+          <w:p>
+            <w:pPr>
+              <w:pStyle w:val="Compact"/>
+              <w:bidi/>
+              <w:jc w:val="left"/>
+            </w:pPr>
+            <w:r>
+              <w:rPr>
+                <w:rtl/>
+              </w:rPr>
+              <w:t xml:space="preserve"/>
+            </w:r>
+            <w:r>
+              <w:rPr>
+                <w:b/>
+                <w:bCs/>
+                <w:rtl/>
+              </w:rPr>
+              <w:t xml:space="preserve">التشخيص والاكتشاف</w:t>
+            </w:r>
+          </w:p>
+        </w:tc>
+      </w:tr>
+      <w:tr>
+        <w:tc>
+          <w:tcPr/>
+          <w:p>
+            <w:pPr>
+              <w:pStyle w:val="Compact"/>
+              <w:bidi/>
+              <w:jc w:val="left"/>
+            </w:pPr>
+            <w:r>
+              <w:rPr>
+                <w:rtl/>
+              </w:rPr>
+              <w:t xml:space="preserve">نرسم المكعب بالمنظور.</w:t>
+            </w:r>
+          </w:p>
+        </w:tc>
+        <w:tc>
+          <w:tcPr/>
+          <w:p>
+            <w:pPr>
+              <w:pStyle w:val="Compact"/>
+              <w:bidi/>
+              <w:jc w:val="left"/>
+            </w:pPr>
+            <w:r>
+              <w:rPr>
+                <w:rtl/>
+              </w:rPr>
+              <w:t xml:space="preserve">50 د</w:t>
+            </w:r>
+          </w:p>
+        </w:tc>
+        <w:tc>
+          <w:tcPr/>
+          <w:p>
+            <w:pPr>
+              <w:bidi/>
+              <w:jc w:val="left"/>
+            </w:pPr>
+            <w:r>
+              <w:rPr>
+                <w:b/>
+                <w:bCs/>
+                <w:rtl/>
+              </w:rPr>
+              <w:t xml:space="preserve">[موضوعات]</w:t>
+            </w:r>
+          </w:p>
+          <w:p>
+            <w:pPr>
+              <w:bidi/>
+              <w:jc w:val="left"/>
+            </w:pPr>
+            <w:r>
+              <w:rPr>
+                <w:rtl/>
+              </w:rPr>
+              <w:t xml:space="preserve">✓ نقطتان متمايزتان تعيّنان مستقيماً وحيداً.</w:t>
+            </w:r>
+          </w:p>
+          <w:p>
+            <w:pPr>
+              <w:bidi/>
+              <w:jc w:val="left"/>
+            </w:pPr>
+            <w:r>
+              <w:rPr>
+                <w:rtl/>
+              </w:rPr>
+              <w:t xml:space="preserve">✓ ثلاث نقط ليست على استقامة واحدة تعيّن مستوياً وحيداً.</w:t>
+            </w:r>
+          </w:p>
+          <w:p>
+            <w:pPr>
+              <w:bidi/>
+              <w:jc w:val="left"/>
+            </w:pPr>
+            <w:r>
+              <w:rPr>
+                <w:rtl/>
+              </w:rPr>
+              <w:t xml:space="preserve">✓ إذا شمل مستوٍ نقطتين متمايزتين فإنه يشمل المستقيم الذي يمر بهما.</w:t>
+            </w:r>
+          </w:p>
+          <w:p>
+            <w:pPr>
+              <w:bidi/>
+              <w:jc w:val="left"/>
+            </w:pPr>
+            <w:r>
+              <w:rPr>
+                <w:b/>
+                <w:bCs/>
+                <w:rtl/>
+              </w:rPr>
+              <w:t xml:space="preserve">[مستقيمان في الفضاء]</w:t>
+            </w:r>
+            <w:r>
+              <w:rPr>
+                <w:rtl/>
+              </w:rPr>
+              <w:t xml:space="preserve"> إما</w:t>
+            </w:r>
+            <w:r>
+              <w:rPr>
+                <w:rtl/>
+              </w:rPr>
+              <w:t xml:space="preserve"> </w:t>
+            </w:r>
+            <w:r>
+              <w:rPr>
+                <w:b/>
+                <w:bCs/>
+                <w:rtl/>
+              </w:rPr>
+              <w:t xml:space="preserve">من نفس المستوي</w:t>
+            </w:r>
+            <w:r>
+              <w:rPr>
+                <w:rtl/>
+              </w:rPr>
+              <w:t xml:space="preserve"> </w:t>
+            </w:r>
+            <w:r>
+              <w:rPr>
+                <w:rtl/>
+              </w:rPr>
+              <w:t xml:space="preserve">(متقاطعان أو متوازيان) ، وإما</w:t>
+            </w:r>
+            <w:r>
+              <w:rPr>
+                <w:rtl/>
+              </w:rPr>
+              <w:t xml:space="preserve"> </w:t>
+            </w:r>
+            <w:r>
+              <w:rPr>
+                <w:b/>
+                <w:bCs/>
+                <w:rtl/>
+              </w:rPr>
+              <w:t xml:space="preserve">ليسا من نفس المستوي</w:t>
+            </w:r>
+            <w:r>
+              <w:rPr>
+                <w:rtl/>
+              </w:rPr>
+              <w:t xml:space="preserve">.</w:t>
+            </w:r>
+          </w:p>
+          <w:p>
+            <w:pPr>
+              <w:bidi/>
+              <w:jc w:val="center"/>
+            </w:pPr>
+            <w:r>
+              <w:rPr>
+                <w:rtl/>
+              </w:rPr>
+              <w:drawing>
+                <wp:inline>
+                  <wp:extent cx="1202436" cy="1152144"/>
+                  <wp:docPr id="1" name="Picture 1"/>
+                  <wp:cNvGraphicFramePr>
+                    <a:graphicFrameLocks noChangeAspect="1"/>
+                  </wp:cNvGraphicFramePr>
+                  <a:graphic>
+                    <a:graphicData uri="http://schemas.openxmlformats.org/drawingml/2006/picture">
+                      <pic:pic>
+                        <pic:nvPicPr>
+                          <pic:cNvPr id="0" name="9e237c49ed9b88f7.png"/>
+                          <pic:cNvPicPr/>
+                        </pic:nvPicPr>
+                        <pic:blipFill>
+                          <a:blip r:embed="rId9"/>
+                          <a:stretch>
+                            <a:fillRect/>
+                          </a:stretch>
+                        </pic:blipFill>
+                        <pic:spPr>
+                          <a:xfrm>
+                            <a:off x="0" y="0"/>
+                            <a:ext cx="1202436" cy="1152144"/>
+                          </a:xfrm>
+                          <a:prstGeom prst="rect"/>
+                        </pic:spPr>
+                      </pic:pic>
+                    </a:graphicData>
+                  </a:graphic>
+                </wp:inline>
+              </w:drawing>
+            </w:r>
+          </w:p>
+        </w:tc>
+        <w:tc>
+          <w:tcPr>
+            <w:shd w:val="clear" w:color="auto" w:fill="E4E7ED"/>
+          </w:tcPr>
+          <w:p>
+            <w:pPr>
+              <w:pStyle w:val="Compact"/>
+              <w:bidi/>
+              <w:jc w:val="left"/>
+            </w:pPr>
+            <w:r>
+              <w:rPr>
+                <w:rtl/>
+              </w:rPr>
+              <w:t xml:space="preserve"/>
+            </w:r>
+            <w:r>
+              <w:rPr>
+                <w:b/>
+                <w:bCs/>
+                <w:rtl/>
+              </w:rPr>
+              <w:t xml:space="preserve">بناء المعارف</w:t>
+            </w:r>
+          </w:p>
+        </w:tc>
+      </w:tr>
+      <w:tr>
+        <w:tc>
+          <w:tcPr/>
+          <w:p>
+            <w:pPr>
+              <w:pStyle w:val="Compact"/>
+              <w:bidi/>
+              <w:jc w:val="center"/>
+            </w:pPr>
+          </w:p>
+        </w:tc>
+        <w:tc>
+          <w:tcPr/>
+          <w:p>
+            <w:pPr>
+              <w:pStyle w:val="Compact"/>
+              <w:bidi/>
+              <w:jc w:val="center"/>
+            </w:pPr>
+          </w:p>
+        </w:tc>
+        <w:tc>
+          <w:tcPr/>
+          <w:p>
+            <w:pPr>
+              <w:bidi/>
+              <w:jc w:val="left"/>
+            </w:pPr>
+            <w:r>
+              <w:rPr>
+                <w:b/>
+                <w:bCs/>
+                <w:rtl/>
+              </w:rPr>
+              <w:t xml:space="preserve">[مثال]</w:t>
+            </w:r>
+            <w:r>
+              <w:rPr>
+                <w:rtl/>
+              </w:rPr>
+              <w:t xml:space="preserve"> في المكعب:</w:t>
+            </w:r>
+            <w:r>
+              <w:rPr>
+                <w:rtl/>
+              </w:rPr>
+              <w:t xml:space="preserve"> </w:t>
+            </w:r>
+            <m:oMath>
+              <m:d>
+                <m:dPr>
+                  <m:begChr m:val="("/>
+                  <m:endChr m:val=")"/>
+                  <m:sepChr m:val=""/>
+                  <m:grow/>
+                </m:dPr>
+                <m:e>
+                  <m:r>
+                    <m:t>A</m:t>
+                  </m:r>
+                  <m:r>
+                    <m:t>B</m:t>
+                  </m:r>
+                </m:e>
+              </m:d>
+              <m:r>
+                <m:rPr>
+                  <m:sty m:val="p"/>
+                </m:rPr>
+                <m:t>∥</m:t>
+              </m:r>
+              <m:d>
+                <m:dPr>
+                  <m:begChr m:val="("/>
+                  <m:endChr m:val=")"/>
+                  <m:sepChr m:val=""/>
+                  <m:grow/>
+                </m:dPr>
+                <m:e>
+                  <m:r>
+                    <m:t>H</m:t>
+                  </m:r>
+                  <m:r>
+                    <m:t>G</m:t>
+                  </m:r>
+                </m:e>
+              </m:d>
+            </m:oMath>
+            <w:r>
+              <w:rPr>
+                <w:rtl/>
+              </w:rPr>
+              <w:t xml:space="preserve"> </w:t>
+            </w:r>
+            <w:r>
+              <w:rPr>
+                <w:rtl/>
+              </w:rPr>
+              <w:t xml:space="preserve">؛</w:t>
+            </w:r>
+            <w:r>
+              <w:rPr>
+                <w:rtl/>
+              </w:rPr>
+              <w:t xml:space="preserve"> </w:t>
+            </w:r>
+            <m:oMath>
+              <m:d>
+                <m:dPr>
+                  <m:begChr m:val="("/>
+                  <m:endChr m:val=")"/>
+                  <m:sepChr m:val=""/>
+                  <m:grow/>
+                </m:dPr>
+                <m:e>
+                  <m:r>
+                    <m:t>A</m:t>
+                  </m:r>
+                  <m:r>
+                    <m:t>B</m:t>
+                  </m:r>
+                </m:e>
+              </m:d>
+            </m:oMath>
+            <w:r>
+              <w:rPr>
+                <w:rtl/>
+              </w:rPr>
+              <w:t xml:space="preserve"> </w:t>
+            </w:r>
+            <w:r>
+              <w:rPr>
+                <w:rtl/>
+              </w:rPr>
+              <w:t xml:space="preserve">و</w:t>
+            </w:r>
+            <w:r>
+              <w:rPr>
+                <w:rtl/>
+              </w:rPr>
+              <w:t xml:space="preserve"> </w:t>
+            </w:r>
+            <m:oMath>
+              <m:d>
+                <m:dPr>
+                  <m:begChr m:val="("/>
+                  <m:endChr m:val=")"/>
+                  <m:sepChr m:val=""/>
+                  <m:grow/>
+                </m:dPr>
+                <m:e>
+                  <m:r>
+                    <m:t>B</m:t>
+                  </m:r>
+                  <m:r>
+                    <m:t>F</m:t>
+                  </m:r>
+                </m:e>
+              </m:d>
+            </m:oMath>
+            <w:r>
+              <w:rPr>
+                <w:rtl/>
+              </w:rPr>
+              <w:t xml:space="preserve"> </w:t>
+            </w:r>
+            <w:r>
+              <w:rPr>
+                <w:rtl/>
+              </w:rPr>
+              <w:t xml:space="preserve">متقاطعان في</w:t>
+            </w:r>
+            <w:r>
+              <w:rPr>
+                <w:rtl/>
+              </w:rPr>
+              <w:t xml:space="preserve"> </w:t>
+            </w:r>
+            <m:oMath>
+              <m:r>
+                <m:t>B</m:t>
+              </m:r>
+            </m:oMath>
+            <w:r>
+              <w:rPr>
+                <w:rtl/>
+              </w:rPr>
+              <w:t xml:space="preserve"> </w:t>
+            </w:r>
+            <w:r>
+              <w:rPr>
+                <w:rtl/>
+              </w:rPr>
+              <w:t xml:space="preserve">؛</w:t>
+            </w:r>
+            <w:r>
+              <w:rPr>
+                <w:rtl/>
+              </w:rPr>
+              <w:t xml:space="preserve"> </w:t>
+            </w:r>
+            <m:oMath>
+              <m:d>
+                <m:dPr>
+                  <m:begChr m:val="("/>
+                  <m:endChr m:val=")"/>
+                  <m:sepChr m:val=""/>
+                  <m:grow/>
+                </m:dPr>
+                <m:e>
+                  <m:r>
+                    <m:t>A</m:t>
+                  </m:r>
+                  <m:r>
+                    <m:t>E</m:t>
+                  </m:r>
+                </m:e>
+              </m:d>
+            </m:oMath>
+            <w:r>
+              <w:rPr>
+                <w:rtl/>
+              </w:rPr>
+              <w:t xml:space="preserve"> </w:t>
+            </w:r>
+            <w:r>
+              <w:rPr>
+                <w:rtl/>
+              </w:rPr>
+              <w:t xml:space="preserve">و</w:t>
+            </w:r>
+            <w:r>
+              <w:rPr>
+                <w:rtl/>
+              </w:rPr>
+              <w:t xml:space="preserve"> </w:t>
+            </w:r>
+            <m:oMath>
+              <m:d>
+                <m:dPr>
+                  <m:begChr m:val="("/>
+                  <m:endChr m:val=")"/>
+                  <m:sepChr m:val=""/>
+                  <m:grow/>
+                </m:dPr>
+                <m:e>
+                  <m:r>
+                    <m:t>B</m:t>
+                  </m:r>
+                  <m:r>
+                    <m:t>C</m:t>
+                  </m:r>
+                </m:e>
+              </m:d>
+            </m:oMath>
+            <w:r>
+              <w:rPr>
+                <w:rtl/>
+              </w:rPr>
+              <w:t xml:space="preserve"> </w:t>
+            </w:r>
+            <w:r>
+              <w:rPr>
+                <w:rtl/>
+              </w:rPr>
+              <w:t xml:space="preserve">ليسا من نفس المستوي.</w:t>
+            </w:r>
+          </w:p>
+          <w:p>
+            <w:pPr>
+              <w:bidi/>
+              <w:jc w:val="left"/>
+            </w:pPr>
+            <w:r>
+              <w:rPr>
+                <w:b/>
+                <w:bCs/>
+                <w:rtl/>
+              </w:rPr>
+              <w:t xml:space="preserve">[حذار]</w:t>
+            </w:r>
+            <w:r>
+              <w:rPr>
+                <w:rtl/>
+              </w:rPr>
+              <w:t xml:space="preserve"> مستقيمان لا يتقاطعان ليسا بالضرورة متوازيين في الفضاء.</w:t>
+            </w:r>
+          </w:p>
+        </w:tc>
+        <w:tc>
+          <w:tcPr>
+            <w:shd w:val="clear" w:color="auto" w:fill="E4E7ED"/>
+          </w:tcPr>
+          <w:p>
+            <w:pPr>
+              <w:pStyle w:val="Compact"/>
+              <w:bidi/>
+              <w:jc w:val="left"/>
+            </w:pPr>
+            <w:r>
+              <w:rPr>
+                <w:rtl/>
+              </w:rPr>
+              <w:t xml:space="preserve"/>
+            </w:r>
+          </w:p>
+        </w:tc>
+      </w:tr>
+      <w:tr>
+        <w:tc>
+          <w:tcPr/>
+          <w:p>
+            <w:pPr>
+              <w:pStyle w:val="Compact"/>
+              <w:bidi/>
+              <w:jc w:val="left"/>
+            </w:pPr>
+            <w:r>
+              <w:rPr>
+                <w:rtl/>
+              </w:rPr>
+              <w:t xml:space="preserve">تقويم فردي.</w:t>
+            </w:r>
+          </w:p>
+        </w:tc>
+        <w:tc>
+          <w:tcPr/>
+          <w:p>
+            <w:pPr>
+              <w:pStyle w:val="Compact"/>
+              <w:bidi/>
+              <w:jc w:val="left"/>
+            </w:pPr>
+            <w:r>
+              <w:rPr>
+                <w:rtl/>
+              </w:rPr>
+              <w:t xml:space="preserve">25 د</w:t>
+            </w:r>
+          </w:p>
+        </w:tc>
+        <w:tc>
+          <w:tcPr/>
+          <w:p>
+            <w:pPr>
+              <w:bidi/>
+              <w:jc w:val="left"/>
+            </w:pPr>
+            <w:r>
+              <w:rPr>
+                <w:b/>
+                <w:bCs/>
+                <w:rtl/>
+              </w:rPr>
+              <w:t xml:space="preserve">[تطبيق]</w:t>
+            </w:r>
+          </w:p>
+          <w:p>
+            <w:pPr>
+              <w:bidi/>
+              <w:jc w:val="left"/>
+            </w:pPr>
+            <w:r>
+              <w:rPr>
+                <w:rtl/>
+              </w:rPr>
+              <w:t xml:space="preserve">في المكعب: حدد وضع: ①</w:t>
+            </w:r>
+            <w:r>
+              <w:rPr>
+                <w:rtl/>
+              </w:rPr>
+              <w:t xml:space="preserve"> </w:t>
+            </w:r>
+            <m:oMath>
+              <m:d>
+                <m:dPr>
+                  <m:begChr m:val="("/>
+                  <m:endChr m:val=")"/>
+                  <m:sepChr m:val=""/>
+                  <m:grow/>
+                </m:dPr>
+                <m:e>
+                  <m:r>
+                    <m:t>E</m:t>
+                  </m:r>
+                  <m:r>
+                    <m:t>F</m:t>
+                  </m:r>
+                </m:e>
+              </m:d>
+            </m:oMath>
+            <w:r>
+              <w:rPr>
+                <w:rtl/>
+              </w:rPr>
+              <w:t xml:space="preserve"> </w:t>
+            </w:r>
+            <w:r>
+              <w:rPr>
+                <w:rtl/>
+              </w:rPr>
+              <w:t xml:space="preserve">و</w:t>
+            </w:r>
+            <w:r>
+              <w:rPr>
+                <w:rtl/>
+              </w:rPr>
+              <w:t xml:space="preserve"> </w:t>
+            </w:r>
+            <m:oMath>
+              <m:d>
+                <m:dPr>
+                  <m:begChr m:val="("/>
+                  <m:endChr m:val=")"/>
+                  <m:sepChr m:val=""/>
+                  <m:grow/>
+                </m:dPr>
+                <m:e>
+                  <m:r>
+                    <m:t>D</m:t>
+                  </m:r>
+                  <m:r>
+                    <m:t>C</m:t>
+                  </m:r>
+                </m:e>
+              </m:d>
+            </m:oMath>
+            <w:r>
+              <w:rPr>
+                <w:rtl/>
+              </w:rPr>
+              <w:t xml:space="preserve"> </w:t>
+            </w:r>
+            <w:r>
+              <w:rPr>
+                <w:rtl/>
+              </w:rPr>
+              <w:t xml:space="preserve">؛ ②</w:t>
+            </w:r>
+            <w:r>
+              <w:rPr>
+                <w:rtl/>
+              </w:rPr>
+              <w:t xml:space="preserve"> </w:t>
+            </w:r>
+            <m:oMath>
+              <m:d>
+                <m:dPr>
+                  <m:begChr m:val="("/>
+                  <m:endChr m:val=")"/>
+                  <m:sepChr m:val=""/>
+                  <m:grow/>
+                </m:dPr>
+                <m:e>
+                  <m:r>
+                    <m:t>A</m:t>
+                  </m:r>
+                  <m:r>
+                    <m:t>G</m:t>
+                  </m:r>
+                </m:e>
+              </m:d>
+            </m:oMath>
+            <w:r>
+              <w:rPr>
+                <w:rtl/>
+              </w:rPr>
+              <w:t xml:space="preserve"> </w:t>
+            </w:r>
+            <w:r>
+              <w:rPr>
+                <w:rtl/>
+              </w:rPr>
+              <w:t xml:space="preserve">و</w:t>
+            </w:r>
+            <w:r>
+              <w:rPr>
+                <w:rtl/>
+              </w:rPr>
+              <w:t xml:space="preserve"> </w:t>
+            </w:r>
+            <m:oMath>
+              <m:d>
+                <m:dPr>
+                  <m:begChr m:val="("/>
+                  <m:endChr m:val=")"/>
+                  <m:sepChr m:val=""/>
+                  <m:grow/>
+                </m:dPr>
+                <m:e>
+                  <m:r>
+                    <m:t>E</m:t>
+                  </m:r>
+                  <m:r>
+                    <m:t>C</m:t>
+                  </m:r>
+                </m:e>
+              </m:d>
+            </m:oMath>
+            <w:r>
+              <w:rPr>
+                <w:rtl/>
+              </w:rPr>
+              <w:t xml:space="preserve"> </w:t>
+            </w:r>
+            <w:r>
+              <w:rPr>
+                <w:rtl/>
+              </w:rPr>
+              <w:t xml:space="preserve">؛ ③</w:t>
+            </w:r>
+            <w:r>
+              <w:rPr>
+                <w:rtl/>
+              </w:rPr>
+              <w:t xml:space="preserve"> </w:t>
+            </w:r>
+            <m:oMath>
+              <m:d>
+                <m:dPr>
+                  <m:begChr m:val="("/>
+                  <m:endChr m:val=")"/>
+                  <m:sepChr m:val=""/>
+                  <m:grow/>
+                </m:dPr>
+                <m:e>
+                  <m:r>
+                    <m:t>F</m:t>
+                  </m:r>
+                  <m:r>
+                    <m:t>G</m:t>
+                  </m:r>
+                </m:e>
+              </m:d>
+            </m:oMath>
+            <w:r>
+              <w:rPr>
+                <w:rtl/>
+              </w:rPr>
+              <w:t xml:space="preserve"> </w:t>
+            </w:r>
+            <w:r>
+              <w:rPr>
+                <w:rtl/>
+              </w:rPr>
+              <w:t xml:space="preserve">و</w:t>
+            </w:r>
+            <w:r>
+              <w:rPr>
+                <w:rtl/>
+              </w:rPr>
+              <w:t xml:space="preserve"> </w:t>
+            </w:r>
+            <m:oMath>
+              <m:d>
+                <m:dPr>
+                  <m:begChr m:val="("/>
+                  <m:endChr m:val=")"/>
+                  <m:sepChr m:val=""/>
+                  <m:grow/>
+                </m:dPr>
+                <m:e>
+                  <m:r>
+                    <m:t>A</m:t>
+                  </m:r>
+                  <m:r>
+                    <m:t>D</m:t>
+                  </m:r>
+                </m:e>
+              </m:d>
+            </m:oMath>
+            <w:r>
+              <w:rPr>
+                <w:rtl/>
+              </w:rPr>
+              <w:t xml:space="preserve">.</w:t>
+            </w:r>
+          </w:p>
+          <w:p>
+            <w:pPr>
+              <w:bidi/>
+              <w:jc w:val="left"/>
+            </w:pPr>
+            <w:r>
+              <w:rPr>
+                <w:b/>
+                <w:bCs/>
+                <w:rtl/>
+              </w:rPr>
+              <w:t xml:space="preserve">الحل:</w:t>
+            </w:r>
+            <w:r>
+              <w:rPr>
+                <w:rtl/>
+              </w:rPr>
+              <w:t xml:space="preserve"> </w:t>
+            </w:r>
+            <w:r>
+              <w:rPr>
+                <w:rtl/>
+              </w:rPr>
+              <w:t xml:space="preserve">① متوازيان ؛ ② متقاطعان (قطرا المستطيل</w:t>
+            </w:r>
+            <w:r>
+              <w:rPr>
+                <w:rtl/>
+              </w:rPr>
+              <w:t xml:space="preserve"> </w:t>
+            </w:r>
+            <m:oMath>
+              <m:r>
+                <m:t>A</m:t>
+              </m:r>
+              <m:r>
+                <m:t>E</m:t>
+              </m:r>
+              <m:r>
+                <m:t>G</m:t>
+              </m:r>
+              <m:r>
+                <m:t>C</m:t>
+              </m:r>
+            </m:oMath>
+            <w:r>
+              <w:rPr>
+                <w:rtl/>
+              </w:rPr>
+              <w:t xml:space="preserve">) ؛ ③ متوازيان.</w:t>
+            </w:r>
+          </w:p>
+          <w:p>
+            <w:pPr>
+              <w:bidi/>
+              <w:jc w:val="left"/>
+            </w:pPr>
+            <w:r>
+              <w:rPr>
+                <w:b/>
+                <w:bCs/>
+                <w:rtl/>
+              </w:rPr>
+              <w:t xml:space="preserve">واجب منزلي:</w:t>
+            </w:r>
+            <w:r>
+              <w:rPr>
+                <w:rtl/>
+              </w:rPr>
+              <w:t xml:space="preserve"> </w:t>
+            </w:r>
+            <w:r>
+              <w:rPr>
+                <w:rtl/>
+              </w:rPr>
+              <w:t xml:space="preserve">تمارين من الكتاب المدرسي.</w:t>
+            </w:r>
+          </w:p>
+          <w:p>
+            <w:pPr>
+              <w:bidi/>
+              <w:jc w:val="left"/>
+            </w:pPr>
+            <w:r>
+              <w:rPr>
+                <w:b/>
+                <w:bCs/>
+                <w:rtl/>
+              </w:rPr>
+              <w:t xml:space="preserve">ملاحظات حول سير الحصة:</w:t>
+            </w:r>
+            <w:r>
+              <w:rPr>
+                <w:rtl/>
+              </w:rPr>
+              <w:t xml:space="preserve"> </w:t>
+            </w:r>
+            <w:r>
+              <w:rPr>
+                <w:rtl/>
+              </w:rPr>
+              <w:t xml:space="preserve">..........</w:t>
+            </w:r>
+          </w:p>
+        </w:tc>
+        <w:tc>
+          <w:tcPr>
+            <w:shd w:val="clear" w:color="auto" w:fill="E4E7ED"/>
+          </w:tcPr>
+          <w:p>
+            <w:pPr>
+              <w:pStyle w:val="Compact"/>
+              <w:bidi/>
+              <w:jc w:val="left"/>
+            </w:pPr>
+            <w:r>
+              <w:rPr>
+                <w:rtl/>
+              </w:rPr>
+              <w:t xml:space="preserve"/>
+            </w:r>
+            <w:r>
+              <w:rPr>
+                <w:b/>
+                <w:bCs/>
+                <w:rtl/>
+              </w:rPr>
+              <w:t xml:space="preserve">التقويم</w:t>
+            </w:r>
+          </w:p>
+        </w:tc>
+      </w:tr>
+    </w:tbl>
     <w:p>
       <w:pPr>
         <w:bidi/>
+        <w:spacing w:before="120"/>
       </w:pPr>
       <w:r>
         <w:rPr>
@@ -459,55 +5716,467 @@
         <w:br w:type="page"/>
       </w:r>
     </w:p>
+    <w:tbl>
+      <w:tblPr>
+        <w:tblW w:w="9864" w:type="dxa"/>
+        <w:jc w:val="center"/>
+        <w:tblBorders>
+          <w:top w:val="single" w:sz="10" w:space="0" w:color="8F1E18"/>
+          <w:left w:val="single" w:sz="10" w:space="0" w:color="8F1E18"/>
+          <w:bottom w:val="single" w:sz="10" w:space="0" w:color="8F1E18"/>
+          <w:right w:val="single" w:sz="10" w:space="0" w:color="8F1E18"/>
+          <w:insideH w:val="single" w:sz="10" w:space="0" w:color="8F1E18"/>
+        </w:tblBorders>
+        <w:tblLayout w:type="fixed"/>
+        <w:tblCellMar>
+          <w:top w:w="40" w:type="dxa"/>
+          <w:left w:w="140" w:type="dxa"/>
+          <w:bottom w:w="60" w:type="dxa"/>
+          <w:right w:w="140" w:type="dxa"/>
+        </w:tblCellMar>
+      </w:tblPr>
+      <w:tblGrid>
+        <w:gridCol w:w="9864"/>
+      </w:tblGrid>
+      <w:tr>
+        <w:trPr>
+          <w:cantSplit/>
+        </w:trPr>
+        <w:tc>
+          <w:tcPr>
+            <w:tcW w:w="9864" w:type="dxa"/>
+            <w:shd w:val="clear" w:color="auto" w:fill="8F1E18"/>
+          </w:tcPr>
+          <w:p>
+            <w:pPr>
+              <w:keepNext/>
+              <w:bidi/>
+              <w:spacing w:before="0" w:after="0"/>
+            </w:pPr>
+            <w:r>
+              <w:rPr>
+                <w:b/>
+                <w:bCs/>
+                <w:color w:val="FFFFFF"/>
+                <w:rtl/>
+              </w:rPr>
+              <w:t xml:space="preserve">مذكرة رقم 46</w:t>
+            </w:r>
+          </w:p>
+        </w:tc>
+      </w:tr>
+      <w:tr>
+        <w:tc>
+          <w:tcPr>
+            <w:tcW w:w="9864" w:type="dxa"/>
+            <w:shd w:val="clear" w:color="auto" w:fill="FBF4F4"/>
+          </w:tcPr>
+          <w:tbl>
+            <w:tblPr>
+              <w:tblStyle w:val="Table"/>
+              <w:tblW w:w="7128" w:type="dxa"/>
+              <w:jc w:val="center"/>
+              <w:tblBorders>
+                <w:top w:val="single" w:sz="4" w:space="0" w:color="000000"/>
+                <w:left w:val="single" w:sz="4" w:space="0" w:color="000000"/>
+                <w:bottom w:val="single" w:sz="4" w:space="0" w:color="000000"/>
+                <w:right w:val="single" w:sz="4" w:space="0" w:color="000000"/>
+                <w:insideH w:val="single" w:sz="4" w:space="0" w:color="000000"/>
+                <w:insideV w:val="single" w:sz="4" w:space="0" w:color="000000"/>
+              </w:tblBorders>
+              <w:tblLook w:firstRow="0" w:lastRow="0" w:firstColumn="0" w:lastColumn="0" w:noHBand="0" w:noVBand="0" w:val="0000"/>
+            </w:tblPr>
+            <w:tblGrid>
+              <w:gridCol w:w="3564"/>
+              <w:gridCol w:w="3564"/>
+            </w:tblGrid>
+            <w:tr>
+              <w:tc>
+                <w:tcPr/>
+                <w:p>
+                  <w:pPr>
+                    <w:pStyle w:val="Compact"/>
+                    <w:bidi/>
+                    <w:jc w:val="left"/>
+                  </w:pPr>
+                  <w:r>
+                    <w:rPr>
+                      <w:b/>
+                      <w:bCs/>
+                      <w:rtl/>
+                    </w:rPr>
+                    <w:t xml:space="preserve">المستوى:</w:t>
+                  </w:r>
+                  <w:r>
+                    <w:rPr>
+                      <w:rtl/>
+                    </w:rPr>
+                    <w:t xml:space="preserve"> </w:t>
+                  </w:r>
+                  <w:r>
+                    <w:rPr>
+                      <w:rtl/>
+                    </w:rPr>
+                    <w:t xml:space="preserve">1 ج م ع ت</w:t>
+                  </w:r>
+                </w:p>
+              </w:tc>
+              <w:tc>
+                <w:tcPr/>
+                <w:p>
+                  <w:pPr>
+                    <w:pStyle w:val="Compact"/>
+                    <w:bidi/>
+                    <w:jc w:val="left"/>
+                  </w:pPr>
+                  <w:r>
+                    <w:rPr>
+                      <w:b/>
+                      <w:bCs/>
+                      <w:rtl/>
+                    </w:rPr>
+                    <w:t xml:space="preserve">الثانوية:</w:t>
+                  </w:r>
+                  <w:r>
+                    <w:rPr>
+                      <w:rtl/>
+                    </w:rPr>
+                    <w:t xml:space="preserve"> </w:t>
+                  </w:r>
+                  <w:r>
+                    <w:rPr>
+                      <w:rtl/>
+                    </w:rPr>
+                    <w:t xml:space="preserve">..........</w:t>
+                  </w:r>
+                </w:p>
+              </w:tc>
+            </w:tr>
+            <w:tr>
+              <w:tc>
+                <w:tcPr/>
+                <w:p>
+                  <w:pPr>
+                    <w:pStyle w:val="Compact"/>
+                    <w:bidi/>
+                    <w:jc w:val="left"/>
+                  </w:pPr>
+                  <w:r>
+                    <w:rPr>
+                      <w:b/>
+                      <w:bCs/>
+                      <w:rtl/>
+                    </w:rPr>
+                    <w:t xml:space="preserve">المادة:</w:t>
+                  </w:r>
+                  <w:r>
+                    <w:rPr>
+                      <w:rtl/>
+                    </w:rPr>
+                    <w:t xml:space="preserve"> </w:t>
+                  </w:r>
+                  <w:r>
+                    <w:rPr>
+                      <w:rtl/>
+                    </w:rPr>
+                    <w:t xml:space="preserve">رياضيات</w:t>
+                  </w:r>
+                </w:p>
+              </w:tc>
+              <w:tc>
+                <w:tcPr/>
+                <w:p>
+                  <w:pPr>
+                    <w:pStyle w:val="Compact"/>
+                    <w:bidi/>
+                    <w:jc w:val="left"/>
+                  </w:pPr>
+                  <w:r>
+                    <w:rPr>
+                      <w:b/>
+                      <w:bCs/>
+                      <w:rtl/>
+                    </w:rPr>
+                    <w:t xml:space="preserve">ميدان التعلم:</w:t>
+                  </w:r>
+                  <w:r>
+                    <w:rPr>
+                      <w:rtl/>
+                    </w:rPr>
+                    <w:t xml:space="preserve"> </w:t>
+                  </w:r>
+                  <w:r>
+                    <w:rPr>
+                      <w:rtl/>
+                    </w:rPr>
+                    <w:t xml:space="preserve">هندسة</w:t>
+                  </w:r>
+                </w:p>
+              </w:tc>
+            </w:tr>
+            <w:tr>
+              <w:tc>
+                <w:tcPr/>
+                <w:p>
+                  <w:pPr>
+                    <w:pStyle w:val="Compact"/>
+                    <w:bidi/>
+                    <w:jc w:val="left"/>
+                  </w:pPr>
+                  <w:r>
+                    <w:rPr>
+                      <w:b/>
+                      <w:bCs/>
+                      <w:rtl/>
+                    </w:rPr>
+                    <w:t xml:space="preserve">المدة:</w:t>
+                  </w:r>
+                  <w:r>
+                    <w:rPr>
+                      <w:rtl/>
+                    </w:rPr>
+                    <w:t xml:space="preserve"> </w:t>
+                  </w:r>
+                  <w:r>
+                    <w:rPr>
+                      <w:rtl/>
+                    </w:rPr>
+                    <w:t xml:space="preserve">02 سا</w:t>
+                  </w:r>
+                </w:p>
+              </w:tc>
+              <w:tc>
+                <w:tcPr/>
+                <w:p>
+                  <w:pPr>
+                    <w:pStyle w:val="Compact"/>
+                    <w:bidi/>
+                    <w:jc w:val="left"/>
+                  </w:pPr>
+                  <w:r>
+                    <w:rPr>
+                      <w:b/>
+                      <w:bCs/>
+                      <w:rtl/>
+                    </w:rPr>
+                    <w:t xml:space="preserve">الوحدة التعلمية:</w:t>
+                  </w:r>
+                  <w:r>
+                    <w:rPr>
+                      <w:rtl/>
+                    </w:rPr>
+                    <w:t xml:space="preserve"> </w:t>
+                  </w:r>
+                  <w:r>
+                    <w:rPr>
+                      <w:rtl/>
+                    </w:rPr>
+                    <w:t xml:space="preserve">الهندسة في الفضاء</w:t>
+                  </w:r>
+                </w:p>
+              </w:tc>
+            </w:tr>
+            <w:tr>
+              <w:tc>
+                <w:tcPr/>
+                <w:p>
+                  <w:pPr>
+                    <w:pStyle w:val="Compact"/>
+                    <w:bidi/>
+                    <w:jc w:val="left"/>
+                  </w:pPr>
+                  <w:r>
+                    <w:rPr>
+                      <w:b/>
+                      <w:bCs/>
+                      <w:rtl/>
+                    </w:rPr>
+                    <w:t xml:space="preserve">الأستاذ:</w:t>
+                  </w:r>
+                  <w:r>
+                    <w:rPr>
+                      <w:rtl/>
+                    </w:rPr>
+                    <w:t xml:space="preserve"> </w:t>
+                  </w:r>
+                  <w:r>
+                    <w:rPr>
+                      <w:rtl/>
+                    </w:rPr>
+                    <w:t xml:space="preserve">..........</w:t>
+                  </w:r>
+                </w:p>
+              </w:tc>
+              <w:tc>
+                <w:tcPr/>
+                <w:p>
+                  <w:pPr>
+                    <w:pStyle w:val="Compact"/>
+                    <w:bidi/>
+                    <w:jc w:val="left"/>
+                  </w:pPr>
+                  <w:r>
+                    <w:rPr>
+                      <w:b/>
+                      <w:bCs/>
+                      <w:rtl/>
+                    </w:rPr>
+                    <w:t xml:space="preserve">المحتوى المعرفي:</w:t>
+                  </w:r>
+                  <w:r>
+                    <w:rPr>
+                      <w:rtl/>
+                    </w:rPr>
+                    <w:t xml:space="preserve"> </w:t>
+                  </w:r>
+                  <w:r>
+                    <w:rPr>
+                      <w:rtl/>
+                    </w:rPr>
+                    <w:t xml:space="preserve">الأوضاع النسبية لمستقيم ومستوٍ ولمستويين</w:t>
+                  </w:r>
+                </w:p>
+              </w:tc>
+            </w:tr>
+          </w:tbl>
+          <w:p>
+            <w:pPr>
+              <w:bidi/>
+              <w:spacing w:before="120"/>
+            </w:pPr>
+          </w:p>
+        </w:tc>
+      </w:tr>
+    </w:tbl>
     <w:p>
       <w:pPr>
-        <w:numPr>
-          <w:ilvl w:val="0"/>
-          <w:numId w:val="1008"/>
-        </w:numPr>
         <w:bidi/>
+        <w:spacing w:before="0" w:after="0"/>
       </w:pPr>
+    </w:p>
+    <w:tbl>
+      <w:tblPr>
+        <w:tblStyle w:val="Table"/>
+        <w:tblW w:w="7128" w:type="dxa"/>
+        <w:jc w:val="center"/>
+        <w:tblBorders>
+          <w:top w:val="single" w:sz="4" w:space="0" w:color="000000"/>
+          <w:left w:val="single" w:sz="4" w:space="0" w:color="000000"/>
+          <w:bottom w:val="single" w:sz="4" w:space="0" w:color="000000"/>
+          <w:right w:val="single" w:sz="4" w:space="0" w:color="000000"/>
+          <w:insideH w:val="single" w:sz="4" w:space="0" w:color="000000"/>
+          <w:insideV w:val="single" w:sz="4" w:space="0" w:color="000000"/>
+        </w:tblBorders>
+        <w:tblLook w:firstRow="0" w:lastRow="0" w:firstColumn="0" w:lastColumn="0" w:noHBand="0" w:noVBand="0" w:val="0000"/>
+      </w:tblPr>
+      <w:tblGrid>
+        <w:gridCol w:w="3564"/>
+        <w:gridCol w:w="3564"/>
+      </w:tblGrid>
+      <w:tr>
+        <w:tc>
+          <w:tcPr/>
+          <w:p>
+            <w:pPr>
+              <w:bidi/>
+              <w:jc w:val="left"/>
+            </w:pPr>
+            <w:r>
+              <w:rPr>
+                <w:b/>
+                <w:bCs/>
+                <w:rtl/>
+              </w:rPr>
+              <w:t xml:space="preserve">الكفاءات المستهدفة:</w:t>
+            </w:r>
+          </w:p>
+          <w:p>
+            <w:pPr>
+              <w:numPr>
+                <w:ilvl w:val="0"/>
+                <w:numId w:val="1008"/>
+              </w:numPr>
+              <w:bidi/>
+              <w:jc w:val="left"/>
+            </w:pPr>
+            <w:r>
+              <w:rPr>
+                <w:rtl/>
+              </w:rPr>
+              <w:t xml:space="preserve">تعيين الوضع النسبي لمستقيم ومستوٍ.</w:t>
+            </w:r>
+          </w:p>
+          <w:p>
+            <w:pPr>
+              <w:numPr>
+                <w:ilvl w:val="0"/>
+                <w:numId w:val="1008"/>
+              </w:numPr>
+              <w:bidi/>
+              <w:jc w:val="left"/>
+            </w:pPr>
+            <w:r>
+              <w:rPr>
+                <w:rtl/>
+              </w:rPr>
+              <w:t xml:space="preserve">تعيين الوضع النسبي لمستويين.</w:t>
+            </w:r>
+          </w:p>
+        </w:tc>
+        <w:tc>
+          <w:tcPr/>
+          <w:p>
+            <w:pPr>
+              <w:bidi/>
+              <w:jc w:val="left"/>
+            </w:pPr>
+            <w:r>
+              <w:rPr>
+                <w:b/>
+                <w:bCs/>
+                <w:rtl/>
+              </w:rPr>
+              <w:t xml:space="preserve">الكفاءات القبلية:</w:t>
+            </w:r>
+          </w:p>
+          <w:p>
+            <w:pPr>
+              <w:numPr>
+                <w:ilvl w:val="0"/>
+                <w:numId w:val="1009"/>
+              </w:numPr>
+              <w:bidi/>
+              <w:jc w:val="left"/>
+            </w:pPr>
+            <w:r>
+              <w:rPr>
+                <w:rtl/>
+              </w:rPr>
+              <w:t xml:space="preserve">الأوضاع النسبية لمستقيمين.</w:t>
+            </w:r>
+          </w:p>
+        </w:tc>
+      </w:tr>
+    </w:tbl>
+    <w:p>
+      <w:pPr>
+        <w:bidi/>
+        <w:spacing w:before="120"/>
+      </w:pPr>
+      <w:r>
+        <w:rPr>
+          <w:b/>
+          <w:bCs/>
+          <w:rtl/>
+        </w:rPr>
+        <w:t xml:space="preserve">الوسائل:</w:t>
+      </w:r>
       <w:r>
         <w:rPr>
           <w:rtl/>
         </w:rPr>
-        <w:t xml:space="preserve">الأوضاع النسبية لمستقيمين.</w:t>
+        <w:t xml:space="preserve"> </w:t>
       </w:r>
-    </w:p>
-    <w:p>
-      <w:pPr>
-        <w:numPr>
-          <w:ilvl w:val="0"/>
-          <w:numId w:val="1009"/>
-        </w:numPr>
-        <w:bidi/>
-      </w:pPr>
-      <w:r>
-        <w:rPr>
-          <w:rtl/>
-        </w:rPr>
-        <w:t xml:space="preserve">تعيين الوضع النسبي لمستقيم ومستوٍ.</w:t>
-      </w:r>
-    </w:p>
-    <w:p>
-      <w:pPr>
-        <w:numPr>
-          <w:ilvl w:val="0"/>
-          <w:numId w:val="1009"/>
-        </w:numPr>
-        <w:bidi/>
-      </w:pPr>
-      <w:r>
-        <w:rPr>
-          <w:rtl/>
-        </w:rPr>
-        <w:t xml:space="preserve">تعيين الوضع النسبي لمستويين.</w:t>
-      </w:r>
-    </w:p>
-    <w:p>
-      <w:pPr>
-        <w:bidi/>
-      </w:pPr>
       <w:r>
         <w:rPr>
           <w:rtl/>
@@ -515,9 +6184,1508 @@
         <w:t xml:space="preserve">المنهاج ، الكتاب المدرسي ، مراجع ، مجسمات ، أدوات الهندسة.</w:t>
       </w:r>
     </w:p>
+    <w:tbl>
+      <w:tblPr>
+        <w:tblStyle w:val="Table"/>
+        <w:tblW w:w="7681" w:type="dxa"/>
+        <w:jc w:val="center"/>
+        <w:tblBorders>
+          <w:top w:val="single" w:sz="4" w:space="0" w:color="000000"/>
+          <w:left w:val="single" w:sz="4" w:space="0" w:color="000000"/>
+          <w:bottom w:val="single" w:sz="4" w:space="0" w:color="000000"/>
+          <w:right w:val="single" w:sz="4" w:space="0" w:color="000000"/>
+          <w:insideH w:val="single" w:sz="4" w:space="0" w:color="000000"/>
+          <w:insideV w:val="single" w:sz="4" w:space="0" w:color="000000"/>
+        </w:tblBorders>
+        <w:tblLook w:firstRow="0" w:lastRow="0" w:firstColumn="0" w:lastColumn="0" w:noHBand="0" w:noVBand="0" w:val="0000"/>
+      </w:tblPr>
+      <w:tblGrid>
+        <w:gridCol w:w="1188"/>
+        <w:gridCol w:w="712"/>
+        <w:gridCol w:w="4593"/>
+        <w:gridCol w:w="1188"/>
+      </w:tblGrid>
+      <w:tr>
+        <w:tc>
+          <w:tcPr>
+            <w:shd w:val="clear" w:color="auto" w:fill="E4E7ED"/>
+          </w:tcPr>
+          <w:p>
+            <w:pPr>
+              <w:pStyle w:val="Compact"/>
+              <w:bidi/>
+              <w:jc w:val="left"/>
+            </w:pPr>
+            <w:r>
+              <w:rPr>
+                <w:rtl/>
+              </w:rPr>
+              <w:t xml:space="preserve"/>
+            </w:r>
+            <w:r>
+              <w:rPr>
+                <w:b/>
+                <w:bCs/>
+                <w:rtl/>
+              </w:rPr>
+              <w:t xml:space="preserve">توجيهات وتعاليق</w:t>
+            </w:r>
+          </w:p>
+        </w:tc>
+        <w:tc>
+          <w:tcPr>
+            <w:shd w:val="clear" w:color="auto" w:fill="E4E7ED"/>
+          </w:tcPr>
+          <w:p>
+            <w:pPr>
+              <w:pStyle w:val="Compact"/>
+              <w:bidi/>
+              <w:jc w:val="left"/>
+            </w:pPr>
+            <w:r>
+              <w:rPr>
+                <w:b/>
+                <w:bCs/>
+                <w:rtl/>
+              </w:rPr>
+              <w:t xml:space="preserve">المدة</w:t>
+            </w:r>
+          </w:p>
+        </w:tc>
+        <w:tc>
+          <w:tcPr>
+            <w:shd w:val="clear" w:color="auto" w:fill="E4E7ED"/>
+          </w:tcPr>
+          <w:p>
+            <w:pPr>
+              <w:pStyle w:val="Compact"/>
+              <w:bidi/>
+              <w:jc w:val="left"/>
+            </w:pPr>
+            <w:r>
+              <w:rPr>
+                <w:b/>
+                <w:bCs/>
+                <w:rtl/>
+              </w:rPr>
+              <w:t xml:space="preserve">سير الحصة</w:t>
+            </w:r>
+          </w:p>
+        </w:tc>
+        <w:tc>
+          <w:tcPr>
+            <w:shd w:val="clear" w:color="auto" w:fill="E4E7ED"/>
+          </w:tcPr>
+          <w:p>
+            <w:pPr>
+              <w:pStyle w:val="Compact"/>
+              <w:bidi/>
+              <w:jc w:val="left"/>
+            </w:pPr>
+            <w:r>
+              <w:rPr>
+                <w:b/>
+                <w:bCs/>
+                <w:rtl/>
+              </w:rPr>
+              <w:t xml:space="preserve">مراحل الحصة</w:t>
+            </w:r>
+          </w:p>
+        </w:tc>
+      </w:tr>
+      <w:tr>
+        <w:tc>
+          <w:tcPr/>
+          <w:p>
+            <w:pPr>
+              <w:pStyle w:val="Compact"/>
+              <w:bidi/>
+              <w:jc w:val="left"/>
+            </w:pPr>
+            <w:r>
+              <w:rPr>
+                <w:rtl/>
+              </w:rPr>
+              <w:t xml:space="preserve">نشاط يدوي.</w:t>
+            </w:r>
+          </w:p>
+        </w:tc>
+        <w:tc>
+          <w:tcPr/>
+          <w:p>
+            <w:pPr>
+              <w:pStyle w:val="Compact"/>
+              <w:bidi/>
+              <w:jc w:val="left"/>
+            </w:pPr>
+            <w:r>
+              <w:rPr>
+                <w:rtl/>
+              </w:rPr>
+              <w:t xml:space="preserve">10 د</w:t>
+            </w:r>
+          </w:p>
+        </w:tc>
+        <w:tc>
+          <w:tcPr/>
+          <w:p>
+            <w:pPr>
+              <w:pStyle w:val="Compact"/>
+              <w:bidi/>
+              <w:jc w:val="left"/>
+            </w:pPr>
+            <w:r>
+              <w:rPr>
+                <w:b/>
+                <w:bCs/>
+                <w:rtl/>
+              </w:rPr>
+              <w:t xml:space="preserve">التهيئة النفسية:</w:t>
+            </w:r>
+            <w:r>
+              <w:rPr>
+                <w:rtl/>
+              </w:rPr>
+              <w:t xml:space="preserve"> </w:t>
+            </w:r>
+            <w:r>
+              <w:rPr>
+                <w:rtl/>
+              </w:rPr>
+              <w:t xml:space="preserve">قلم وورقة: بكم طريقة يمكن وضع القلم بالنسبة إلى الورقة؟</w:t>
+            </w:r>
+          </w:p>
+        </w:tc>
+        <w:tc>
+          <w:tcPr>
+            <w:shd w:val="clear" w:color="auto" w:fill="E4E7ED"/>
+          </w:tcPr>
+          <w:p>
+            <w:pPr>
+              <w:pStyle w:val="Compact"/>
+              <w:bidi/>
+              <w:jc w:val="left"/>
+            </w:pPr>
+            <w:r>
+              <w:rPr>
+                <w:rtl/>
+              </w:rPr>
+              <w:t xml:space="preserve"/>
+            </w:r>
+            <w:r>
+              <w:rPr>
+                <w:b/>
+                <w:bCs/>
+                <w:rtl/>
+              </w:rPr>
+              <w:t xml:space="preserve">مرحلة الانطلاق</w:t>
+            </w:r>
+          </w:p>
+        </w:tc>
+      </w:tr>
+      <w:tr>
+        <w:tc>
+          <w:tcPr/>
+          <w:p>
+            <w:pPr>
+              <w:pStyle w:val="Compact"/>
+              <w:bidi/>
+              <w:jc w:val="left"/>
+            </w:pPr>
+            <w:r>
+              <w:rPr>
+                <w:rtl/>
+              </w:rPr>
+              <w:t xml:space="preserve">مكعب أو موشور حقيقي.</w:t>
+            </w:r>
+          </w:p>
+        </w:tc>
+        <w:tc>
+          <w:tcPr/>
+          <w:p>
+            <w:pPr>
+              <w:pStyle w:val="Compact"/>
+              <w:bidi/>
+              <w:jc w:val="left"/>
+            </w:pPr>
+            <w:r>
+              <w:rPr>
+                <w:rtl/>
+              </w:rPr>
+              <w:t xml:space="preserve">35 د</w:t>
+            </w:r>
+          </w:p>
+        </w:tc>
+        <w:tc>
+          <w:tcPr/>
+          <w:p>
+            <w:pPr>
+              <w:bidi/>
+              <w:jc w:val="left"/>
+            </w:pPr>
+            <w:r>
+              <w:rPr>
+                <w:b/>
+                <w:bCs/>
+                <w:rtl/>
+              </w:rPr>
+              <w:t xml:space="preserve">[مناقشة النشاطين 06 و 07 صفحة 183]</w:t>
+            </w:r>
+          </w:p>
+          <w:p>
+            <w:pPr>
+              <w:bidi/>
+              <w:jc w:val="left"/>
+            </w:pPr>
+            <w:r>
+              <w:rPr>
+                <w:rtl/>
+              </w:rPr>
+              <w:t xml:space="preserve">✓ المستقيم</w:t>
+            </w:r>
+            <w:r>
+              <w:rPr>
+                <w:rtl/>
+              </w:rPr>
+              <w:t xml:space="preserve"> </w:t>
+            </w:r>
+            <m:oMath>
+              <m:d>
+                <m:dPr>
+                  <m:begChr m:val="("/>
+                  <m:endChr m:val=")"/>
+                  <m:sepChr m:val=""/>
+                  <m:grow/>
+                </m:dPr>
+                <m:e>
+                  <m:r>
+                    <m:t>A</m:t>
+                  </m:r>
+                  <m:r>
+                    <m:t>B</m:t>
+                  </m:r>
+                </m:e>
+              </m:d>
+            </m:oMath>
+            <w:r>
+              <w:rPr>
+                <w:rtl/>
+              </w:rPr>
+              <w:t xml:space="preserve"> </w:t>
+            </w:r>
+            <w:r>
+              <w:rPr>
+                <w:rtl/>
+              </w:rPr>
+              <w:t xml:space="preserve">محتوى في المستوي</w:t>
+            </w:r>
+            <w:r>
+              <w:rPr>
+                <w:rtl/>
+              </w:rPr>
+              <w:t xml:space="preserve"> </w:t>
+            </w:r>
+            <m:oMath>
+              <m:d>
+                <m:dPr>
+                  <m:begChr m:val="("/>
+                  <m:endChr m:val=")"/>
+                  <m:sepChr m:val=""/>
+                  <m:grow/>
+                </m:dPr>
+                <m:e>
+                  <m:r>
+                    <m:t>B</m:t>
+                  </m:r>
+                  <m:r>
+                    <m:t>C</m:t>
+                  </m:r>
+                  <m:r>
+                    <m:t>G</m:t>
+                  </m:r>
+                  <m:r>
+                    <m:t>F</m:t>
+                  </m:r>
+                </m:e>
+              </m:d>
+            </m:oMath>
+            <w:r>
+              <w:rPr>
+                <w:rtl/>
+              </w:rPr>
+              <w:t xml:space="preserve"> </w:t>
+            </w:r>
+            <w:r>
+              <w:rPr>
+                <w:rtl/>
+              </w:rPr>
+              <w:t xml:space="preserve">؟ لا ، يقطعه في</w:t>
+            </w:r>
+            <w:r>
+              <w:rPr>
+                <w:rtl/>
+              </w:rPr>
+              <w:t xml:space="preserve"> </w:t>
+            </w:r>
+            <m:oMath>
+              <m:r>
+                <m:t>B</m:t>
+              </m:r>
+            </m:oMath>
+            <w:r>
+              <w:rPr>
+                <w:rtl/>
+              </w:rPr>
+              <w:t xml:space="preserve">.</w:t>
+            </w:r>
+          </w:p>
+          <w:p>
+            <w:pPr>
+              <w:bidi/>
+              <w:jc w:val="left"/>
+            </w:pPr>
+            <w:r>
+              <w:rPr>
+                <w:rtl/>
+              </w:rPr>
+              <w:t xml:space="preserve">✓ </w:t>
+            </w:r>
+            <m:oMath>
+              <m:d>
+                <m:dPr>
+                  <m:begChr m:val="("/>
+                  <m:endChr m:val=")"/>
+                  <m:sepChr m:val=""/>
+                  <m:grow/>
+                </m:dPr>
+                <m:e>
+                  <m:r>
+                    <m:t>E</m:t>
+                  </m:r>
+                  <m:r>
+                    <m:t>H</m:t>
+                  </m:r>
+                </m:e>
+              </m:d>
+            </m:oMath>
+            <w:r>
+              <w:rPr>
+                <w:rtl/>
+              </w:rPr>
+              <w:t xml:space="preserve"> </w:t>
+            </w:r>
+            <w:r>
+              <w:rPr>
+                <w:rtl/>
+              </w:rPr>
+              <w:t xml:space="preserve">يوازي المستوي</w:t>
+            </w:r>
+            <w:r>
+              <w:rPr>
+                <w:rtl/>
+              </w:rPr>
+              <w:t xml:space="preserve"> </w:t>
+            </w:r>
+            <m:oMath>
+              <m:d>
+                <m:dPr>
+                  <m:begChr m:val="("/>
+                  <m:endChr m:val=")"/>
+                  <m:sepChr m:val=""/>
+                  <m:grow/>
+                </m:dPr>
+                <m:e>
+                  <m:r>
+                    <m:t>A</m:t>
+                  </m:r>
+                  <m:r>
+                    <m:t>B</m:t>
+                  </m:r>
+                  <m:r>
+                    <m:t>C</m:t>
+                  </m:r>
+                  <m:r>
+                    <m:t>D</m:t>
+                  </m:r>
+                </m:e>
+              </m:d>
+            </m:oMath>
+            <w:r>
+              <w:rPr>
+                <w:rtl/>
+              </w:rPr>
+              <w:t xml:space="preserve"> </w:t>
+            </w:r>
+            <w:r>
+              <w:rPr>
+                <w:rtl/>
+              </w:rPr>
+              <w:t xml:space="preserve">لأنه يوازي</w:t>
+            </w:r>
+            <w:r>
+              <w:rPr>
+                <w:rtl/>
+              </w:rPr>
+              <w:t xml:space="preserve"> </w:t>
+            </w:r>
+            <m:oMath>
+              <m:d>
+                <m:dPr>
+                  <m:begChr m:val="("/>
+                  <m:endChr m:val=")"/>
+                  <m:sepChr m:val=""/>
+                  <m:grow/>
+                </m:dPr>
+                <m:e>
+                  <m:r>
+                    <m:t>A</m:t>
+                  </m:r>
+                  <m:r>
+                    <m:t>D</m:t>
+                  </m:r>
+                </m:e>
+              </m:d>
+            </m:oMath>
+            <w:r>
+              <w:rPr>
+                <w:rtl/>
+              </w:rPr>
+              <w:t xml:space="preserve"> </w:t>
+            </w:r>
+            <w:r>
+              <w:rPr>
+                <w:rtl/>
+              </w:rPr>
+              <w:t xml:space="preserve">المحتوى فيه.</w:t>
+            </w:r>
+          </w:p>
+          <w:p>
+            <w:pPr>
+              <w:bidi/>
+              <w:jc w:val="left"/>
+            </w:pPr>
+            <w:r>
+              <w:rPr>
+                <w:rtl/>
+              </w:rPr>
+              <w:t xml:space="preserve">✓ في الموشور: مستويان متوازيان (القاعدتان) ومستويان متقاطعان في مستقيم.</w:t>
+            </w:r>
+          </w:p>
+        </w:tc>
+        <w:tc>
+          <w:tcPr>
+            <w:shd w:val="clear" w:color="auto" w:fill="E4E7ED"/>
+          </w:tcPr>
+          <w:p>
+            <w:pPr>
+              <w:pStyle w:val="Compact"/>
+              <w:bidi/>
+              <w:jc w:val="left"/>
+            </w:pPr>
+            <w:r>
+              <w:rPr>
+                <w:rtl/>
+              </w:rPr>
+              <w:t xml:space="preserve"/>
+            </w:r>
+            <w:r>
+              <w:rPr>
+                <w:b/>
+                <w:bCs/>
+                <w:rtl/>
+              </w:rPr>
+              <w:t xml:space="preserve">التشخيص والاكتشاف</w:t>
+            </w:r>
+          </w:p>
+        </w:tc>
+      </w:tr>
+      <w:tr>
+        <w:tc>
+          <w:tcPr/>
+          <w:p>
+            <w:pPr>
+              <w:pStyle w:val="Compact"/>
+              <w:bidi/>
+              <w:jc w:val="left"/>
+            </w:pPr>
+            <w:r>
+              <w:rPr>
+                <w:rtl/>
+              </w:rPr>
+              <w:t xml:space="preserve">نلخص الأوضاع في جدول.</w:t>
+            </w:r>
+          </w:p>
+        </w:tc>
+        <w:tc>
+          <w:tcPr/>
+          <w:p>
+            <w:pPr>
+              <w:pStyle w:val="Compact"/>
+              <w:bidi/>
+              <w:jc w:val="left"/>
+            </w:pPr>
+            <w:r>
+              <w:rPr>
+                <w:rtl/>
+              </w:rPr>
+              <w:t xml:space="preserve">50 د</w:t>
+            </w:r>
+          </w:p>
+        </w:tc>
+        <w:tc>
+          <w:tcPr/>
+          <w:p>
+            <w:pPr>
+              <w:bidi/>
+              <w:jc w:val="left"/>
+            </w:pPr>
+            <w:r>
+              <w:rPr>
+                <w:b/>
+                <w:bCs/>
+                <w:rtl/>
+              </w:rPr>
+              <w:t xml:space="preserve">[مستقيم ومستوٍ]</w:t>
+            </w:r>
+            <w:r>
+              <w:rPr>
+                <w:rtl/>
+              </w:rPr>
+              <w:t xml:space="preserve"> المستقيم إما محتوى في المستوي ، أو يوازيه تماماً ، أو يقطعه في نقطة وحيدة.</w:t>
+            </w:r>
+          </w:p>
+          <w:p>
+            <w:pPr>
+              <w:bidi/>
+              <w:jc w:val="left"/>
+            </w:pPr>
+            <w:r>
+              <w:rPr>
+                <w:b/>
+                <w:bCs/>
+                <w:rtl/>
+              </w:rPr>
+              <w:t xml:space="preserve">[مستويان]</w:t>
+            </w:r>
+            <w:r>
+              <w:rPr>
+                <w:rtl/>
+              </w:rPr>
+              <w:t xml:space="preserve"> إما متوازيان (تماماً أو منطبقان) ، وإما متقاطعان وفق مستقيم.</w:t>
+            </w:r>
+          </w:p>
+        </w:tc>
+        <w:tc>
+          <w:tcPr>
+            <w:shd w:val="clear" w:color="auto" w:fill="E4E7ED"/>
+          </w:tcPr>
+          <w:p>
+            <w:pPr>
+              <w:pStyle w:val="Compact"/>
+              <w:bidi/>
+              <w:jc w:val="left"/>
+            </w:pPr>
+            <w:r>
+              <w:rPr>
+                <w:rtl/>
+              </w:rPr>
+              <w:t xml:space="preserve"/>
+            </w:r>
+            <w:r>
+              <w:rPr>
+                <w:b/>
+                <w:bCs/>
+                <w:rtl/>
+              </w:rPr>
+              <w:t xml:space="preserve">بناء المعارف</w:t>
+            </w:r>
+          </w:p>
+        </w:tc>
+      </w:tr>
+      <w:tr>
+        <w:tc>
+          <w:tcPr/>
+          <w:p>
+            <w:pPr>
+              <w:pStyle w:val="Compact"/>
+              <w:bidi/>
+              <w:jc w:val="center"/>
+            </w:pPr>
+          </w:p>
+        </w:tc>
+        <w:tc>
+          <w:tcPr/>
+          <w:p>
+            <w:pPr>
+              <w:pStyle w:val="Compact"/>
+              <w:bidi/>
+              <w:jc w:val="center"/>
+            </w:pPr>
+          </w:p>
+        </w:tc>
+        <w:tc>
+          <w:tcPr/>
+          <w:p>
+            <w:pPr>
+              <w:bidi/>
+              <w:jc w:val="left"/>
+            </w:pPr>
+            <w:r>
+              <w:rPr>
+                <w:b/>
+                <w:bCs/>
+                <w:rtl/>
+              </w:rPr>
+              <w:t xml:space="preserve">[مثال]</w:t>
+            </w:r>
+            <w:r>
+              <w:rPr>
+                <w:rtl/>
+              </w:rPr>
+              <w:t xml:space="preserve"> في المكعب:</w:t>
+            </w:r>
+            <w:r>
+              <w:rPr>
+                <w:rtl/>
+              </w:rPr>
+              <w:t xml:space="preserve"> </w:t>
+            </w:r>
+            <m:oMath>
+              <m:d>
+                <m:dPr>
+                  <m:begChr m:val="("/>
+                  <m:endChr m:val=")"/>
+                  <m:sepChr m:val=""/>
+                  <m:grow/>
+                </m:dPr>
+                <m:e>
+                  <m:r>
+                    <m:t>A</m:t>
+                  </m:r>
+                  <m:r>
+                    <m:t>B</m:t>
+                  </m:r>
+                  <m:r>
+                    <m:t>C</m:t>
+                  </m:r>
+                  <m:r>
+                    <m:t>D</m:t>
+                  </m:r>
+                </m:e>
+              </m:d>
+              <m:r>
+                <m:rPr>
+                  <m:sty m:val="p"/>
+                </m:rPr>
+                <m:t>∥</m:t>
+              </m:r>
+              <m:d>
+                <m:dPr>
+                  <m:begChr m:val="("/>
+                  <m:endChr m:val=")"/>
+                  <m:sepChr m:val=""/>
+                  <m:grow/>
+                </m:dPr>
+                <m:e>
+                  <m:r>
+                    <m:t>E</m:t>
+                  </m:r>
+                  <m:r>
+                    <m:t>F</m:t>
+                  </m:r>
+                  <m:r>
+                    <m:t>G</m:t>
+                  </m:r>
+                  <m:r>
+                    <m:t>H</m:t>
+                  </m:r>
+                </m:e>
+              </m:d>
+            </m:oMath>
+            <w:r>
+              <w:rPr>
+                <w:rtl/>
+              </w:rPr>
+              <w:t xml:space="preserve"> </w:t>
+            </w:r>
+            <w:r>
+              <w:rPr>
+                <w:rtl/>
+              </w:rPr>
+              <w:t xml:space="preserve">؛</w:t>
+            </w:r>
+            <w:r>
+              <w:rPr>
+                <w:rtl/>
+              </w:rPr>
+              <w:t xml:space="preserve"> </w:t>
+            </w:r>
+            <m:oMath>
+              <m:d>
+                <m:dPr>
+                  <m:begChr m:val="("/>
+                  <m:endChr m:val=")"/>
+                  <m:sepChr m:val=""/>
+                  <m:grow/>
+                </m:dPr>
+                <m:e>
+                  <m:r>
+                    <m:t>A</m:t>
+                  </m:r>
+                  <m:r>
+                    <m:t>B</m:t>
+                  </m:r>
+                  <m:r>
+                    <m:t>F</m:t>
+                  </m:r>
+                  <m:r>
+                    <m:t>E</m:t>
+                  </m:r>
+                </m:e>
+              </m:d>
+              <m:r>
+                <m:rPr>
+                  <m:sty m:val="p"/>
+                </m:rPr>
+                <m:t>∩</m:t>
+              </m:r>
+              <m:d>
+                <m:dPr>
+                  <m:begChr m:val="("/>
+                  <m:endChr m:val=")"/>
+                  <m:sepChr m:val=""/>
+                  <m:grow/>
+                </m:dPr>
+                <m:e>
+                  <m:r>
+                    <m:t>B</m:t>
+                  </m:r>
+                  <m:r>
+                    <m:t>C</m:t>
+                  </m:r>
+                  <m:r>
+                    <m:t>G</m:t>
+                  </m:r>
+                  <m:r>
+                    <m:t>F</m:t>
+                  </m:r>
+                </m:e>
+              </m:d>
+              <m:r>
+                <m:rPr>
+                  <m:sty m:val="p"/>
+                </m:rPr>
+                <m:t>=</m:t>
+              </m:r>
+              <m:d>
+                <m:dPr>
+                  <m:begChr m:val="("/>
+                  <m:endChr m:val=")"/>
+                  <m:sepChr m:val=""/>
+                  <m:grow/>
+                </m:dPr>
+                <m:e>
+                  <m:r>
+                    <m:t>B</m:t>
+                  </m:r>
+                  <m:r>
+                    <m:t>F</m:t>
+                  </m:r>
+                </m:e>
+              </m:d>
+            </m:oMath>
+            <w:r>
+              <w:rPr>
+                <w:rtl/>
+              </w:rPr>
+              <w:t xml:space="preserve"> </w:t>
+            </w:r>
+            <w:r>
+              <w:rPr>
+                <w:rtl/>
+              </w:rPr>
+              <w:t xml:space="preserve">؛</w:t>
+            </w:r>
+            <w:r>
+              <w:rPr>
+                <w:rtl/>
+              </w:rPr>
+              <w:t xml:space="preserve"> </w:t>
+            </w:r>
+            <m:oMath>
+              <m:d>
+                <m:dPr>
+                  <m:begChr m:val="("/>
+                  <m:endChr m:val=")"/>
+                  <m:sepChr m:val=""/>
+                  <m:grow/>
+                </m:dPr>
+                <m:e>
+                  <m:r>
+                    <m:t>A</m:t>
+                  </m:r>
+                  <m:r>
+                    <m:t>E</m:t>
+                  </m:r>
+                </m:e>
+              </m:d>
+            </m:oMath>
+            <w:r>
+              <w:rPr>
+                <w:rtl/>
+              </w:rPr>
+              <w:t xml:space="preserve"> </w:t>
+            </w:r>
+            <w:r>
+              <w:rPr>
+                <w:rtl/>
+              </w:rPr>
+              <w:t xml:space="preserve">يقطع</w:t>
+            </w:r>
+            <w:r>
+              <w:rPr>
+                <w:rtl/>
+              </w:rPr>
+              <w:t xml:space="preserve"> </w:t>
+            </w:r>
+            <m:oMath>
+              <m:d>
+                <m:dPr>
+                  <m:begChr m:val="("/>
+                  <m:endChr m:val=")"/>
+                  <m:sepChr m:val=""/>
+                  <m:grow/>
+                </m:dPr>
+                <m:e>
+                  <m:r>
+                    <m:t>A</m:t>
+                  </m:r>
+                  <m:r>
+                    <m:t>B</m:t>
+                  </m:r>
+                  <m:r>
+                    <m:t>C</m:t>
+                  </m:r>
+                  <m:r>
+                    <m:t>D</m:t>
+                  </m:r>
+                </m:e>
+              </m:d>
+            </m:oMath>
+            <w:r>
+              <w:rPr>
+                <w:rtl/>
+              </w:rPr>
+              <w:t xml:space="preserve"> </w:t>
+            </w:r>
+            <w:r>
+              <w:rPr>
+                <w:rtl/>
+              </w:rPr>
+              <w:t xml:space="preserve">في</w:t>
+            </w:r>
+            <w:r>
+              <w:rPr>
+                <w:rtl/>
+              </w:rPr>
+              <w:t xml:space="preserve"> </w:t>
+            </w:r>
+            <m:oMath>
+              <m:r>
+                <m:t>A</m:t>
+              </m:r>
+            </m:oMath>
+            <w:r>
+              <w:rPr>
+                <w:rtl/>
+              </w:rPr>
+              <w:t xml:space="preserve">.</w:t>
+            </w:r>
+          </w:p>
+          <w:p>
+            <w:pPr>
+              <w:bidi/>
+              <w:jc w:val="left"/>
+            </w:pPr>
+            <w:r>
+              <w:rPr>
+                <w:b/>
+                <w:bCs/>
+                <w:rtl/>
+              </w:rPr>
+              <w:t xml:space="preserve">[طريقة]</w:t>
+            </w:r>
+            <w:r>
+              <w:rPr>
+                <w:rtl/>
+              </w:rPr>
+              <w:t xml:space="preserve"> لإثبات أن مستقيماً يوازي مستوياً يكفي أن يوازي مستقيماً من هذا المستوي.</w:t>
+            </w:r>
+          </w:p>
+        </w:tc>
+        <w:tc>
+          <w:tcPr>
+            <w:shd w:val="clear" w:color="auto" w:fill="E4E7ED"/>
+          </w:tcPr>
+          <w:p>
+            <w:pPr>
+              <w:pStyle w:val="Compact"/>
+              <w:bidi/>
+              <w:jc w:val="left"/>
+            </w:pPr>
+            <w:r>
+              <w:rPr>
+                <w:rtl/>
+              </w:rPr>
+              <w:t xml:space="preserve"/>
+            </w:r>
+          </w:p>
+        </w:tc>
+      </w:tr>
+      <w:tr>
+        <w:tc>
+          <w:tcPr/>
+          <w:p>
+            <w:pPr>
+              <w:pStyle w:val="Compact"/>
+              <w:bidi/>
+              <w:jc w:val="center"/>
+            </w:pPr>
+          </w:p>
+        </w:tc>
+        <w:tc>
+          <w:tcPr/>
+          <w:p>
+            <w:pPr>
+              <w:pStyle w:val="Compact"/>
+              <w:bidi/>
+              <w:jc w:val="center"/>
+            </w:pPr>
+          </w:p>
+        </w:tc>
+        <w:tc>
+          <w:tcPr/>
+          <w:p>
+            <w:pPr>
+              <w:pStyle w:val="Compact"/>
+              <w:bidi/>
+              <w:jc w:val="left"/>
+            </w:pPr>
+            <w:r>
+              <w:rPr>
+                <w:b/>
+                <w:bCs/>
+                <w:rtl/>
+              </w:rPr>
+              <w:t xml:space="preserve">[حذار]</w:t>
+            </w:r>
+            <w:r>
+              <w:rPr>
+                <w:rtl/>
+              </w:rPr>
+              <w:t xml:space="preserve"> مستقيم يوازي مستوياً لا يوازي بالضرورة كل مستقيماته.</w:t>
+            </w:r>
+          </w:p>
+        </w:tc>
+        <w:tc>
+          <w:tcPr>
+            <w:shd w:val="clear" w:color="auto" w:fill="E4E7ED"/>
+          </w:tcPr>
+          <w:p>
+            <w:pPr>
+              <w:pStyle w:val="Compact"/>
+              <w:bidi/>
+              <w:jc w:val="left"/>
+            </w:pPr>
+            <w:r>
+              <w:rPr>
+                <w:rtl/>
+              </w:rPr>
+              <w:t xml:space="preserve"/>
+            </w:r>
+          </w:p>
+        </w:tc>
+      </w:tr>
+      <w:tr>
+        <w:tc>
+          <w:tcPr/>
+          <w:p>
+            <w:pPr>
+              <w:pStyle w:val="Compact"/>
+              <w:bidi/>
+              <w:jc w:val="left"/>
+            </w:pPr>
+            <w:r>
+              <w:rPr>
+                <w:rtl/>
+              </w:rPr>
+              <w:t xml:space="preserve">تقويم فردي.</w:t>
+            </w:r>
+          </w:p>
+        </w:tc>
+        <w:tc>
+          <w:tcPr/>
+          <w:p>
+            <w:pPr>
+              <w:pStyle w:val="Compact"/>
+              <w:bidi/>
+              <w:jc w:val="left"/>
+            </w:pPr>
+            <w:r>
+              <w:rPr>
+                <w:rtl/>
+              </w:rPr>
+              <w:t xml:space="preserve">25 د</w:t>
+            </w:r>
+          </w:p>
+        </w:tc>
+        <w:tc>
+          <w:tcPr/>
+          <w:p>
+            <w:pPr>
+              <w:bidi/>
+              <w:jc w:val="left"/>
+            </w:pPr>
+            <w:r>
+              <w:rPr>
+                <w:b/>
+                <w:bCs/>
+                <w:rtl/>
+              </w:rPr>
+              <w:t xml:space="preserve">[تطبيق]</w:t>
+            </w:r>
+          </w:p>
+          <w:p>
+            <w:pPr>
+              <w:bidi/>
+              <w:jc w:val="left"/>
+            </w:pPr>
+            <w:r>
+              <w:rPr>
+                <w:rtl/>
+              </w:rPr>
+              <w:t xml:space="preserve">في المكعب: ① وضع</w:t>
+            </w:r>
+            <w:r>
+              <w:rPr>
+                <w:rtl/>
+              </w:rPr>
+              <w:t xml:space="preserve"> </w:t>
+            </w:r>
+            <m:oMath>
+              <m:d>
+                <m:dPr>
+                  <m:begChr m:val="("/>
+                  <m:endChr m:val=")"/>
+                  <m:sepChr m:val=""/>
+                  <m:grow/>
+                </m:dPr>
+                <m:e>
+                  <m:r>
+                    <m:t>F</m:t>
+                  </m:r>
+                  <m:r>
+                    <m:t>G</m:t>
+                  </m:r>
+                </m:e>
+              </m:d>
+            </m:oMath>
+            <w:r>
+              <w:rPr>
+                <w:rtl/>
+              </w:rPr>
+              <w:t xml:space="preserve"> </w:t>
+            </w:r>
+            <w:r>
+              <w:rPr>
+                <w:rtl/>
+              </w:rPr>
+              <w:t xml:space="preserve">و</w:t>
+            </w:r>
+            <w:r>
+              <w:rPr>
+                <w:rtl/>
+              </w:rPr>
+              <w:t xml:space="preserve"> </w:t>
+            </w:r>
+            <m:oMath>
+              <m:d>
+                <m:dPr>
+                  <m:begChr m:val="("/>
+                  <m:endChr m:val=")"/>
+                  <m:sepChr m:val=""/>
+                  <m:grow/>
+                </m:dPr>
+                <m:e>
+                  <m:r>
+                    <m:t>A</m:t>
+                  </m:r>
+                  <m:r>
+                    <m:t>D</m:t>
+                  </m:r>
+                  <m:r>
+                    <m:t>H</m:t>
+                  </m:r>
+                  <m:r>
+                    <m:t>E</m:t>
+                  </m:r>
+                </m:e>
+              </m:d>
+            </m:oMath>
+            <w:r>
+              <w:rPr>
+                <w:rtl/>
+              </w:rPr>
+              <w:t xml:space="preserve"> </w:t>
+            </w:r>
+            <w:r>
+              <w:rPr>
+                <w:rtl/>
+              </w:rPr>
+              <w:t xml:space="preserve">؛ ② تقاطع</w:t>
+            </w:r>
+            <w:r>
+              <w:rPr>
+                <w:rtl/>
+              </w:rPr>
+              <w:t xml:space="preserve"> </w:t>
+            </w:r>
+            <m:oMath>
+              <m:d>
+                <m:dPr>
+                  <m:begChr m:val="("/>
+                  <m:endChr m:val=")"/>
+                  <m:sepChr m:val=""/>
+                  <m:grow/>
+                </m:dPr>
+                <m:e>
+                  <m:r>
+                    <m:t>A</m:t>
+                  </m:r>
+                  <m:r>
+                    <m:t>C</m:t>
+                  </m:r>
+                  <m:r>
+                    <m:t>G</m:t>
+                  </m:r>
+                  <m:r>
+                    <m:t>E</m:t>
+                  </m:r>
+                </m:e>
+              </m:d>
+            </m:oMath>
+            <w:r>
+              <w:rPr>
+                <w:rtl/>
+              </w:rPr>
+              <w:t xml:space="preserve"> </w:t>
+            </w:r>
+            <w:r>
+              <w:rPr>
+                <w:rtl/>
+              </w:rPr>
+              <w:t xml:space="preserve">و</w:t>
+            </w:r>
+            <w:r>
+              <w:rPr>
+                <w:rtl/>
+              </w:rPr>
+              <w:t xml:space="preserve"> </w:t>
+            </w:r>
+            <m:oMath>
+              <m:d>
+                <m:dPr>
+                  <m:begChr m:val="("/>
+                  <m:endChr m:val=")"/>
+                  <m:sepChr m:val=""/>
+                  <m:grow/>
+                </m:dPr>
+                <m:e>
+                  <m:r>
+                    <m:t>B</m:t>
+                  </m:r>
+                  <m:r>
+                    <m:t>D</m:t>
+                  </m:r>
+                  <m:r>
+                    <m:t>H</m:t>
+                  </m:r>
+                  <m:r>
+                    <m:t>F</m:t>
+                  </m:r>
+                </m:e>
+              </m:d>
+            </m:oMath>
+            <w:r>
+              <w:rPr>
+                <w:rtl/>
+              </w:rPr>
+              <w:t xml:space="preserve">.</w:t>
+            </w:r>
+          </w:p>
+          <w:p>
+            <w:pPr>
+              <w:bidi/>
+              <w:jc w:val="left"/>
+            </w:pPr>
+            <w:r>
+              <w:rPr>
+                <w:b/>
+                <w:bCs/>
+                <w:rtl/>
+              </w:rPr>
+              <w:t xml:space="preserve">الحل:</w:t>
+            </w:r>
+            <w:r>
+              <w:rPr>
+                <w:rtl/>
+              </w:rPr>
+              <w:t xml:space="preserve"> </w:t>
+            </w:r>
+            <w:r>
+              <w:rPr>
+                <w:rtl/>
+              </w:rPr>
+              <w:t xml:space="preserve">①</w:t>
+            </w:r>
+            <w:r>
+              <w:rPr>
+                <w:rtl/>
+              </w:rPr>
+              <w:t xml:space="preserve"> </w:t>
+            </w:r>
+            <m:oMath>
+              <m:d>
+                <m:dPr>
+                  <m:begChr m:val="("/>
+                  <m:endChr m:val=")"/>
+                  <m:sepChr m:val=""/>
+                  <m:grow/>
+                </m:dPr>
+                <m:e>
+                  <m:r>
+                    <m:t>F</m:t>
+                  </m:r>
+                  <m:r>
+                    <m:t>G</m:t>
+                  </m:r>
+                </m:e>
+              </m:d>
+              <m:r>
+                <m:rPr>
+                  <m:sty m:val="p"/>
+                </m:rPr>
+                <m:t>∥</m:t>
+              </m:r>
+              <m:d>
+                <m:dPr>
+                  <m:begChr m:val="("/>
+                  <m:endChr m:val=")"/>
+                  <m:sepChr m:val=""/>
+                  <m:grow/>
+                </m:dPr>
+                <m:e>
+                  <m:r>
+                    <m:t>E</m:t>
+                  </m:r>
+                  <m:r>
+                    <m:t>H</m:t>
+                  </m:r>
+                </m:e>
+              </m:d>
+            </m:oMath>
+            <w:r>
+              <w:rPr>
+                <w:rtl/>
+              </w:rPr>
+              <w:t xml:space="preserve"> </w:t>
+            </w:r>
+            <w:r>
+              <w:rPr>
+                <w:rtl/>
+              </w:rPr>
+              <w:t xml:space="preserve">إذن</w:t>
+            </w:r>
+            <w:r>
+              <w:rPr>
+                <w:rtl/>
+              </w:rPr>
+              <w:t xml:space="preserve"> </w:t>
+            </w:r>
+            <m:oMath>
+              <m:d>
+                <m:dPr>
+                  <m:begChr m:val="("/>
+                  <m:endChr m:val=")"/>
+                  <m:sepChr m:val=""/>
+                  <m:grow/>
+                </m:dPr>
+                <m:e>
+                  <m:r>
+                    <m:t>F</m:t>
+                  </m:r>
+                  <m:r>
+                    <m:t>G</m:t>
+                  </m:r>
+                </m:e>
+              </m:d>
+            </m:oMath>
+            <w:r>
+              <w:rPr>
+                <w:rtl/>
+              </w:rPr>
+              <w:t xml:space="preserve"> </w:t>
+            </w:r>
+            <w:r>
+              <w:rPr>
+                <w:rtl/>
+              </w:rPr>
+              <w:t xml:space="preserve">يوازي المستوي ؛ ② المستقيم الذي يشمل مركزي الوجهين</w:t>
+            </w:r>
+            <w:r>
+              <w:rPr>
+                <w:rtl/>
+              </w:rPr>
+              <w:t xml:space="preserve"> </w:t>
+            </w:r>
+            <m:oMath>
+              <m:r>
+                <m:t>A</m:t>
+              </m:r>
+              <m:r>
+                <m:t>B</m:t>
+              </m:r>
+              <m:r>
+                <m:t>C</m:t>
+              </m:r>
+              <m:r>
+                <m:t>D</m:t>
+              </m:r>
+            </m:oMath>
+            <w:r>
+              <w:rPr>
+                <w:rtl/>
+              </w:rPr>
+              <w:t xml:space="preserve"> </w:t>
+            </w:r>
+            <w:r>
+              <w:rPr>
+                <w:rtl/>
+              </w:rPr>
+              <w:t xml:space="preserve">و</w:t>
+            </w:r>
+            <w:r>
+              <w:rPr>
+                <w:rtl/>
+              </w:rPr>
+              <w:t xml:space="preserve"> </w:t>
+            </w:r>
+            <m:oMath>
+              <m:r>
+                <m:t>E</m:t>
+              </m:r>
+              <m:r>
+                <m:t>F</m:t>
+              </m:r>
+              <m:r>
+                <m:t>G</m:t>
+              </m:r>
+              <m:r>
+                <m:t>H</m:t>
+              </m:r>
+            </m:oMath>
+            <w:r>
+              <w:rPr>
+                <w:rtl/>
+              </w:rPr>
+              <w:t xml:space="preserve">.</w:t>
+            </w:r>
+          </w:p>
+          <w:p>
+            <w:pPr>
+              <w:bidi/>
+              <w:jc w:val="left"/>
+            </w:pPr>
+            <w:r>
+              <w:rPr>
+                <w:b/>
+                <w:bCs/>
+                <w:rtl/>
+              </w:rPr>
+              <w:t xml:space="preserve">واجب منزلي:</w:t>
+            </w:r>
+            <w:r>
+              <w:rPr>
+                <w:rtl/>
+              </w:rPr>
+              <w:t xml:space="preserve"> </w:t>
+            </w:r>
+            <w:r>
+              <w:rPr>
+                <w:rtl/>
+              </w:rPr>
+              <w:t xml:space="preserve">تمارين من الكتاب المدرسي.</w:t>
+            </w:r>
+          </w:p>
+          <w:p>
+            <w:pPr>
+              <w:bidi/>
+              <w:jc w:val="left"/>
+            </w:pPr>
+            <w:r>
+              <w:rPr>
+                <w:b/>
+                <w:bCs/>
+                <w:rtl/>
+              </w:rPr>
+              <w:t xml:space="preserve">ملاحظات حول سير الحصة:</w:t>
+            </w:r>
+            <w:r>
+              <w:rPr>
+                <w:rtl/>
+              </w:rPr>
+              <w:t xml:space="preserve"> </w:t>
+            </w:r>
+            <w:r>
+              <w:rPr>
+                <w:rtl/>
+              </w:rPr>
+              <w:t xml:space="preserve">..........</w:t>
+            </w:r>
+          </w:p>
+        </w:tc>
+        <w:tc>
+          <w:tcPr>
+            <w:shd w:val="clear" w:color="auto" w:fill="E4E7ED"/>
+          </w:tcPr>
+          <w:p>
+            <w:pPr>
+              <w:pStyle w:val="Compact"/>
+              <w:bidi/>
+              <w:jc w:val="left"/>
+            </w:pPr>
+            <w:r>
+              <w:rPr>
+                <w:rtl/>
+              </w:rPr>
+              <w:t xml:space="preserve"/>
+            </w:r>
+            <w:r>
+              <w:rPr>
+                <w:b/>
+                <w:bCs/>
+                <w:rtl/>
+              </w:rPr>
+              <w:t xml:space="preserve">التقويم</w:t>
+            </w:r>
+          </w:p>
+        </w:tc>
+      </w:tr>
+    </w:tbl>
     <w:p>
       <w:pPr>
         <w:bidi/>
+        <w:spacing w:before="120"/>
       </w:pPr>
       <w:r>
         <w:rPr>
@@ -526,70 +7694,483 @@
         <w:br w:type="page"/>
       </w:r>
     </w:p>
+    <w:tbl>
+      <w:tblPr>
+        <w:tblW w:w="9864" w:type="dxa"/>
+        <w:jc w:val="center"/>
+        <w:tblBorders>
+          <w:top w:val="single" w:sz="10" w:space="0" w:color="8F1E18"/>
+          <w:left w:val="single" w:sz="10" w:space="0" w:color="8F1E18"/>
+          <w:bottom w:val="single" w:sz="10" w:space="0" w:color="8F1E18"/>
+          <w:right w:val="single" w:sz="10" w:space="0" w:color="8F1E18"/>
+          <w:insideH w:val="single" w:sz="10" w:space="0" w:color="8F1E18"/>
+        </w:tblBorders>
+        <w:tblLayout w:type="fixed"/>
+        <w:tblCellMar>
+          <w:top w:w="40" w:type="dxa"/>
+          <w:left w:w="140" w:type="dxa"/>
+          <w:bottom w:w="60" w:type="dxa"/>
+          <w:right w:w="140" w:type="dxa"/>
+        </w:tblCellMar>
+      </w:tblPr>
+      <w:tblGrid>
+        <w:gridCol w:w="9864"/>
+      </w:tblGrid>
+      <w:tr>
+        <w:trPr>
+          <w:cantSplit/>
+        </w:trPr>
+        <w:tc>
+          <w:tcPr>
+            <w:tcW w:w="9864" w:type="dxa"/>
+            <w:shd w:val="clear" w:color="auto" w:fill="8F1E18"/>
+          </w:tcPr>
+          <w:p>
+            <w:pPr>
+              <w:keepNext/>
+              <w:bidi/>
+              <w:spacing w:before="0" w:after="0"/>
+            </w:pPr>
+            <w:r>
+              <w:rPr>
+                <w:b/>
+                <w:bCs/>
+                <w:color w:val="FFFFFF"/>
+                <w:rtl/>
+              </w:rPr>
+              <w:t xml:space="preserve">مذكرة رقم 47</w:t>
+            </w:r>
+          </w:p>
+        </w:tc>
+      </w:tr>
+      <w:tr>
+        <w:tc>
+          <w:tcPr>
+            <w:tcW w:w="9864" w:type="dxa"/>
+            <w:shd w:val="clear" w:color="auto" w:fill="FBF4F4"/>
+          </w:tcPr>
+          <w:tbl>
+            <w:tblPr>
+              <w:tblStyle w:val="Table"/>
+              <w:tblW w:w="7128" w:type="dxa"/>
+              <w:jc w:val="center"/>
+              <w:tblBorders>
+                <w:top w:val="single" w:sz="4" w:space="0" w:color="000000"/>
+                <w:left w:val="single" w:sz="4" w:space="0" w:color="000000"/>
+                <w:bottom w:val="single" w:sz="4" w:space="0" w:color="000000"/>
+                <w:right w:val="single" w:sz="4" w:space="0" w:color="000000"/>
+                <w:insideH w:val="single" w:sz="4" w:space="0" w:color="000000"/>
+                <w:insideV w:val="single" w:sz="4" w:space="0" w:color="000000"/>
+              </w:tblBorders>
+              <w:tblLook w:firstRow="0" w:lastRow="0" w:firstColumn="0" w:lastColumn="0" w:noHBand="0" w:noVBand="0" w:val="0000"/>
+            </w:tblPr>
+            <w:tblGrid>
+              <w:gridCol w:w="3564"/>
+              <w:gridCol w:w="3564"/>
+            </w:tblGrid>
+            <w:tr>
+              <w:tc>
+                <w:tcPr/>
+                <w:p>
+                  <w:pPr>
+                    <w:pStyle w:val="Compact"/>
+                    <w:bidi/>
+                    <w:jc w:val="left"/>
+                  </w:pPr>
+                  <w:r>
+                    <w:rPr>
+                      <w:b/>
+                      <w:bCs/>
+                      <w:rtl/>
+                    </w:rPr>
+                    <w:t xml:space="preserve">المستوى:</w:t>
+                  </w:r>
+                  <w:r>
+                    <w:rPr>
+                      <w:rtl/>
+                    </w:rPr>
+                    <w:t xml:space="preserve"> </w:t>
+                  </w:r>
+                  <w:r>
+                    <w:rPr>
+                      <w:rtl/>
+                    </w:rPr>
+                    <w:t xml:space="preserve">1 ج م ع ت</w:t>
+                  </w:r>
+                </w:p>
+              </w:tc>
+              <w:tc>
+                <w:tcPr/>
+                <w:p>
+                  <w:pPr>
+                    <w:pStyle w:val="Compact"/>
+                    <w:bidi/>
+                    <w:jc w:val="left"/>
+                  </w:pPr>
+                  <w:r>
+                    <w:rPr>
+                      <w:b/>
+                      <w:bCs/>
+                      <w:rtl/>
+                    </w:rPr>
+                    <w:t xml:space="preserve">الثانوية:</w:t>
+                  </w:r>
+                  <w:r>
+                    <w:rPr>
+                      <w:rtl/>
+                    </w:rPr>
+                    <w:t xml:space="preserve"> </w:t>
+                  </w:r>
+                  <w:r>
+                    <w:rPr>
+                      <w:rtl/>
+                    </w:rPr>
+                    <w:t xml:space="preserve">..........</w:t>
+                  </w:r>
+                </w:p>
+              </w:tc>
+            </w:tr>
+            <w:tr>
+              <w:tc>
+                <w:tcPr/>
+                <w:p>
+                  <w:pPr>
+                    <w:pStyle w:val="Compact"/>
+                    <w:bidi/>
+                    <w:jc w:val="left"/>
+                  </w:pPr>
+                  <w:r>
+                    <w:rPr>
+                      <w:b/>
+                      <w:bCs/>
+                      <w:rtl/>
+                    </w:rPr>
+                    <w:t xml:space="preserve">المادة:</w:t>
+                  </w:r>
+                  <w:r>
+                    <w:rPr>
+                      <w:rtl/>
+                    </w:rPr>
+                    <w:t xml:space="preserve"> </w:t>
+                  </w:r>
+                  <w:r>
+                    <w:rPr>
+                      <w:rtl/>
+                    </w:rPr>
+                    <w:t xml:space="preserve">رياضيات</w:t>
+                  </w:r>
+                </w:p>
+              </w:tc>
+              <w:tc>
+                <w:tcPr/>
+                <w:p>
+                  <w:pPr>
+                    <w:pStyle w:val="Compact"/>
+                    <w:bidi/>
+                    <w:jc w:val="left"/>
+                  </w:pPr>
+                  <w:r>
+                    <w:rPr>
+                      <w:b/>
+                      <w:bCs/>
+                      <w:rtl/>
+                    </w:rPr>
+                    <w:t xml:space="preserve">ميدان التعلم:</w:t>
+                  </w:r>
+                  <w:r>
+                    <w:rPr>
+                      <w:rtl/>
+                    </w:rPr>
+                    <w:t xml:space="preserve"> </w:t>
+                  </w:r>
+                  <w:r>
+                    <w:rPr>
+                      <w:rtl/>
+                    </w:rPr>
+                    <w:t xml:space="preserve">هندسة</w:t>
+                  </w:r>
+                </w:p>
+              </w:tc>
+            </w:tr>
+            <w:tr>
+              <w:tc>
+                <w:tcPr/>
+                <w:p>
+                  <w:pPr>
+                    <w:pStyle w:val="Compact"/>
+                    <w:bidi/>
+                    <w:jc w:val="left"/>
+                  </w:pPr>
+                  <w:r>
+                    <w:rPr>
+                      <w:b/>
+                      <w:bCs/>
+                      <w:rtl/>
+                    </w:rPr>
+                    <w:t xml:space="preserve">المدة:</w:t>
+                  </w:r>
+                  <w:r>
+                    <w:rPr>
+                      <w:rtl/>
+                    </w:rPr>
+                    <w:t xml:space="preserve"> </w:t>
+                  </w:r>
+                  <w:r>
+                    <w:rPr>
+                      <w:rtl/>
+                    </w:rPr>
+                    <w:t xml:space="preserve">02 سا</w:t>
+                  </w:r>
+                </w:p>
+              </w:tc>
+              <w:tc>
+                <w:tcPr/>
+                <w:p>
+                  <w:pPr>
+                    <w:pStyle w:val="Compact"/>
+                    <w:bidi/>
+                    <w:jc w:val="left"/>
+                  </w:pPr>
+                  <w:r>
+                    <w:rPr>
+                      <w:b/>
+                      <w:bCs/>
+                      <w:rtl/>
+                    </w:rPr>
+                    <w:t xml:space="preserve">الوحدة التعلمية:</w:t>
+                  </w:r>
+                  <w:r>
+                    <w:rPr>
+                      <w:rtl/>
+                    </w:rPr>
+                    <w:t xml:space="preserve"> </w:t>
+                  </w:r>
+                  <w:r>
+                    <w:rPr>
+                      <w:rtl/>
+                    </w:rPr>
+                    <w:t xml:space="preserve">الهندسة في الفضاء</w:t>
+                  </w:r>
+                </w:p>
+              </w:tc>
+            </w:tr>
+            <w:tr>
+              <w:tc>
+                <w:tcPr/>
+                <w:p>
+                  <w:pPr>
+                    <w:pStyle w:val="Compact"/>
+                    <w:bidi/>
+                    <w:jc w:val="left"/>
+                  </w:pPr>
+                  <w:r>
+                    <w:rPr>
+                      <w:b/>
+                      <w:bCs/>
+                      <w:rtl/>
+                    </w:rPr>
+                    <w:t xml:space="preserve">الأستاذ:</w:t>
+                  </w:r>
+                  <w:r>
+                    <w:rPr>
+                      <w:rtl/>
+                    </w:rPr>
+                    <w:t xml:space="preserve"> </w:t>
+                  </w:r>
+                  <w:r>
+                    <w:rPr>
+                      <w:rtl/>
+                    </w:rPr>
+                    <w:t xml:space="preserve">..........</w:t>
+                  </w:r>
+                </w:p>
+              </w:tc>
+              <w:tc>
+                <w:tcPr/>
+                <w:p>
+                  <w:pPr>
+                    <w:pStyle w:val="Compact"/>
+                    <w:bidi/>
+                    <w:jc w:val="left"/>
+                  </w:pPr>
+                  <w:r>
+                    <w:rPr>
+                      <w:b/>
+                      <w:bCs/>
+                      <w:rtl/>
+                    </w:rPr>
+                    <w:t xml:space="preserve">المحتوى المعرفي:</w:t>
+                  </w:r>
+                  <w:r>
+                    <w:rPr>
+                      <w:rtl/>
+                    </w:rPr>
+                    <w:t xml:space="preserve"> </w:t>
+                  </w:r>
+                  <w:r>
+                    <w:rPr>
+                      <w:rtl/>
+                    </w:rPr>
+                    <w:t xml:space="preserve">التوازي والتعامد في الفضاء</w:t>
+                  </w:r>
+                </w:p>
+              </w:tc>
+            </w:tr>
+          </w:tbl>
+          <w:p>
+            <w:pPr>
+              <w:bidi/>
+              <w:spacing w:before="120"/>
+            </w:pPr>
+          </w:p>
+        </w:tc>
+      </w:tr>
+    </w:tbl>
     <w:p>
       <w:pPr>
-        <w:numPr>
-          <w:ilvl w:val="0"/>
-          <w:numId w:val="1010"/>
-        </w:numPr>
         <w:bidi/>
+        <w:spacing w:before="0" w:after="0"/>
       </w:pPr>
+    </w:p>
+    <w:tbl>
+      <w:tblPr>
+        <w:tblStyle w:val="Table"/>
+        <w:tblW w:w="7128" w:type="dxa"/>
+        <w:jc w:val="center"/>
+        <w:tblBorders>
+          <w:top w:val="single" w:sz="4" w:space="0" w:color="000000"/>
+          <w:left w:val="single" w:sz="4" w:space="0" w:color="000000"/>
+          <w:bottom w:val="single" w:sz="4" w:space="0" w:color="000000"/>
+          <w:right w:val="single" w:sz="4" w:space="0" w:color="000000"/>
+          <w:insideH w:val="single" w:sz="4" w:space="0" w:color="000000"/>
+          <w:insideV w:val="single" w:sz="4" w:space="0" w:color="000000"/>
+        </w:tblBorders>
+        <w:tblLook w:firstRow="0" w:lastRow="0" w:firstColumn="0" w:lastColumn="0" w:noHBand="0" w:noVBand="0" w:val="0000"/>
+      </w:tblPr>
+      <w:tblGrid>
+        <w:gridCol w:w="3564"/>
+        <w:gridCol w:w="3564"/>
+      </w:tblGrid>
+      <w:tr>
+        <w:tc>
+          <w:tcPr/>
+          <w:p>
+            <w:pPr>
+              <w:bidi/>
+              <w:jc w:val="left"/>
+            </w:pPr>
+            <w:r>
+              <w:rPr>
+                <w:b/>
+                <w:bCs/>
+                <w:rtl/>
+              </w:rPr>
+              <w:t xml:space="preserve">الكفاءات المستهدفة:</w:t>
+            </w:r>
+          </w:p>
+          <w:p>
+            <w:pPr>
+              <w:numPr>
+                <w:ilvl w:val="0"/>
+                <w:numId w:val="1010"/>
+              </w:numPr>
+              <w:bidi/>
+              <w:jc w:val="left"/>
+            </w:pPr>
+            <w:r>
+              <w:rPr>
+                <w:rtl/>
+              </w:rPr>
+              <w:t xml:space="preserve">إثبات التوازي والتعامد في الفضاء.</w:t>
+            </w:r>
+          </w:p>
+          <w:p>
+            <w:pPr>
+              <w:numPr>
+                <w:ilvl w:val="0"/>
+                <w:numId w:val="1010"/>
+              </w:numPr>
+              <w:bidi/>
+              <w:jc w:val="left"/>
+            </w:pPr>
+            <w:r>
+              <w:rPr>
+                <w:rtl/>
+              </w:rPr>
+              <w:t xml:space="preserve">حساب أطوال في مجسم.</w:t>
+            </w:r>
+          </w:p>
+        </w:tc>
+        <w:tc>
+          <w:tcPr/>
+          <w:p>
+            <w:pPr>
+              <w:bidi/>
+              <w:jc w:val="left"/>
+            </w:pPr>
+            <w:r>
+              <w:rPr>
+                <w:b/>
+                <w:bCs/>
+                <w:rtl/>
+              </w:rPr>
+              <w:t xml:space="preserve">الكفاءات القبلية:</w:t>
+            </w:r>
+          </w:p>
+          <w:p>
+            <w:pPr>
+              <w:numPr>
+                <w:ilvl w:val="0"/>
+                <w:numId w:val="1011"/>
+              </w:numPr>
+              <w:bidi/>
+              <w:jc w:val="left"/>
+            </w:pPr>
+            <w:r>
+              <w:rPr>
+                <w:rtl/>
+              </w:rPr>
+              <w:t xml:space="preserve">الأوضاع النسبية.</w:t>
+            </w:r>
+          </w:p>
+          <w:p>
+            <w:pPr>
+              <w:numPr>
+                <w:ilvl w:val="0"/>
+                <w:numId w:val="1011"/>
+              </w:numPr>
+              <w:bidi/>
+              <w:jc w:val="left"/>
+            </w:pPr>
+            <w:r>
+              <w:rPr>
+                <w:rtl/>
+              </w:rPr>
+              <w:t xml:space="preserve">مبرهنة فيثاغورس.</w:t>
+            </w:r>
+          </w:p>
+        </w:tc>
+      </w:tr>
+    </w:tbl>
+    <w:p>
+      <w:pPr>
+        <w:bidi/>
+        <w:spacing w:before="120"/>
+      </w:pPr>
+      <w:r>
+        <w:rPr>
+          <w:b/>
+          <w:bCs/>
+          <w:rtl/>
+        </w:rPr>
+        <w:t xml:space="preserve">الوسائل:</w:t>
+      </w:r>
       <w:r>
         <w:rPr>
           <w:rtl/>
         </w:rPr>
-        <w:t xml:space="preserve">الأوضاع النسبية.</w:t>
+        <w:t xml:space="preserve"> </w:t>
       </w:r>
-    </w:p>
-    <w:p>
-      <w:pPr>
-        <w:numPr>
-          <w:ilvl w:val="0"/>
-          <w:numId w:val="1010"/>
-        </w:numPr>
-        <w:bidi/>
-      </w:pPr>
-      <w:r>
-        <w:rPr>
-          <w:rtl/>
-        </w:rPr>
-        <w:t xml:space="preserve">مبرهنة فيثاغورس.</w:t>
-      </w:r>
-    </w:p>
-    <w:p>
-      <w:pPr>
-        <w:numPr>
-          <w:ilvl w:val="0"/>
-          <w:numId w:val="1011"/>
-        </w:numPr>
-        <w:bidi/>
-      </w:pPr>
-      <w:r>
-        <w:rPr>
-          <w:rtl/>
-        </w:rPr>
-        <w:t xml:space="preserve">إثبات التوازي والتعامد في الفضاء.</w:t>
-      </w:r>
-    </w:p>
-    <w:p>
-      <w:pPr>
-        <w:numPr>
-          <w:ilvl w:val="0"/>
-          <w:numId w:val="1011"/>
-        </w:numPr>
-        <w:bidi/>
-      </w:pPr>
-      <w:r>
-        <w:rPr>
-          <w:rtl/>
-        </w:rPr>
-        <w:t xml:space="preserve">حساب أطوال في مجسم.</w:t>
-      </w:r>
-    </w:p>
-    <w:p>
-      <w:pPr>
-        <w:bidi/>
-      </w:pPr>
       <w:r>
         <w:rPr>
           <w:rtl/>
@@ -597,9 +8178,1709 @@
         <w:t xml:space="preserve">المنهاج ، الكتاب المدرسي ، مراجع ، مجسمات ، أدوات الهندسة.</w:t>
       </w:r>
     </w:p>
+    <w:tbl>
+      <w:tblPr>
+        <w:tblStyle w:val="Table"/>
+        <w:tblW w:w="7681" w:type="dxa"/>
+        <w:jc w:val="center"/>
+        <w:tblBorders>
+          <w:top w:val="single" w:sz="4" w:space="0" w:color="000000"/>
+          <w:left w:val="single" w:sz="4" w:space="0" w:color="000000"/>
+          <w:bottom w:val="single" w:sz="4" w:space="0" w:color="000000"/>
+          <w:right w:val="single" w:sz="4" w:space="0" w:color="000000"/>
+          <w:insideH w:val="single" w:sz="4" w:space="0" w:color="000000"/>
+          <w:insideV w:val="single" w:sz="4" w:space="0" w:color="000000"/>
+        </w:tblBorders>
+        <w:tblLook w:firstRow="0" w:lastRow="0" w:firstColumn="0" w:lastColumn="0" w:noHBand="0" w:noVBand="0" w:val="0000"/>
+      </w:tblPr>
+      <w:tblGrid>
+        <w:gridCol w:w="1188"/>
+        <w:gridCol w:w="712"/>
+        <w:gridCol w:w="4593"/>
+        <w:gridCol w:w="1188"/>
+      </w:tblGrid>
+      <w:tr>
+        <w:tc>
+          <w:tcPr>
+            <w:shd w:val="clear" w:color="auto" w:fill="E4E7ED"/>
+          </w:tcPr>
+          <w:p>
+            <w:pPr>
+              <w:pStyle w:val="Compact"/>
+              <w:bidi/>
+              <w:jc w:val="left"/>
+            </w:pPr>
+            <w:r>
+              <w:rPr>
+                <w:rtl/>
+              </w:rPr>
+              <w:t xml:space="preserve"/>
+            </w:r>
+            <w:r>
+              <w:rPr>
+                <w:b/>
+                <w:bCs/>
+                <w:rtl/>
+              </w:rPr>
+              <w:t xml:space="preserve">توجيهات وتعاليق</w:t>
+            </w:r>
+          </w:p>
+        </w:tc>
+        <w:tc>
+          <w:tcPr>
+            <w:shd w:val="clear" w:color="auto" w:fill="E4E7ED"/>
+          </w:tcPr>
+          <w:p>
+            <w:pPr>
+              <w:pStyle w:val="Compact"/>
+              <w:bidi/>
+              <w:jc w:val="left"/>
+            </w:pPr>
+            <w:r>
+              <w:rPr>
+                <w:b/>
+                <w:bCs/>
+                <w:rtl/>
+              </w:rPr>
+              <w:t xml:space="preserve">المدة</w:t>
+            </w:r>
+          </w:p>
+        </w:tc>
+        <w:tc>
+          <w:tcPr>
+            <w:shd w:val="clear" w:color="auto" w:fill="E4E7ED"/>
+          </w:tcPr>
+          <w:p>
+            <w:pPr>
+              <w:pStyle w:val="Compact"/>
+              <w:bidi/>
+              <w:jc w:val="left"/>
+            </w:pPr>
+            <w:r>
+              <w:rPr>
+                <w:b/>
+                <w:bCs/>
+                <w:rtl/>
+              </w:rPr>
+              <w:t xml:space="preserve">سير الحصة</w:t>
+            </w:r>
+          </w:p>
+        </w:tc>
+        <w:tc>
+          <w:tcPr>
+            <w:shd w:val="clear" w:color="auto" w:fill="E4E7ED"/>
+          </w:tcPr>
+          <w:p>
+            <w:pPr>
+              <w:pStyle w:val="Compact"/>
+              <w:bidi/>
+              <w:jc w:val="left"/>
+            </w:pPr>
+            <w:r>
+              <w:rPr>
+                <w:b/>
+                <w:bCs/>
+                <w:rtl/>
+              </w:rPr>
+              <w:t xml:space="preserve">مراحل الحصة</w:t>
+            </w:r>
+          </w:p>
+        </w:tc>
+      </w:tr>
+      <w:tr>
+        <w:tc>
+          <w:tcPr/>
+          <w:p>
+            <w:pPr>
+              <w:pStyle w:val="Compact"/>
+              <w:bidi/>
+              <w:jc w:val="left"/>
+            </w:pPr>
+            <w:r>
+              <w:rPr>
+                <w:rtl/>
+              </w:rPr>
+              <w:t xml:space="preserve">سؤال من الواقع.</w:t>
+            </w:r>
+          </w:p>
+        </w:tc>
+        <w:tc>
+          <w:tcPr/>
+          <w:p>
+            <w:pPr>
+              <w:pStyle w:val="Compact"/>
+              <w:bidi/>
+              <w:jc w:val="left"/>
+            </w:pPr>
+            <w:r>
+              <w:rPr>
+                <w:rtl/>
+              </w:rPr>
+              <w:t xml:space="preserve">10 د</w:t>
+            </w:r>
+          </w:p>
+        </w:tc>
+        <w:tc>
+          <w:tcPr/>
+          <w:p>
+            <w:pPr>
+              <w:pStyle w:val="Compact"/>
+              <w:bidi/>
+              <w:jc w:val="left"/>
+            </w:pPr>
+            <w:r>
+              <w:rPr>
+                <w:b/>
+                <w:bCs/>
+                <w:rtl/>
+              </w:rPr>
+              <w:t xml:space="preserve">التهيئة النفسية:</w:t>
+            </w:r>
+            <w:r>
+              <w:rPr>
+                <w:rtl/>
+              </w:rPr>
+              <w:t xml:space="preserve"> </w:t>
+            </w:r>
+            <w:r>
+              <w:rPr>
+                <w:rtl/>
+              </w:rPr>
+              <w:t xml:space="preserve">كيف يتأكد البنّاء أن العمود عمودي على الأرض؟</w:t>
+            </w:r>
+          </w:p>
+        </w:tc>
+        <w:tc>
+          <w:tcPr>
+            <w:shd w:val="clear" w:color="auto" w:fill="E4E7ED"/>
+          </w:tcPr>
+          <w:p>
+            <w:pPr>
+              <w:pStyle w:val="Compact"/>
+              <w:bidi/>
+              <w:jc w:val="left"/>
+            </w:pPr>
+            <w:r>
+              <w:rPr>
+                <w:rtl/>
+              </w:rPr>
+              <w:t xml:space="preserve"/>
+            </w:r>
+            <w:r>
+              <w:rPr>
+                <w:b/>
+                <w:bCs/>
+                <w:rtl/>
+              </w:rPr>
+              <w:t xml:space="preserve">مرحلة الانطلاق</w:t>
+            </w:r>
+          </w:p>
+        </w:tc>
+      </w:tr>
+      <w:tr>
+        <w:tc>
+          <w:tcPr/>
+          <w:p>
+            <w:pPr>
+              <w:pStyle w:val="Compact"/>
+              <w:bidi/>
+              <w:jc w:val="left"/>
+            </w:pPr>
+            <w:r>
+              <w:rPr>
+                <w:rtl/>
+              </w:rPr>
+              <w:t xml:space="preserve">عمل على مكعب.</w:t>
+            </w:r>
+          </w:p>
+        </w:tc>
+        <w:tc>
+          <w:tcPr/>
+          <w:p>
+            <w:pPr>
+              <w:pStyle w:val="Compact"/>
+              <w:bidi/>
+              <w:jc w:val="left"/>
+            </w:pPr>
+            <w:r>
+              <w:rPr>
+                <w:rtl/>
+              </w:rPr>
+              <w:t xml:space="preserve">35 د</w:t>
+            </w:r>
+          </w:p>
+        </w:tc>
+        <w:tc>
+          <w:tcPr/>
+          <w:p>
+            <w:pPr>
+              <w:bidi/>
+              <w:jc w:val="left"/>
+            </w:pPr>
+            <w:r>
+              <w:rPr>
+                <w:b/>
+                <w:bCs/>
+                <w:rtl/>
+              </w:rPr>
+              <w:t xml:space="preserve">[وضعية مقترحة]</w:t>
+            </w:r>
+          </w:p>
+          <w:p>
+            <w:pPr>
+              <w:bidi/>
+              <w:jc w:val="left"/>
+            </w:pPr>
+            <w:r>
+              <w:rPr>
+                <w:rtl/>
+              </w:rPr>
+              <w:t xml:space="preserve">في المكعب</w:t>
+            </w:r>
+            <w:r>
+              <w:rPr>
+                <w:rtl/>
+              </w:rPr>
+              <w:t xml:space="preserve"> </w:t>
+            </w:r>
+            <m:oMath>
+              <m:r>
+                <m:t>A</m:t>
+              </m:r>
+              <m:r>
+                <m:t>B</m:t>
+              </m:r>
+              <m:r>
+                <m:t>C</m:t>
+              </m:r>
+              <m:r>
+                <m:t>D</m:t>
+              </m:r>
+              <m:r>
+                <m:t>E</m:t>
+              </m:r>
+              <m:r>
+                <m:t>F</m:t>
+              </m:r>
+              <m:r>
+                <m:t>G</m:t>
+              </m:r>
+              <m:r>
+                <m:t>H</m:t>
+              </m:r>
+            </m:oMath>
+            <w:r>
+              <w:rPr>
+                <w:rtl/>
+              </w:rPr>
+              <w:t xml:space="preserve"> </w:t>
+            </w:r>
+            <w:r>
+              <w:rPr>
+                <w:rtl/>
+              </w:rPr>
+              <w:t xml:space="preserve">الذي طول حرفه</w:t>
+            </w:r>
+            <w:r>
+              <w:rPr>
+                <w:rtl/>
+              </w:rPr>
+              <w:t xml:space="preserve"> </w:t>
+            </w:r>
+            <m:oMath>
+              <m:r>
+                <m:t>a</m:t>
+              </m:r>
+            </m:oMath>
+            <w:r>
+              <w:rPr>
+                <w:rtl/>
+              </w:rPr>
+              <w:t xml:space="preserve">: ① ما وضع</w:t>
+            </w:r>
+            <w:r>
+              <w:rPr>
+                <w:rtl/>
+              </w:rPr>
+              <w:t xml:space="preserve"> </w:t>
+            </w:r>
+            <m:oMath>
+              <m:d>
+                <m:dPr>
+                  <m:begChr m:val="("/>
+                  <m:endChr m:val=")"/>
+                  <m:sepChr m:val=""/>
+                  <m:grow/>
+                </m:dPr>
+                <m:e>
+                  <m:r>
+                    <m:t>A</m:t>
+                  </m:r>
+                  <m:r>
+                    <m:t>E</m:t>
+                  </m:r>
+                </m:e>
+              </m:d>
+            </m:oMath>
+            <w:r>
+              <w:rPr>
+                <w:rtl/>
+              </w:rPr>
+              <w:t xml:space="preserve"> </w:t>
+            </w:r>
+            <w:r>
+              <w:rPr>
+                <w:rtl/>
+              </w:rPr>
+              <w:t xml:space="preserve">بالنسبة إلى</w:t>
+            </w:r>
+            <w:r>
+              <w:rPr>
+                <w:rtl/>
+              </w:rPr>
+              <w:t xml:space="preserve"> </w:t>
+            </w:r>
+            <m:oMath>
+              <m:d>
+                <m:dPr>
+                  <m:begChr m:val="("/>
+                  <m:endChr m:val=")"/>
+                  <m:sepChr m:val=""/>
+                  <m:grow/>
+                </m:dPr>
+                <m:e>
+                  <m:r>
+                    <m:t>A</m:t>
+                  </m:r>
+                  <m:r>
+                    <m:t>B</m:t>
+                  </m:r>
+                </m:e>
+              </m:d>
+            </m:oMath>
+            <w:r>
+              <w:rPr>
+                <w:rtl/>
+              </w:rPr>
+              <w:t xml:space="preserve"> </w:t>
+            </w:r>
+            <w:r>
+              <w:rPr>
+                <w:rtl/>
+              </w:rPr>
+              <w:t xml:space="preserve">و</w:t>
+            </w:r>
+            <w:r>
+              <w:rPr>
+                <w:rtl/>
+              </w:rPr>
+              <w:t xml:space="preserve"> </w:t>
+            </w:r>
+            <m:oMath>
+              <m:d>
+                <m:dPr>
+                  <m:begChr m:val="("/>
+                  <m:endChr m:val=")"/>
+                  <m:sepChr m:val=""/>
+                  <m:grow/>
+                </m:dPr>
+                <m:e>
+                  <m:r>
+                    <m:t>A</m:t>
+                  </m:r>
+                  <m:r>
+                    <m:t>D</m:t>
+                  </m:r>
+                </m:e>
+              </m:d>
+            </m:oMath>
+            <w:r>
+              <w:rPr>
+                <w:rtl/>
+              </w:rPr>
+              <w:t xml:space="preserve"> </w:t>
+            </w:r>
+            <w:r>
+              <w:rPr>
+                <w:rtl/>
+              </w:rPr>
+              <w:t xml:space="preserve">؟ ② احسب</w:t>
+            </w:r>
+            <w:r>
+              <w:rPr>
+                <w:rtl/>
+              </w:rPr>
+              <w:t xml:space="preserve"> </w:t>
+            </w:r>
+            <m:oMath>
+              <m:r>
+                <m:t>A</m:t>
+              </m:r>
+              <m:r>
+                <m:t>C</m:t>
+              </m:r>
+            </m:oMath>
+            <w:r>
+              <w:rPr>
+                <w:rtl/>
+              </w:rPr>
+              <w:t xml:space="preserve"> </w:t>
+            </w:r>
+            <w:r>
+              <w:rPr>
+                <w:rtl/>
+              </w:rPr>
+              <w:t xml:space="preserve">ثم</w:t>
+            </w:r>
+            <w:r>
+              <w:rPr>
+                <w:rtl/>
+              </w:rPr>
+              <w:t xml:space="preserve"> </w:t>
+            </w:r>
+            <m:oMath>
+              <m:r>
+                <m:t>A</m:t>
+              </m:r>
+              <m:r>
+                <m:t>G</m:t>
+              </m:r>
+            </m:oMath>
+            <w:r>
+              <w:rPr>
+                <w:rtl/>
+              </w:rPr>
+              <w:t xml:space="preserve">.</w:t>
+            </w:r>
+          </w:p>
+          <w:p>
+            <w:pPr>
+              <w:bidi/>
+              <w:jc w:val="left"/>
+            </w:pPr>
+            <w:r>
+              <w:rPr>
+                <w:rtl/>
+              </w:rPr>
+              <w:t xml:space="preserve">✓ </w:t>
+            </w:r>
+            <m:oMath>
+              <m:d>
+                <m:dPr>
+                  <m:begChr m:val="("/>
+                  <m:endChr m:val=")"/>
+                  <m:sepChr m:val=""/>
+                  <m:grow/>
+                </m:dPr>
+                <m:e>
+                  <m:r>
+                    <m:t>A</m:t>
+                  </m:r>
+                  <m:r>
+                    <m:t>E</m:t>
+                  </m:r>
+                </m:e>
+              </m:d>
+            </m:oMath>
+            <w:r>
+              <w:rPr>
+                <w:rtl/>
+              </w:rPr>
+              <w:t xml:space="preserve"> </w:t>
+            </w:r>
+            <w:r>
+              <w:rPr>
+                <w:rtl/>
+              </w:rPr>
+              <w:t xml:space="preserve">يعامد</w:t>
+            </w:r>
+            <w:r>
+              <w:rPr>
+                <w:rtl/>
+              </w:rPr>
+              <w:t xml:space="preserve"> </w:t>
+            </w:r>
+            <m:oMath>
+              <m:d>
+                <m:dPr>
+                  <m:begChr m:val="("/>
+                  <m:endChr m:val=")"/>
+                  <m:sepChr m:val=""/>
+                  <m:grow/>
+                </m:dPr>
+                <m:e>
+                  <m:r>
+                    <m:t>A</m:t>
+                  </m:r>
+                  <m:r>
+                    <m:t>B</m:t>
+                  </m:r>
+                </m:e>
+              </m:d>
+            </m:oMath>
+            <w:r>
+              <w:rPr>
+                <w:rtl/>
+              </w:rPr>
+              <w:t xml:space="preserve"> </w:t>
+            </w:r>
+            <w:r>
+              <w:rPr>
+                <w:rtl/>
+              </w:rPr>
+              <w:t xml:space="preserve">و</w:t>
+            </w:r>
+            <w:r>
+              <w:rPr>
+                <w:rtl/>
+              </w:rPr>
+              <w:t xml:space="preserve"> </w:t>
+            </w:r>
+            <m:oMath>
+              <m:d>
+                <m:dPr>
+                  <m:begChr m:val="("/>
+                  <m:endChr m:val=")"/>
+                  <m:sepChr m:val=""/>
+                  <m:grow/>
+                </m:dPr>
+                <m:e>
+                  <m:r>
+                    <m:t>A</m:t>
+                  </m:r>
+                  <m:r>
+                    <m:t>D</m:t>
+                  </m:r>
+                </m:e>
+              </m:d>
+            </m:oMath>
+            <w:r>
+              <w:rPr>
+                <w:rtl/>
+              </w:rPr>
+              <w:t xml:space="preserve"> </w:t>
+            </w:r>
+            <w:r>
+              <w:rPr>
+                <w:rtl/>
+              </w:rPr>
+              <w:t xml:space="preserve">المتقاطعين في المستوي</w:t>
+            </w:r>
+            <w:r>
+              <w:rPr>
+                <w:rtl/>
+              </w:rPr>
+              <w:t xml:space="preserve"> </w:t>
+            </w:r>
+            <m:oMath>
+              <m:d>
+                <m:dPr>
+                  <m:begChr m:val="("/>
+                  <m:endChr m:val=")"/>
+                  <m:sepChr m:val=""/>
+                  <m:grow/>
+                </m:dPr>
+                <m:e>
+                  <m:r>
+                    <m:t>A</m:t>
+                  </m:r>
+                  <m:r>
+                    <m:t>B</m:t>
+                  </m:r>
+                  <m:r>
+                    <m:t>C</m:t>
+                  </m:r>
+                  <m:r>
+                    <m:t>D</m:t>
+                  </m:r>
+                </m:e>
+              </m:d>
+            </m:oMath>
+            <w:r>
+              <w:rPr>
+                <w:rtl/>
+              </w:rPr>
+              <w:t xml:space="preserve"> </w:t>
+            </w:r>
+            <w:r>
+              <w:rPr>
+                <w:rtl/>
+              </w:rPr>
+              <w:t xml:space="preserve">، فهو عمودي على هذا المستوي.</w:t>
+            </w:r>
+          </w:p>
+          <w:p>
+            <w:pPr>
+              <w:bidi/>
+              <w:jc w:val="left"/>
+            </w:pPr>
+            <w:r>
+              <w:rPr>
+                <w:rtl/>
+              </w:rPr>
+              <w:t xml:space="preserve">✓ </w:t>
+            </w:r>
+            <m:oMath>
+              <m:r>
+                <m:t>A</m:t>
+              </m:r>
+              <m:r>
+                <m:t>C</m:t>
+              </m:r>
+              <m:r>
+                <m:rPr>
+                  <m:sty m:val="p"/>
+                </m:rPr>
+                <m:t>=</m:t>
+              </m:r>
+              <m:r>
+                <m:t>a</m:t>
+              </m:r>
+              <m:rad>
+                <m:radPr>
+                  <m:degHide m:val="on"/>
+                </m:radPr>
+                <m:deg/>
+                <m:e>
+                  <m:r>
+                    <m:t>2</m:t>
+                  </m:r>
+                </m:e>
+              </m:rad>
+            </m:oMath>
+            <w:r>
+              <w:rPr>
+                <w:rtl/>
+              </w:rPr>
+              <w:t xml:space="preserve"> </w:t>
+            </w:r>
+            <w:r>
+              <w:rPr>
+                <w:rtl/>
+              </w:rPr>
+              <w:t xml:space="preserve">؛ و</w:t>
+            </w:r>
+            <w:r>
+              <w:rPr>
+                <w:rtl/>
+              </w:rPr>
+              <w:t xml:space="preserve"> </w:t>
+            </w:r>
+            <m:oMath>
+              <m:d>
+                <m:dPr>
+                  <m:begChr m:val="("/>
+                  <m:endChr m:val=")"/>
+                  <m:sepChr m:val=""/>
+                  <m:grow/>
+                </m:dPr>
+                <m:e>
+                  <m:r>
+                    <m:t>C</m:t>
+                  </m:r>
+                  <m:r>
+                    <m:t>G</m:t>
+                  </m:r>
+                </m:e>
+              </m:d>
+              <m:r>
+                <m:rPr>
+                  <m:sty m:val="p"/>
+                </m:rPr>
+                <m:t>⊥</m:t>
+              </m:r>
+              <m:d>
+                <m:dPr>
+                  <m:begChr m:val="("/>
+                  <m:endChr m:val=")"/>
+                  <m:sepChr m:val=""/>
+                  <m:grow/>
+                </m:dPr>
+                <m:e>
+                  <m:r>
+                    <m:t>A</m:t>
+                  </m:r>
+                  <m:r>
+                    <m:t>B</m:t>
+                  </m:r>
+                  <m:r>
+                    <m:t>C</m:t>
+                  </m:r>
+                  <m:r>
+                    <m:t>D</m:t>
+                  </m:r>
+                </m:e>
+              </m:d>
+            </m:oMath>
+            <w:r>
+              <w:rPr>
+                <w:rtl/>
+              </w:rPr>
+              <w:t xml:space="preserve"> </w:t>
+            </w:r>
+            <w:r>
+              <w:rPr>
+                <w:rtl/>
+              </w:rPr>
+              <w:t xml:space="preserve">إذن المثلث</w:t>
+            </w:r>
+            <w:r>
+              <w:rPr>
+                <w:rtl/>
+              </w:rPr>
+              <w:t xml:space="preserve"> </w:t>
+            </w:r>
+            <m:oMath>
+              <m:r>
+                <m:t>A</m:t>
+              </m:r>
+              <m:r>
+                <m:t>C</m:t>
+              </m:r>
+              <m:r>
+                <m:t>G</m:t>
+              </m:r>
+            </m:oMath>
+            <w:r>
+              <w:rPr>
+                <w:rtl/>
+              </w:rPr>
+              <w:t xml:space="preserve"> </w:t>
+            </w:r>
+            <w:r>
+              <w:rPr>
+                <w:rtl/>
+              </w:rPr>
+              <w:t xml:space="preserve">قائم في</w:t>
+            </w:r>
+            <w:r>
+              <w:rPr>
+                <w:rtl/>
+              </w:rPr>
+              <w:t xml:space="preserve"> </w:t>
+            </w:r>
+            <m:oMath>
+              <m:r>
+                <m:t>C</m:t>
+              </m:r>
+            </m:oMath>
+            <w:r>
+              <w:rPr>
+                <w:rtl/>
+              </w:rPr>
+              <w:t xml:space="preserve">:</w:t>
+            </w:r>
+            <w:r>
+              <w:rPr>
+                <w:rtl/>
+              </w:rPr>
+              <w:t xml:space="preserve"> </w:t>
+            </w:r>
+            <m:oMath>
+              <m:r>
+                <m:t>A</m:t>
+              </m:r>
+              <m:r>
+                <m:t>G</m:t>
+              </m:r>
+              <m:r>
+                <m:rPr>
+                  <m:sty m:val="p"/>
+                </m:rPr>
+                <m:t>=</m:t>
+              </m:r>
+              <m:rad>
+                <m:radPr>
+                  <m:degHide m:val="on"/>
+                </m:radPr>
+                <m:deg/>
+                <m:e>
+                  <m:r>
+                    <m:t>2</m:t>
+                  </m:r>
+                  <m:sSup>
+                    <m:e>
+                      <m:r>
+                        <m:t>a</m:t>
+                      </m:r>
+                    </m:e>
+                    <m:sup>
+                      <m:r>
+                        <m:t>2</m:t>
+                      </m:r>
+                    </m:sup>
+                  </m:sSup>
+                  <m:r>
+                    <m:rPr>
+                      <m:sty m:val="p"/>
+                    </m:rPr>
+                    <m:t>+</m:t>
+                  </m:r>
+                  <m:sSup>
+                    <m:e>
+                      <m:r>
+                        <m:t>a</m:t>
+                      </m:r>
+                    </m:e>
+                    <m:sup>
+                      <m:r>
+                        <m:t>2</m:t>
+                      </m:r>
+                    </m:sup>
+                  </m:sSup>
+                </m:e>
+              </m:rad>
+              <m:r>
+                <m:rPr>
+                  <m:sty m:val="p"/>
+                </m:rPr>
+                <m:t>=</m:t>
+              </m:r>
+              <m:r>
+                <m:t>a</m:t>
+              </m:r>
+              <m:rad>
+                <m:radPr>
+                  <m:degHide m:val="on"/>
+                </m:radPr>
+                <m:deg/>
+                <m:e>
+                  <m:r>
+                    <m:t>3</m:t>
+                  </m:r>
+                </m:e>
+              </m:rad>
+            </m:oMath>
+            <w:r>
+              <w:rPr>
+                <w:rtl/>
+              </w:rPr>
+              <w:t xml:space="preserve">.</w:t>
+            </w:r>
+          </w:p>
+        </w:tc>
+        <w:tc>
+          <w:tcPr>
+            <w:shd w:val="clear" w:color="auto" w:fill="E4E7ED"/>
+          </w:tcPr>
+          <w:p>
+            <w:pPr>
+              <w:pStyle w:val="Compact"/>
+              <w:bidi/>
+              <w:jc w:val="left"/>
+            </w:pPr>
+            <w:r>
+              <w:rPr>
+                <w:rtl/>
+              </w:rPr>
+              <w:t xml:space="preserve"/>
+            </w:r>
+            <w:r>
+              <w:rPr>
+                <w:b/>
+                <w:bCs/>
+                <w:rtl/>
+              </w:rPr>
+              <w:t xml:space="preserve">التشخيص والاكتشاف</w:t>
+            </w:r>
+          </w:p>
+        </w:tc>
+      </w:tr>
+      <w:tr>
+        <w:tc>
+          <w:tcPr/>
+          <w:p>
+            <w:pPr>
+              <w:pStyle w:val="Compact"/>
+              <w:bidi/>
+              <w:jc w:val="left"/>
+            </w:pPr>
+            <w:r>
+              <w:rPr>
+                <w:rtl/>
+              </w:rPr>
+              <w:t xml:space="preserve">نرسم المثلث القائم في المكعب.</w:t>
+            </w:r>
+          </w:p>
+        </w:tc>
+        <w:tc>
+          <w:tcPr/>
+          <w:p>
+            <w:pPr>
+              <w:pStyle w:val="Compact"/>
+              <w:bidi/>
+              <w:jc w:val="left"/>
+            </w:pPr>
+            <w:r>
+              <w:rPr>
+                <w:rtl/>
+              </w:rPr>
+              <w:t xml:space="preserve">50 د</w:t>
+            </w:r>
+          </w:p>
+        </w:tc>
+        <w:tc>
+          <w:tcPr/>
+          <w:p>
+            <w:pPr>
+              <w:bidi/>
+              <w:jc w:val="left"/>
+            </w:pPr>
+            <w:r>
+              <w:rPr>
+                <w:b/>
+                <w:bCs/>
+                <w:rtl/>
+              </w:rPr>
+              <w:t xml:space="preserve">[التعامد]</w:t>
+            </w:r>
+            <w:r>
+              <w:rPr>
+                <w:rtl/>
+              </w:rPr>
+              <w:t xml:space="preserve"> يكون مستقيم عمودياً على مستوٍ إذا عامد مستقيمين متقاطعين منه ، وعندئذ يعامد كل مستقيمات هذا المستوي.</w:t>
+            </w:r>
+          </w:p>
+          <w:p>
+            <w:pPr>
+              <w:bidi/>
+              <w:jc w:val="left"/>
+            </w:pPr>
+            <w:r>
+              <w:rPr>
+                <w:b/>
+                <w:bCs/>
+                <w:rtl/>
+              </w:rPr>
+              <w:t xml:space="preserve">[التوازي]</w:t>
+            </w:r>
+          </w:p>
+          <w:p>
+            <w:pPr>
+              <w:bidi/>
+              <w:jc w:val="left"/>
+            </w:pPr>
+            <w:r>
+              <w:rPr>
+                <w:rtl/>
+              </w:rPr>
+              <w:t xml:space="preserve">✓ مستقيمان موازيان لمستقيم ثالث متوازيان.</w:t>
+            </w:r>
+          </w:p>
+          <w:p>
+            <w:pPr>
+              <w:bidi/>
+              <w:jc w:val="left"/>
+            </w:pPr>
+            <w:r>
+              <w:rPr>
+                <w:rtl/>
+              </w:rPr>
+              <w:t xml:space="preserve">✓ يتوازى مستويان إذا وازى مستقيمان متقاطعان من أحدهما المستوي الآخر.</w:t>
+            </w:r>
+          </w:p>
+        </w:tc>
+        <w:tc>
+          <w:tcPr>
+            <w:shd w:val="clear" w:color="auto" w:fill="E4E7ED"/>
+          </w:tcPr>
+          <w:p>
+            <w:pPr>
+              <w:pStyle w:val="Compact"/>
+              <w:bidi/>
+              <w:jc w:val="left"/>
+            </w:pPr>
+            <w:r>
+              <w:rPr>
+                <w:rtl/>
+              </w:rPr>
+              <w:t xml:space="preserve"/>
+            </w:r>
+            <w:r>
+              <w:rPr>
+                <w:b/>
+                <w:bCs/>
+                <w:rtl/>
+              </w:rPr>
+              <w:t xml:space="preserve">بناء المعارف</w:t>
+            </w:r>
+          </w:p>
+        </w:tc>
+      </w:tr>
+      <w:tr>
+        <w:tc>
+          <w:tcPr/>
+          <w:p>
+            <w:pPr>
+              <w:pStyle w:val="Compact"/>
+              <w:bidi/>
+              <w:jc w:val="center"/>
+            </w:pPr>
+          </w:p>
+        </w:tc>
+        <w:tc>
+          <w:tcPr/>
+          <w:p>
+            <w:pPr>
+              <w:pStyle w:val="Compact"/>
+              <w:bidi/>
+              <w:jc w:val="center"/>
+            </w:pPr>
+          </w:p>
+        </w:tc>
+        <w:tc>
+          <w:tcPr/>
+          <w:p>
+            <w:pPr>
+              <w:bidi/>
+              <w:jc w:val="left"/>
+            </w:pPr>
+            <w:r>
+              <w:rPr>
+                <w:b/>
+                <w:bCs/>
+                <w:rtl/>
+              </w:rPr>
+              <w:t xml:space="preserve">[مثال]</w:t>
+            </w:r>
+            <w:r>
+              <w:rPr>
+                <w:rtl/>
+              </w:rPr>
+              <w:t xml:space="preserve"> </w:t>
+            </w:r>
+            <m:oMath>
+              <m:d>
+                <m:dPr>
+                  <m:begChr m:val="("/>
+                  <m:endChr m:val=")"/>
+                  <m:sepChr m:val=""/>
+                  <m:grow/>
+                </m:dPr>
+                <m:e>
+                  <m:r>
+                    <m:t>C</m:t>
+                  </m:r>
+                  <m:r>
+                    <m:t>G</m:t>
+                  </m:r>
+                </m:e>
+              </m:d>
+              <m:r>
+                <m:rPr>
+                  <m:sty m:val="p"/>
+                </m:rPr>
+                <m:t>⊥</m:t>
+              </m:r>
+              <m:d>
+                <m:dPr>
+                  <m:begChr m:val="("/>
+                  <m:endChr m:val=")"/>
+                  <m:sepChr m:val=""/>
+                  <m:grow/>
+                </m:dPr>
+                <m:e>
+                  <m:r>
+                    <m:t>A</m:t>
+                  </m:r>
+                  <m:r>
+                    <m:t>B</m:t>
+                  </m:r>
+                  <m:r>
+                    <m:t>C</m:t>
+                  </m:r>
+                  <m:r>
+                    <m:t>D</m:t>
+                  </m:r>
+                </m:e>
+              </m:d>
+            </m:oMath>
+            <w:r>
+              <w:rPr>
+                <w:rtl/>
+              </w:rPr>
+              <w:t xml:space="preserve"> </w:t>
+            </w:r>
+            <w:r>
+              <w:rPr>
+                <w:rtl/>
+              </w:rPr>
+              <w:t xml:space="preserve">، إذن</w:t>
+            </w:r>
+            <w:r>
+              <w:rPr>
+                <w:rtl/>
+              </w:rPr>
+              <w:t xml:space="preserve"> </w:t>
+            </w:r>
+            <m:oMath>
+              <m:d>
+                <m:dPr>
+                  <m:begChr m:val="("/>
+                  <m:endChr m:val=")"/>
+                  <m:sepChr m:val=""/>
+                  <m:grow/>
+                </m:dPr>
+                <m:e>
+                  <m:r>
+                    <m:t>C</m:t>
+                  </m:r>
+                  <m:r>
+                    <m:t>G</m:t>
+                  </m:r>
+                </m:e>
+              </m:d>
+              <m:r>
+                <m:rPr>
+                  <m:sty m:val="p"/>
+                </m:rPr>
+                <m:t>⊥</m:t>
+              </m:r>
+              <m:d>
+                <m:dPr>
+                  <m:begChr m:val="("/>
+                  <m:endChr m:val=")"/>
+                  <m:sepChr m:val=""/>
+                  <m:grow/>
+                </m:dPr>
+                <m:e>
+                  <m:r>
+                    <m:t>A</m:t>
+                  </m:r>
+                  <m:r>
+                    <m:t>C</m:t>
+                  </m:r>
+                </m:e>
+              </m:d>
+            </m:oMath>
+            <w:r>
+              <w:rPr>
+                <w:rtl/>
+              </w:rPr>
+              <w:t xml:space="preserve">.</w:t>
+            </w:r>
+          </w:p>
+          <w:p>
+            <w:pPr>
+              <w:bidi/>
+              <w:jc w:val="center"/>
+            </w:pPr>
+            <w:r>
+              <w:rPr>
+                <w:rtl/>
+              </w:rPr>
+              <w:drawing>
+                <wp:inline>
+                  <wp:extent cx="1202436" cy="1152144"/>
+                  <wp:docPr id="2" name="Picture 2"/>
+                  <wp:cNvGraphicFramePr>
+                    <a:graphicFrameLocks noChangeAspect="1"/>
+                  </wp:cNvGraphicFramePr>
+                  <a:graphic>
+                    <a:graphicData uri="http://schemas.openxmlformats.org/drawingml/2006/picture">
+                      <pic:pic>
+                        <pic:nvPicPr>
+                          <pic:cNvPr id="0" name="9e237c49ed9b88f7.png"/>
+                          <pic:cNvPicPr/>
+                        </pic:nvPicPr>
+                        <pic:blipFill>
+                          <a:blip r:embed="rId9"/>
+                          <a:stretch>
+                            <a:fillRect/>
+                          </a:stretch>
+                        </pic:blipFill>
+                        <pic:spPr>
+                          <a:xfrm>
+                            <a:off x="0" y="0"/>
+                            <a:ext cx="1202436" cy="1152144"/>
+                          </a:xfrm>
+                          <a:prstGeom prst="rect"/>
+                        </pic:spPr>
+                      </pic:pic>
+                    </a:graphicData>
+                  </a:graphic>
+                </wp:inline>
+              </w:drawing>
+            </w:r>
+          </w:p>
+          <w:p>
+            <w:pPr>
+              <w:bidi/>
+              <w:jc w:val="left"/>
+            </w:pPr>
+            <w:r>
+              <w:rPr>
+                <w:b/>
+                <w:bCs/>
+                <w:rtl/>
+              </w:rPr>
+              <w:t xml:space="preserve">[حذار]</w:t>
+            </w:r>
+            <w:r>
+              <w:rPr>
+                <w:rtl/>
+              </w:rPr>
+              <w:t xml:space="preserve"> لا يكفي أن يعامد المستقيم مستقيماً واحداً من المستوي.</w:t>
+            </w:r>
+          </w:p>
+        </w:tc>
+        <w:tc>
+          <w:tcPr>
+            <w:shd w:val="clear" w:color="auto" w:fill="E4E7ED"/>
+          </w:tcPr>
+          <w:p>
+            <w:pPr>
+              <w:pStyle w:val="Compact"/>
+              <w:bidi/>
+              <w:jc w:val="left"/>
+            </w:pPr>
+            <w:r>
+              <w:rPr>
+                <w:rtl/>
+              </w:rPr>
+              <w:t xml:space="preserve"/>
+            </w:r>
+          </w:p>
+        </w:tc>
+      </w:tr>
+      <w:tr>
+        <w:tc>
+          <w:tcPr/>
+          <w:p>
+            <w:pPr>
+              <w:pStyle w:val="Compact"/>
+              <w:bidi/>
+              <w:jc w:val="left"/>
+            </w:pPr>
+            <w:r>
+              <w:rPr>
+                <w:rtl/>
+              </w:rPr>
+              <w:t xml:space="preserve">نهاية المحور: فرض أو تمارين حوصلة.</w:t>
+            </w:r>
+          </w:p>
+        </w:tc>
+        <w:tc>
+          <w:tcPr/>
+          <w:p>
+            <w:pPr>
+              <w:pStyle w:val="Compact"/>
+              <w:bidi/>
+              <w:jc w:val="left"/>
+            </w:pPr>
+            <w:r>
+              <w:rPr>
+                <w:rtl/>
+              </w:rPr>
+              <w:t xml:space="preserve">25 د</w:t>
+            </w:r>
+          </w:p>
+        </w:tc>
+        <w:tc>
+          <w:tcPr/>
+          <w:p>
+            <w:pPr>
+              <w:bidi/>
+              <w:jc w:val="left"/>
+            </w:pPr>
+            <w:r>
+              <w:rPr>
+                <w:b/>
+                <w:bCs/>
+                <w:rtl/>
+              </w:rPr>
+              <w:t xml:space="preserve">[تطبيق]</w:t>
+            </w:r>
+          </w:p>
+          <w:p>
+            <w:pPr>
+              <w:bidi/>
+              <w:jc w:val="left"/>
+            </w:pPr>
+            <w:r>
+              <w:rPr>
+                <w:rtl/>
+              </w:rPr>
+              <w:t xml:space="preserve">مكعب طول حرفه</w:t>
+            </w:r>
+            <w:r>
+              <w:rPr>
+                <w:rtl/>
+              </w:rPr>
+              <w:t xml:space="preserve"> </w:t>
+            </w:r>
+            <m:oMath>
+              <m:r>
+                <m:t>10</m:t>
+              </m:r>
+            </m:oMath>
+            <w:r>
+              <w:rPr>
+                <w:rtl/>
+              </w:rPr>
+              <w:t xml:space="preserve"> </w:t>
+            </w:r>
+            <w:r>
+              <w:rPr>
+                <w:rtl/>
+              </w:rPr>
+              <w:t xml:space="preserve">cm: احسب</w:t>
+            </w:r>
+            <w:r>
+              <w:rPr>
+                <w:rtl/>
+              </w:rPr>
+              <w:t xml:space="preserve"> </w:t>
+            </w:r>
+            <m:oMath>
+              <m:r>
+                <m:t>A</m:t>
+              </m:r>
+              <m:r>
+                <m:t>C</m:t>
+              </m:r>
+            </m:oMath>
+            <w:r>
+              <w:rPr>
+                <w:rtl/>
+              </w:rPr>
+              <w:t xml:space="preserve"> </w:t>
+            </w:r>
+            <w:r>
+              <w:rPr>
+                <w:rtl/>
+              </w:rPr>
+              <w:t xml:space="preserve">و</w:t>
+            </w:r>
+            <w:r>
+              <w:rPr>
+                <w:rtl/>
+              </w:rPr>
+              <w:t xml:space="preserve"> </w:t>
+            </w:r>
+            <m:oMath>
+              <m:r>
+                <m:t>A</m:t>
+              </m:r>
+              <m:r>
+                <m:t>G</m:t>
+              </m:r>
+            </m:oMath>
+            <w:r>
+              <w:rPr>
+                <w:rtl/>
+              </w:rPr>
+              <w:t xml:space="preserve"> </w:t>
+            </w:r>
+            <w:r>
+              <w:rPr>
+                <w:rtl/>
+              </w:rPr>
+              <w:t xml:space="preserve">، ثم حجم الهرم</w:t>
+            </w:r>
+            <w:r>
+              <w:rPr>
+                <w:rtl/>
+              </w:rPr>
+              <w:t xml:space="preserve"> </w:t>
+            </w:r>
+            <m:oMath>
+              <m:r>
+                <m:t>G</m:t>
+              </m:r>
+              <m:r>
+                <m:t>A</m:t>
+              </m:r>
+              <m:r>
+                <m:t>B</m:t>
+              </m:r>
+              <m:r>
+                <m:t>C</m:t>
+              </m:r>
+              <m:r>
+                <m:t>D</m:t>
+              </m:r>
+            </m:oMath>
+            <w:r>
+              <w:rPr>
+                <w:rtl/>
+              </w:rPr>
+              <w:t xml:space="preserve">.</w:t>
+            </w:r>
+          </w:p>
+          <w:p>
+            <w:pPr>
+              <w:bidi/>
+              <w:jc w:val="left"/>
+            </w:pPr>
+            <w:r>
+              <w:rPr>
+                <w:b/>
+                <w:bCs/>
+                <w:rtl/>
+              </w:rPr>
+              <w:t xml:space="preserve">الحل:</w:t>
+            </w:r>
+            <w:r>
+              <w:rPr>
+                <w:rtl/>
+              </w:rPr>
+              <w:t xml:space="preserve"> </w:t>
+            </w:r>
+            <m:oMath>
+              <m:r>
+                <m:t>A</m:t>
+              </m:r>
+              <m:r>
+                <m:t>C</m:t>
+              </m:r>
+              <m:r>
+                <m:rPr>
+                  <m:sty m:val="p"/>
+                </m:rPr>
+                <m:t>=</m:t>
+              </m:r>
+              <m:r>
+                <m:t>10</m:t>
+              </m:r>
+              <m:rad>
+                <m:radPr>
+                  <m:degHide m:val="on"/>
+                </m:radPr>
+                <m:deg/>
+                <m:e>
+                  <m:r>
+                    <m:t>2</m:t>
+                  </m:r>
+                </m:e>
+              </m:rad>
+            </m:oMath>
+            <w:r>
+              <w:rPr>
+                <w:rtl/>
+              </w:rPr>
+              <w:t xml:space="preserve"> </w:t>
+            </w:r>
+            <w:r>
+              <w:rPr>
+                <w:rtl/>
+              </w:rPr>
+              <w:t xml:space="preserve">؛</w:t>
+            </w:r>
+            <w:r>
+              <w:rPr>
+                <w:rtl/>
+              </w:rPr>
+              <w:t xml:space="preserve"> </w:t>
+            </w:r>
+            <m:oMath>
+              <m:r>
+                <m:t>A</m:t>
+              </m:r>
+              <m:r>
+                <m:t>G</m:t>
+              </m:r>
+              <m:r>
+                <m:rPr>
+                  <m:sty m:val="p"/>
+                </m:rPr>
+                <m:t>=</m:t>
+              </m:r>
+              <m:r>
+                <m:t>10</m:t>
+              </m:r>
+              <m:rad>
+                <m:radPr>
+                  <m:degHide m:val="on"/>
+                </m:radPr>
+                <m:deg/>
+                <m:e>
+                  <m:r>
+                    <m:t>3</m:t>
+                  </m:r>
+                </m:e>
+              </m:rad>
+            </m:oMath>
+            <w:r>
+              <w:rPr>
+                <w:rtl/>
+              </w:rPr>
+              <w:t xml:space="preserve"> </w:t>
+            </w:r>
+            <w:r>
+              <w:rPr>
+                <w:rtl/>
+              </w:rPr>
+              <w:t xml:space="preserve">؛</w:t>
+            </w:r>
+            <w:r>
+              <w:rPr>
+                <w:rtl/>
+              </w:rPr>
+              <w:t xml:space="preserve"> </w:t>
+            </w:r>
+            <m:oMath>
+              <m:r>
+                <m:t>V</m:t>
+              </m:r>
+              <m:r>
+                <m:rPr>
+                  <m:sty m:val="p"/>
+                </m:rPr>
+                <m:t>=</m:t>
+              </m:r>
+              <m:f>
+                <m:fPr>
+                  <m:type m:val="bar"/>
+                </m:fPr>
+                <m:num>
+                  <m:r>
+                    <m:t>1</m:t>
+                  </m:r>
+                </m:num>
+                <m:den>
+                  <m:r>
+                    <m:t>3</m:t>
+                  </m:r>
+                </m:den>
+              </m:f>
+              <m:r>
+                <m:rPr>
+                  <m:sty m:val="p"/>
+                </m:rPr>
+                <m:t>×</m:t>
+              </m:r>
+              <m:r>
+                <m:t>100</m:t>
+              </m:r>
+              <m:r>
+                <m:rPr>
+                  <m:sty m:val="p"/>
+                </m:rPr>
+                <m:t>×</m:t>
+              </m:r>
+              <m:r>
+                <m:t>10</m:t>
+              </m:r>
+              <m:r>
+                <m:rPr>
+                  <m:sty m:val="p"/>
+                </m:rPr>
+                <m:t>=</m:t>
+              </m:r>
+              <m:f>
+                <m:fPr>
+                  <m:type m:val="bar"/>
+                </m:fPr>
+                <m:num>
+                  <m:r>
+                    <m:t>1000</m:t>
+                  </m:r>
+                </m:num>
+                <m:den>
+                  <m:r>
+                    <m:t>3</m:t>
+                  </m:r>
+                </m:den>
+              </m:f>
+            </m:oMath>
+            <w:r>
+              <w:rPr>
+                <w:rtl/>
+              </w:rPr>
+              <w:t xml:space="preserve"> </w:t>
+            </w:r>
+            <w:r>
+              <w:rPr>
+                <w:rtl/>
+              </w:rPr>
+              <w:t xml:space="preserve">‎cm³.</w:t>
+            </w:r>
+          </w:p>
+          <w:p>
+            <w:pPr>
+              <w:bidi/>
+              <w:jc w:val="left"/>
+            </w:pPr>
+            <w:r>
+              <w:rPr>
+                <w:b/>
+                <w:bCs/>
+                <w:rtl/>
+              </w:rPr>
+              <w:t xml:space="preserve">واجب منزلي:</w:t>
+            </w:r>
+            <w:r>
+              <w:rPr>
+                <w:rtl/>
+              </w:rPr>
+              <w:t xml:space="preserve"> </w:t>
+            </w:r>
+            <w:r>
+              <w:rPr>
+                <w:rtl/>
+              </w:rPr>
+              <w:t xml:space="preserve">تمارين حوصلة المحور من الكتاب المدرسي.</w:t>
+            </w:r>
+          </w:p>
+          <w:p>
+            <w:pPr>
+              <w:bidi/>
+              <w:jc w:val="left"/>
+            </w:pPr>
+            <w:r>
+              <w:rPr>
+                <w:b/>
+                <w:bCs/>
+                <w:rtl/>
+              </w:rPr>
+              <w:t xml:space="preserve">ملاحظات حول سير الحصة:</w:t>
+            </w:r>
+            <w:r>
+              <w:rPr>
+                <w:rtl/>
+              </w:rPr>
+              <w:t xml:space="preserve"> </w:t>
+            </w:r>
+            <w:r>
+              <w:rPr>
+                <w:rtl/>
+              </w:rPr>
+              <w:t xml:space="preserve">..........</w:t>
+            </w:r>
+          </w:p>
+        </w:tc>
+        <w:tc>
+          <w:tcPr>
+            <w:shd w:val="clear" w:color="auto" w:fill="E4E7ED"/>
+          </w:tcPr>
+          <w:p>
+            <w:pPr>
+              <w:pStyle w:val="Compact"/>
+              <w:bidi/>
+              <w:jc w:val="left"/>
+            </w:pPr>
+            <w:r>
+              <w:rPr>
+                <w:rtl/>
+              </w:rPr>
+              <w:t xml:space="preserve"/>
+            </w:r>
+            <w:r>
+              <w:rPr>
+                <w:b/>
+                <w:bCs/>
+                <w:rtl/>
+              </w:rPr>
+              <w:t xml:space="preserve">التقويم</w:t>
+            </w:r>
+          </w:p>
+        </w:tc>
+      </w:tr>
+    </w:tbl>
     <w:sectPr>
-      <w:headerReference w:type="default" r:id="rId9"/>
-      <w:footerReference w:type="default" r:id="rId10"/>
+      <w:headerReference w:type="default" r:id="rId10"/>
+      <w:footerReference w:type="default" r:id="rId11"/>
       <w:pgSz w:h="16838" w:w="11906"/>
       <w:pgMar w:bottom="1134" w:left="964" w:right="964" w:top="1134" w:header="454" w:footer="454" w:gutter="0"/>
     </w:sectPr>
